--- a/tareas-semana/7-Commemorative-Speech.docx
+++ b/tareas-semana/7-Commemorative-Speech.docx
@@ -2,7 +2,7 @@
 <file path=word/document.xml><?xml version="1.0" encoding="utf-8"?>
 <w:document xmlns:w="http://schemas.openxmlformats.org/wordprocessingml/2006/main" xmlns:m="http://schemas.openxmlformats.org/officeDocument/2006/math" xmlns:r="http://schemas.openxmlformats.org/officeDocument/2006/relationships" xmlns:o="urn:schemas-microsoft-com:office:office" xmlns:v="urn:schemas-microsoft-com:vml" xmlns:w10="urn:schemas-microsoft-com:office:word" xmlns:a="http://schemas.openxmlformats.org/drawingml/2006/main" xmlns:pic="http://schemas.openxmlformats.org/drawingml/2006/picture" xmlns:wp="http://schemas.openxmlformats.org/drawingml/2006/wordprocessingDrawing">
   <w:body>
-    <w:bookmarkStart w:id="20" w:name="X970b3e2f74c43f91f8ebf0d81a9c54f353818d7"/>
+    <w:bookmarkStart w:id="22" w:name="commemorative-speech-my-father"/>
     <w:p>
       <w:pPr>
         <w:pStyle w:val="Heading1"/>
@@ -15,7 +15,23 @@
           <w:color w:val="000000"/>
           <w:sz w:val="24"/>
         </w:rPr>
-        <w:t xml:space="preserve">Commemorative Speech: My Father, My First Teacher</w:t>
+        <w:t xml:space="preserve">Commemorative Speech: My Father</w:t>
+      </w:r>
+    </w:p>
+    <w:bookmarkStart w:id="20" w:name="clean-version-to-practice-and-memorize"/>
+    <w:p>
+      <w:pPr>
+        <w:pStyle w:val="Heading2"/>
+        <w:spacing w:line="276" w:lineRule="auto" w:before="0" w:after="120"/>
+      </w:pPr>
+      <w:r>
+        <w:rPr>
+          <w:rFonts w:ascii="Times New Roman" w:hAnsi="Times New Roman" w:eastAsia="Times New Roman" w:cs="Times New Roman"/>
+          <w:b/>
+          <w:color w:val="000000"/>
+          <w:sz w:val="24"/>
+        </w:rPr>
+        <w:t xml:space="preserve">Clean version (to practice and memorize)</w:t>
       </w:r>
     </w:p>
     <w:p>
@@ -25,13 +41,11 @@
       </w:pPr>
       <w:r>
         <w:rPr>
-          <w:iCs/>
-          <w:rFonts w:ascii="Times New Roman" w:hAnsi="Times New Roman" w:eastAsia="Times New Roman" w:cs="Times New Roman"/>
-          <w:i/>
-          <w:color w:val="000000"/>
-          <w:sz w:val="24"/>
-        </w:rPr>
-        <w:t xml:space="preserve">Length: about 300 words, or 2.5 minutes with pauses at a calm pace. Change anything in [brackets] or that doesn’t match your real life.</w:t>
+          <w:rFonts w:ascii="Times New Roman" w:hAnsi="Times New Roman" w:eastAsia="Times New Roman" w:cs="Times New Roman"/>
+          <w:color w:val="000000"/>
+          <w:sz w:val="24"/>
+        </w:rPr>
+        <w:t xml:space="preserve">Good [morning/afternoon], everyone.</w:t>
       </w:r>
     </w:p>
     <w:p>
@@ -45,7 +59,7 @@
           <w:color w:val="000000"/>
           <w:sz w:val="24"/>
         </w:rPr>
-        <w:t xml:space="preserve">Good [morning/afternoon], everyone. Most people go to work in an office. My dad goes to work with a painted smile and a bag full of surprises. Today I want to honor the most important person in my life: my father, [his name]. He is a clown, a businessman, and my first teacher.</w:t>
+        <w:t xml:space="preserve">When I was a little girl, I used to ask my dad about his childhood. And every time he answered, I felt something heavy in my chest. Today, I want to honor that man: my father, [his name].</w:t>
       </w:r>
     </w:p>
     <w:p>
@@ -59,7 +73,7 @@
           <w:color w:val="000000"/>
           <w:sz w:val="24"/>
         </w:rPr>
-        <w:t xml:space="preserve">For years, my dad and I have worked side by side, entertaining guests at baby showers, weddings, and birthday parties. People see the jokes and the colors. What they don’t see is what happens before the show: arriving early, setting everything up, and making sure we are ready before the first guest walks in. My dad taught me that being on time is a way of showing respect.</w:t>
+        <w:t xml:space="preserve">My dad is a humble man. He doesn’t talk about himself much, and he never asks for credit. But behind his quiet smile, there is a story that most people will never know.</w:t>
       </w:r>
     </w:p>
     <w:p>
@@ -73,7 +87,7 @@
           <w:color w:val="000000"/>
           <w:sz w:val="24"/>
         </w:rPr>
-        <w:t xml:space="preserve">He also taught me how to read a room. Some crowds laugh at everything. Others just stare at you. When a show isn’t working, my dad doesn’t panic. He changes the joke, changes the music, changes the energy, until the room is laughing again. And when a prop breaks in the middle of a performance, he stays calm and turns the mistake into part of the act. I learned more about handling pressure by watching him than from any book.</w:t>
+        <w:t xml:space="preserve">My father lost his dad when he was very young. And his mother was not there for him. So while other children were playing, going to school, and being taken care of, my dad was working. He started working when he was just a child. Not because he wanted to, but because he had to.</w:t>
       </w:r>
     </w:p>
     <w:p>
@@ -87,7 +101,7 @@
           <w:color w:val="000000"/>
           <w:sz w:val="24"/>
         </w:rPr>
-        <w:t xml:space="preserve">But the biggest gift my dad gave me was his trust. He let me take charge of the money side of our business. I set our rates, I keep track of what we earn, and I pay our partners, and him too. That trust is the reason I am studying finance today.</w:t>
+        <w:t xml:space="preserve">Think about that for a second. A boy with no father to guide him and no mother to hold him, learning how to survive on his own.</w:t>
       </w:r>
     </w:p>
     <w:p>
@@ -101,47 +115,7 @@
           <w:color w:val="000000"/>
           <w:sz w:val="24"/>
         </w:rPr>
-        <w:t xml:space="preserve">[Optional, one real memory: One night, after a long event, he told me</w:t>
-      </w:r>
-      <w:r>
-        <w:rPr>
-          <w:rFonts w:ascii="Times New Roman" w:hAnsi="Times New Roman" w:eastAsia="Times New Roman" w:cs="Times New Roman"/>
-          <w:color w:val="000000"/>
-          <w:sz w:val="24"/>
-        </w:rPr>
-        <w:t xml:space="preserve"> </w:t>
-      </w:r>
-      <w:r>
-        <w:rPr>
-          <w:rFonts w:ascii="Times New Roman" w:hAnsi="Times New Roman" w:eastAsia="Times New Roman" w:cs="Times New Roman"/>
-          <w:color w:val="000000"/>
-          <w:sz w:val="24"/>
-        </w:rPr>
-        <w:t xml:space="preserve">“</w:t>
-      </w:r>
-      <w:r>
-        <w:rPr>
-          <w:rFonts w:ascii="Times New Roman" w:hAnsi="Times New Roman" w:eastAsia="Times New Roman" w:cs="Times New Roman"/>
-          <w:color w:val="000000"/>
-          <w:sz w:val="24"/>
-        </w:rPr>
-        <w:t xml:space="preserve">______.</w:t>
-      </w:r>
-      <w:r>
-        <w:rPr>
-          <w:rFonts w:ascii="Times New Roman" w:hAnsi="Times New Roman" w:eastAsia="Times New Roman" w:cs="Times New Roman"/>
-          <w:color w:val="000000"/>
-          <w:sz w:val="24"/>
-        </w:rPr>
-        <w:t xml:space="preserve">”</w:t>
-      </w:r>
-      <w:r>
-        <w:rPr>
-          <w:rFonts w:ascii="Times New Roman" w:hAnsi="Times New Roman" w:eastAsia="Times New Roman" w:cs="Times New Roman"/>
-          <w:color w:val="000000"/>
-          <w:sz w:val="24"/>
-        </w:rPr>
-        <w:t xml:space="preserve">]</w:t>
+        <w:t xml:space="preserve">When I was little and he told me these stories, I didn’t fully understand them. I just knew they made me sad. I remember wishing I could go back in time and give that little boy a hug.</w:t>
       </w:r>
     </w:p>
     <w:p>
@@ -155,7 +129,49 @@
           <w:color w:val="000000"/>
           <w:sz w:val="24"/>
         </w:rPr>
-        <w:t xml:space="preserve">So, to my dad: thank you for every early morning, every broken prop, and every lesson hidden behind a painted smile. You taught me that making people happy is serious work. You are my hero, and the best partner I could ever ask for. Thank you.</w:t>
+        <w:t xml:space="preserve">But here is what amazes me. Life gave my father every reason to be bitter. Instead, he chose to be kind. Nobody ever showed him how to be a parent, and yet he became the father I always needed. He showed up. He worked hard. And he made sure we never had to feel what he felt.</w:t>
+      </w:r>
+    </w:p>
+    <w:p>
+      <w:pPr>
+        <w:pStyle w:val="BodyText"/>
+        <w:spacing w:line="276" w:lineRule="auto" w:before="0" w:after="120"/>
+      </w:pPr>
+      <w:r>
+        <w:rPr>
+          <w:rFonts w:ascii="Times New Roman" w:hAnsi="Times New Roman" w:eastAsia="Times New Roman" w:cs="Times New Roman"/>
+          <w:color w:val="000000"/>
+          <w:sz w:val="24"/>
+        </w:rPr>
+        <w:t xml:space="preserve">Everything I am today, I learned from watching him. He taught me that hard work is not something to complain about. It is a way of taking care of the people you love. He taught me to respect every dollar, because he knows how hard each one is to earn. And he taught me that where you start does not decide where you finish.</w:t>
+      </w:r>
+    </w:p>
+    <w:p>
+      <w:pPr>
+        <w:pStyle w:val="BodyText"/>
+        <w:spacing w:line="276" w:lineRule="auto" w:before="0" w:after="120"/>
+      </w:pPr>
+      <w:r>
+        <w:rPr>
+          <w:rFonts w:ascii="Times New Roman" w:hAnsi="Times New Roman" w:eastAsia="Times New Roman" w:cs="Times New Roman"/>
+          <w:color w:val="000000"/>
+          <w:sz w:val="24"/>
+        </w:rPr>
+        <w:t xml:space="preserve">So, Dad, thank you. Thank you for breaking the cycle. Thank you for giving me the childhood you never had. You may be a humble man, but to me, you are the strongest person I know.</w:t>
+      </w:r>
+    </w:p>
+    <w:p>
+      <w:pPr>
+        <w:pStyle w:val="BodyText"/>
+        <w:spacing w:line="276" w:lineRule="auto" w:before="0" w:after="120"/>
+      </w:pPr>
+      <w:r>
+        <w:rPr>
+          <w:rFonts w:ascii="Times New Roman" w:hAnsi="Times New Roman" w:eastAsia="Times New Roman" w:cs="Times New Roman"/>
+          <w:color w:val="000000"/>
+          <w:sz w:val="24"/>
+        </w:rPr>
+        <w:t xml:space="preserve">Thank you.</w:t>
       </w:r>
     </w:p>
     <w:p>
@@ -174,7 +190,3332 @@
       </w:r>
     </w:p>
     <w:bookmarkEnd w:id="20"/>
-    <w:bookmarkStart w:id="24" w:name="delivery-guide-in-spanish-for-you"/>
+    <w:bookmarkStart w:id="21" w:name="X737a78c42fe5e93655b1ff0f11a01bb906a5f1f"/>
+    <w:p>
+      <w:pPr>
+        <w:pStyle w:val="Heading2"/>
+        <w:spacing w:line="276" w:lineRule="auto" w:before="0" w:after="120"/>
+      </w:pPr>
+      <w:r>
+        <w:rPr>
+          <w:rFonts w:ascii="Times New Roman" w:hAnsi="Times New Roman" w:eastAsia="Times New Roman" w:cs="Times New Roman"/>
+          <w:b/>
+          <w:color w:val="000000"/>
+          <w:sz w:val="24"/>
+        </w:rPr>
+        <w:t xml:space="preserve">Marked version (with pauses and expressions)</w:t>
+      </w:r>
+    </w:p>
+    <w:p>
+      <w:pPr>
+        <w:pStyle w:val="FirstParagraph"/>
+        <w:spacing w:line="276" w:lineRule="auto" w:before="0" w:after="120"/>
+      </w:pPr>
+      <w:r>
+        <w:rPr>
+          <w:bCs/>
+          <w:rFonts w:ascii="Times New Roman" w:hAnsi="Times New Roman" w:eastAsia="Times New Roman" w:cs="Times New Roman"/>
+          <w:b/>
+          <w:color w:val="000000"/>
+          <w:sz w:val="24"/>
+        </w:rPr>
+        <w:t xml:space="preserve">Legend:</w:t>
+      </w:r>
+      <w:r>
+        <w:rPr>
+          <w:rFonts w:ascii="Times New Roman" w:hAnsi="Times New Roman" w:eastAsia="Times New Roman" w:cs="Times New Roman"/>
+          <w:color w:val="000000"/>
+          <w:sz w:val="24"/>
+        </w:rPr>
+        <w:t xml:space="preserve"> </w:t>
+      </w:r>
+      <w:r>
+        <w:rPr>
+          <w:bCs/>
+          <w:rFonts w:ascii="Times New Roman" w:hAnsi="Times New Roman" w:eastAsia="Times New Roman" w:cs="Times New Roman"/>
+          <w:b/>
+          <w:color w:val="000000"/>
+          <w:sz w:val="24"/>
+        </w:rPr>
+        <w:t xml:space="preserve">/</w:t>
+      </w:r>
+      <w:r>
+        <w:rPr>
+          <w:rFonts w:ascii="Times New Roman" w:hAnsi="Times New Roman" w:eastAsia="Times New Roman" w:cs="Times New Roman"/>
+          <w:color w:val="000000"/>
+          <w:sz w:val="24"/>
+        </w:rPr>
+        <w:t xml:space="preserve"> </w:t>
+      </w:r>
+      <w:r>
+        <w:rPr>
+          <w:rFonts w:ascii="Times New Roman" w:hAnsi="Times New Roman" w:eastAsia="Times New Roman" w:cs="Times New Roman"/>
+          <w:color w:val="000000"/>
+          <w:sz w:val="24"/>
+        </w:rPr>
+        <w:t xml:space="preserve">= short pause (1 sec) |</w:t>
+      </w:r>
+      <w:r>
+        <w:rPr>
+          <w:rFonts w:ascii="Times New Roman" w:hAnsi="Times New Roman" w:eastAsia="Times New Roman" w:cs="Times New Roman"/>
+          <w:color w:val="000000"/>
+          <w:sz w:val="24"/>
+        </w:rPr>
+        <w:t xml:space="preserve"> </w:t>
+      </w:r>
+      <w:r>
+        <w:rPr>
+          <w:bCs/>
+          <w:rFonts w:ascii="Times New Roman" w:hAnsi="Times New Roman" w:eastAsia="Times New Roman" w:cs="Times New Roman"/>
+          <w:b/>
+          <w:color w:val="000000"/>
+          <w:sz w:val="24"/>
+        </w:rPr>
+        <w:t xml:space="preserve">//</w:t>
+      </w:r>
+      <w:r>
+        <w:rPr>
+          <w:rFonts w:ascii="Times New Roman" w:hAnsi="Times New Roman" w:eastAsia="Times New Roman" w:cs="Times New Roman"/>
+          <w:color w:val="000000"/>
+          <w:sz w:val="24"/>
+        </w:rPr>
+        <w:t xml:space="preserve"> </w:t>
+      </w:r>
+      <w:r>
+        <w:rPr>
+          <w:rFonts w:ascii="Times New Roman" w:hAnsi="Times New Roman" w:eastAsia="Times New Roman" w:cs="Times New Roman"/>
+          <w:color w:val="000000"/>
+          <w:sz w:val="24"/>
+        </w:rPr>
+        <w:t xml:space="preserve">= long pause (2 sec) |</w:t>
+      </w:r>
+      <w:r>
+        <w:rPr>
+          <w:rFonts w:ascii="Times New Roman" w:hAnsi="Times New Roman" w:eastAsia="Times New Roman" w:cs="Times New Roman"/>
+          <w:color w:val="000000"/>
+          <w:sz w:val="24"/>
+        </w:rPr>
+        <w:t xml:space="preserve"> </w:t>
+      </w:r>
+      <w:r>
+        <w:rPr>
+          <w:bCs/>
+          <w:rFonts w:ascii="Times New Roman" w:hAnsi="Times New Roman" w:eastAsia="Times New Roman" w:cs="Times New Roman"/>
+          <w:b/>
+          <w:color w:val="000000"/>
+          <w:sz w:val="24"/>
+        </w:rPr>
+        <w:t xml:space="preserve">WORD</w:t>
+      </w:r>
+      <w:r>
+        <w:rPr>
+          <w:rFonts w:ascii="Times New Roman" w:hAnsi="Times New Roman" w:eastAsia="Times New Roman" w:cs="Times New Roman"/>
+          <w:color w:val="000000"/>
+          <w:sz w:val="24"/>
+        </w:rPr>
+        <w:t xml:space="preserve"> </w:t>
+      </w:r>
+      <w:r>
+        <w:rPr>
+          <w:rFonts w:ascii="Times New Roman" w:hAnsi="Times New Roman" w:eastAsia="Times New Roman" w:cs="Times New Roman"/>
+          <w:color w:val="000000"/>
+          <w:sz w:val="24"/>
+        </w:rPr>
+        <w:t xml:space="preserve">= stress this word |</w:t>
+      </w:r>
+      <w:r>
+        <w:rPr>
+          <w:rFonts w:ascii="Times New Roman" w:hAnsi="Times New Roman" w:eastAsia="Times New Roman" w:cs="Times New Roman"/>
+          <w:color w:val="000000"/>
+          <w:sz w:val="24"/>
+        </w:rPr>
+        <w:t xml:space="preserve"> </w:t>
+      </w:r>
+      <w:r>
+        <w:rPr>
+          <w:iCs/>
+          <w:rFonts w:ascii="Times New Roman" w:hAnsi="Times New Roman" w:eastAsia="Times New Roman" w:cs="Times New Roman"/>
+          <w:i/>
+          <w:color w:val="000000"/>
+          <w:sz w:val="24"/>
+        </w:rPr>
+        <w:t xml:space="preserve">(cue)</w:t>
+      </w:r>
+      <w:r>
+        <w:rPr>
+          <w:rFonts w:ascii="Times New Roman" w:hAnsi="Times New Roman" w:eastAsia="Times New Roman" w:cs="Times New Roman"/>
+          <w:color w:val="000000"/>
+          <w:sz w:val="24"/>
+        </w:rPr>
+        <w:t xml:space="preserve"> </w:t>
+      </w:r>
+      <w:r>
+        <w:rPr>
+          <w:rFonts w:ascii="Times New Roman" w:hAnsi="Times New Roman" w:eastAsia="Times New Roman" w:cs="Times New Roman"/>
+          <w:color w:val="000000"/>
+          <w:sz w:val="24"/>
+        </w:rPr>
+        <w:t xml:space="preserve">= expression or gesture</w:t>
+      </w:r>
+    </w:p>
+    <w:p>
+      <w:pPr>
+        <w:pStyle w:val="BodyText"/>
+        <w:spacing w:line="276" w:lineRule="auto" w:before="0" w:after="120"/>
+      </w:pPr>
+      <w:r>
+        <w:rPr>
+          <w:iCs/>
+          <w:rFonts w:ascii="Times New Roman" w:hAnsi="Times New Roman" w:eastAsia="Times New Roman" w:cs="Times New Roman"/>
+          <w:i/>
+          <w:color w:val="000000"/>
+          <w:sz w:val="24"/>
+        </w:rPr>
+        <w:t xml:space="preserve">(Smile, look into the camera)</w:t>
+      </w:r>
+      <w:r>
+        <w:rPr>
+          <w:rFonts w:ascii="Times New Roman" w:hAnsi="Times New Roman" w:eastAsia="Times New Roman" w:cs="Times New Roman"/>
+          <w:color w:val="000000"/>
+          <w:sz w:val="24"/>
+        </w:rPr>
+        <w:t xml:space="preserve"> </w:t>
+      </w:r>
+      <w:r>
+        <w:rPr>
+          <w:rFonts w:ascii="Times New Roman" w:hAnsi="Times New Roman" w:eastAsia="Times New Roman" w:cs="Times New Roman"/>
+          <w:color w:val="000000"/>
+          <w:sz w:val="24"/>
+        </w:rPr>
+        <w:t xml:space="preserve">Good [morning/afternoon], everyone.</w:t>
+      </w:r>
+      <w:r>
+        <w:rPr>
+          <w:rFonts w:ascii="Times New Roman" w:hAnsi="Times New Roman" w:eastAsia="Times New Roman" w:cs="Times New Roman"/>
+          <w:color w:val="000000"/>
+          <w:sz w:val="24"/>
+        </w:rPr>
+        <w:t xml:space="preserve"> </w:t>
+      </w:r>
+      <w:r>
+        <w:rPr>
+          <w:bCs/>
+          <w:rFonts w:ascii="Times New Roman" w:hAnsi="Times New Roman" w:eastAsia="Times New Roman" w:cs="Times New Roman"/>
+          <w:b/>
+          <w:color w:val="000000"/>
+          <w:sz w:val="24"/>
+        </w:rPr>
+        <w:t xml:space="preserve">/</w:t>
+      </w:r>
+    </w:p>
+    <w:p>
+      <w:pPr>
+        <w:pStyle w:val="BodyText"/>
+        <w:spacing w:line="276" w:lineRule="auto" w:before="0" w:after="120"/>
+      </w:pPr>
+      <w:r>
+        <w:rPr>
+          <w:iCs/>
+          <w:rFonts w:ascii="Times New Roman" w:hAnsi="Times New Roman" w:eastAsia="Times New Roman" w:cs="Times New Roman"/>
+          <w:i/>
+          <w:color w:val="000000"/>
+          <w:sz w:val="24"/>
+        </w:rPr>
+        <w:t xml:space="preserve">(Calm, a little nostalgic)</w:t>
+      </w:r>
+      <w:r>
+        <w:rPr>
+          <w:rFonts w:ascii="Times New Roman" w:hAnsi="Times New Roman" w:eastAsia="Times New Roman" w:cs="Times New Roman"/>
+          <w:color w:val="000000"/>
+          <w:sz w:val="24"/>
+        </w:rPr>
+        <w:t xml:space="preserve"> </w:t>
+      </w:r>
+      <w:r>
+        <w:rPr>
+          <w:rFonts w:ascii="Times New Roman" w:hAnsi="Times New Roman" w:eastAsia="Times New Roman" w:cs="Times New Roman"/>
+          <w:color w:val="000000"/>
+          <w:sz w:val="24"/>
+        </w:rPr>
+        <w:t xml:space="preserve">When I was a</w:t>
+      </w:r>
+      <w:r>
+        <w:rPr>
+          <w:rFonts w:ascii="Times New Roman" w:hAnsi="Times New Roman" w:eastAsia="Times New Roman" w:cs="Times New Roman"/>
+          <w:color w:val="000000"/>
+          <w:sz w:val="24"/>
+        </w:rPr>
+        <w:t xml:space="preserve"> </w:t>
+      </w:r>
+      <w:r>
+        <w:rPr>
+          <w:bCs/>
+          <w:rFonts w:ascii="Times New Roman" w:hAnsi="Times New Roman" w:eastAsia="Times New Roman" w:cs="Times New Roman"/>
+          <w:b/>
+          <w:color w:val="000000"/>
+          <w:sz w:val="24"/>
+        </w:rPr>
+        <w:t xml:space="preserve">little</w:t>
+      </w:r>
+      <w:r>
+        <w:rPr>
+          <w:rFonts w:ascii="Times New Roman" w:hAnsi="Times New Roman" w:eastAsia="Times New Roman" w:cs="Times New Roman"/>
+          <w:color w:val="000000"/>
+          <w:sz w:val="24"/>
+        </w:rPr>
+        <w:t xml:space="preserve"> </w:t>
+      </w:r>
+      <w:r>
+        <w:rPr>
+          <w:rFonts w:ascii="Times New Roman" w:hAnsi="Times New Roman" w:eastAsia="Times New Roman" w:cs="Times New Roman"/>
+          <w:color w:val="000000"/>
+          <w:sz w:val="24"/>
+        </w:rPr>
+        <w:t xml:space="preserve">girl, I used to ask my dad about his childhood.</w:t>
+      </w:r>
+      <w:r>
+        <w:rPr>
+          <w:rFonts w:ascii="Times New Roman" w:hAnsi="Times New Roman" w:eastAsia="Times New Roman" w:cs="Times New Roman"/>
+          <w:color w:val="000000"/>
+          <w:sz w:val="24"/>
+        </w:rPr>
+        <w:t xml:space="preserve"> </w:t>
+      </w:r>
+      <w:r>
+        <w:rPr>
+          <w:bCs/>
+          <w:rFonts w:ascii="Times New Roman" w:hAnsi="Times New Roman" w:eastAsia="Times New Roman" w:cs="Times New Roman"/>
+          <w:b/>
+          <w:color w:val="000000"/>
+          <w:sz w:val="24"/>
+        </w:rPr>
+        <w:t xml:space="preserve">/</w:t>
+      </w:r>
+      <w:r>
+        <w:rPr>
+          <w:rFonts w:ascii="Times New Roman" w:hAnsi="Times New Roman" w:eastAsia="Times New Roman" w:cs="Times New Roman"/>
+          <w:color w:val="000000"/>
+          <w:sz w:val="24"/>
+        </w:rPr>
+        <w:t xml:space="preserve"> </w:t>
+      </w:r>
+      <w:r>
+        <w:rPr>
+          <w:rFonts w:ascii="Times New Roman" w:hAnsi="Times New Roman" w:eastAsia="Times New Roman" w:cs="Times New Roman"/>
+          <w:color w:val="000000"/>
+          <w:sz w:val="24"/>
+        </w:rPr>
+        <w:t xml:space="preserve">And every time he answered,</w:t>
+      </w:r>
+      <w:r>
+        <w:rPr>
+          <w:rFonts w:ascii="Times New Roman" w:hAnsi="Times New Roman" w:eastAsia="Times New Roman" w:cs="Times New Roman"/>
+          <w:color w:val="000000"/>
+          <w:sz w:val="24"/>
+        </w:rPr>
+        <w:t xml:space="preserve"> </w:t>
+      </w:r>
+      <w:r>
+        <w:rPr>
+          <w:bCs/>
+          <w:rFonts w:ascii="Times New Roman" w:hAnsi="Times New Roman" w:eastAsia="Times New Roman" w:cs="Times New Roman"/>
+          <w:b/>
+          <w:color w:val="000000"/>
+          <w:sz w:val="24"/>
+        </w:rPr>
+        <w:t xml:space="preserve">/</w:t>
+      </w:r>
+      <w:r>
+        <w:rPr>
+          <w:rFonts w:ascii="Times New Roman" w:hAnsi="Times New Roman" w:eastAsia="Times New Roman" w:cs="Times New Roman"/>
+          <w:color w:val="000000"/>
+          <w:sz w:val="24"/>
+        </w:rPr>
+        <w:t xml:space="preserve"> </w:t>
+      </w:r>
+      <w:r>
+        <w:rPr>
+          <w:rFonts w:ascii="Times New Roman" w:hAnsi="Times New Roman" w:eastAsia="Times New Roman" w:cs="Times New Roman"/>
+          <w:color w:val="000000"/>
+          <w:sz w:val="24"/>
+        </w:rPr>
+        <w:t xml:space="preserve">I felt something</w:t>
+      </w:r>
+      <w:r>
+        <w:rPr>
+          <w:rFonts w:ascii="Times New Roman" w:hAnsi="Times New Roman" w:eastAsia="Times New Roman" w:cs="Times New Roman"/>
+          <w:color w:val="000000"/>
+          <w:sz w:val="24"/>
+        </w:rPr>
+        <w:t xml:space="preserve"> </w:t>
+      </w:r>
+      <w:r>
+        <w:rPr>
+          <w:bCs/>
+          <w:rFonts w:ascii="Times New Roman" w:hAnsi="Times New Roman" w:eastAsia="Times New Roman" w:cs="Times New Roman"/>
+          <w:b/>
+          <w:color w:val="000000"/>
+          <w:sz w:val="24"/>
+        </w:rPr>
+        <w:t xml:space="preserve">heavy</w:t>
+      </w:r>
+      <w:r>
+        <w:rPr>
+          <w:rFonts w:ascii="Times New Roman" w:hAnsi="Times New Roman" w:eastAsia="Times New Roman" w:cs="Times New Roman"/>
+          <w:color w:val="000000"/>
+          <w:sz w:val="24"/>
+        </w:rPr>
+        <w:t xml:space="preserve"> </w:t>
+      </w:r>
+      <w:r>
+        <w:rPr>
+          <w:rFonts w:ascii="Times New Roman" w:hAnsi="Times New Roman" w:eastAsia="Times New Roman" w:cs="Times New Roman"/>
+          <w:color w:val="000000"/>
+          <w:sz w:val="24"/>
+        </w:rPr>
+        <w:t xml:space="preserve">in my chest.</w:t>
+      </w:r>
+      <w:r>
+        <w:rPr>
+          <w:rFonts w:ascii="Times New Roman" w:hAnsi="Times New Roman" w:eastAsia="Times New Roman" w:cs="Times New Roman"/>
+          <w:color w:val="000000"/>
+          <w:sz w:val="24"/>
+        </w:rPr>
+        <w:t xml:space="preserve"> </w:t>
+      </w:r>
+      <w:r>
+        <w:rPr>
+          <w:iCs/>
+          <w:rFonts w:ascii="Times New Roman" w:hAnsi="Times New Roman" w:eastAsia="Times New Roman" w:cs="Times New Roman"/>
+          <w:i/>
+          <w:color w:val="000000"/>
+          <w:sz w:val="24"/>
+        </w:rPr>
+        <w:t xml:space="preserve">(Hand on your chest)</w:t>
+      </w:r>
+      <w:r>
+        <w:rPr>
+          <w:rFonts w:ascii="Times New Roman" w:hAnsi="Times New Roman" w:eastAsia="Times New Roman" w:cs="Times New Roman"/>
+          <w:color w:val="000000"/>
+          <w:sz w:val="24"/>
+        </w:rPr>
+        <w:t xml:space="preserve"> </w:t>
+      </w:r>
+      <w:r>
+        <w:rPr>
+          <w:bCs/>
+          <w:rFonts w:ascii="Times New Roman" w:hAnsi="Times New Roman" w:eastAsia="Times New Roman" w:cs="Times New Roman"/>
+          <w:b/>
+          <w:color w:val="000000"/>
+          <w:sz w:val="24"/>
+        </w:rPr>
+        <w:t xml:space="preserve">//</w:t>
+      </w:r>
+    </w:p>
+    <w:p>
+      <w:pPr>
+        <w:pStyle w:val="BodyText"/>
+        <w:spacing w:line="276" w:lineRule="auto" w:before="0" w:after="120"/>
+      </w:pPr>
+      <w:r>
+        <w:rPr>
+          <w:rFonts w:ascii="Times New Roman" w:hAnsi="Times New Roman" w:eastAsia="Times New Roman" w:cs="Times New Roman"/>
+          <w:color w:val="000000"/>
+          <w:sz w:val="24"/>
+        </w:rPr>
+        <w:t xml:space="preserve">Today, I want to honor that man:</w:t>
+      </w:r>
+      <w:r>
+        <w:rPr>
+          <w:rFonts w:ascii="Times New Roman" w:hAnsi="Times New Roman" w:eastAsia="Times New Roman" w:cs="Times New Roman"/>
+          <w:color w:val="000000"/>
+          <w:sz w:val="24"/>
+        </w:rPr>
+        <w:t xml:space="preserve"> </w:t>
+      </w:r>
+      <w:r>
+        <w:rPr>
+          <w:bCs/>
+          <w:rFonts w:ascii="Times New Roman" w:hAnsi="Times New Roman" w:eastAsia="Times New Roman" w:cs="Times New Roman"/>
+          <w:b/>
+          <w:color w:val="000000"/>
+          <w:sz w:val="24"/>
+        </w:rPr>
+        <w:t xml:space="preserve">/</w:t>
+      </w:r>
+      <w:r>
+        <w:rPr>
+          <w:rFonts w:ascii="Times New Roman" w:hAnsi="Times New Roman" w:eastAsia="Times New Roman" w:cs="Times New Roman"/>
+          <w:color w:val="000000"/>
+          <w:sz w:val="24"/>
+        </w:rPr>
+        <w:t xml:space="preserve"> </w:t>
+      </w:r>
+      <w:r>
+        <w:rPr>
+          <w:rFonts w:ascii="Times New Roman" w:hAnsi="Times New Roman" w:eastAsia="Times New Roman" w:cs="Times New Roman"/>
+          <w:color w:val="000000"/>
+          <w:sz w:val="24"/>
+        </w:rPr>
+        <w:t xml:space="preserve">my father, [his name].</w:t>
+      </w:r>
+      <w:r>
+        <w:rPr>
+          <w:rFonts w:ascii="Times New Roman" w:hAnsi="Times New Roman" w:eastAsia="Times New Roman" w:cs="Times New Roman"/>
+          <w:color w:val="000000"/>
+          <w:sz w:val="24"/>
+        </w:rPr>
+        <w:t xml:space="preserve"> </w:t>
+      </w:r>
+      <w:r>
+        <w:rPr>
+          <w:bCs/>
+          <w:rFonts w:ascii="Times New Roman" w:hAnsi="Times New Roman" w:eastAsia="Times New Roman" w:cs="Times New Roman"/>
+          <w:b/>
+          <w:color w:val="000000"/>
+          <w:sz w:val="24"/>
+        </w:rPr>
+        <w:t xml:space="preserve">//</w:t>
+      </w:r>
+    </w:p>
+    <w:p>
+      <w:pPr>
+        <w:pStyle w:val="BodyText"/>
+        <w:spacing w:line="276" w:lineRule="auto" w:before="0" w:after="120"/>
+      </w:pPr>
+      <w:r>
+        <w:rPr>
+          <w:iCs/>
+          <w:rFonts w:ascii="Times New Roman" w:hAnsi="Times New Roman" w:eastAsia="Times New Roman" w:cs="Times New Roman"/>
+          <w:i/>
+          <w:color w:val="000000"/>
+          <w:sz w:val="24"/>
+        </w:rPr>
+        <w:t xml:space="preserve">(Warm tone)</w:t>
+      </w:r>
+      <w:r>
+        <w:rPr>
+          <w:rFonts w:ascii="Times New Roman" w:hAnsi="Times New Roman" w:eastAsia="Times New Roman" w:cs="Times New Roman"/>
+          <w:color w:val="000000"/>
+          <w:sz w:val="24"/>
+        </w:rPr>
+        <w:t xml:space="preserve"> </w:t>
+      </w:r>
+      <w:r>
+        <w:rPr>
+          <w:rFonts w:ascii="Times New Roman" w:hAnsi="Times New Roman" w:eastAsia="Times New Roman" w:cs="Times New Roman"/>
+          <w:color w:val="000000"/>
+          <w:sz w:val="24"/>
+        </w:rPr>
+        <w:t xml:space="preserve">My dad is a</w:t>
+      </w:r>
+      <w:r>
+        <w:rPr>
+          <w:rFonts w:ascii="Times New Roman" w:hAnsi="Times New Roman" w:eastAsia="Times New Roman" w:cs="Times New Roman"/>
+          <w:color w:val="000000"/>
+          <w:sz w:val="24"/>
+        </w:rPr>
+        <w:t xml:space="preserve"> </w:t>
+      </w:r>
+      <w:r>
+        <w:rPr>
+          <w:bCs/>
+          <w:rFonts w:ascii="Times New Roman" w:hAnsi="Times New Roman" w:eastAsia="Times New Roman" w:cs="Times New Roman"/>
+          <w:b/>
+          <w:color w:val="000000"/>
+          <w:sz w:val="24"/>
+        </w:rPr>
+        <w:t xml:space="preserve">humble</w:t>
+      </w:r>
+      <w:r>
+        <w:rPr>
+          <w:rFonts w:ascii="Times New Roman" w:hAnsi="Times New Roman" w:eastAsia="Times New Roman" w:cs="Times New Roman"/>
+          <w:color w:val="000000"/>
+          <w:sz w:val="24"/>
+        </w:rPr>
+        <w:t xml:space="preserve"> </w:t>
+      </w:r>
+      <w:r>
+        <w:rPr>
+          <w:rFonts w:ascii="Times New Roman" w:hAnsi="Times New Roman" w:eastAsia="Times New Roman" w:cs="Times New Roman"/>
+          <w:color w:val="000000"/>
+          <w:sz w:val="24"/>
+        </w:rPr>
+        <w:t xml:space="preserve">man. He doesn’t talk about himself much,</w:t>
+      </w:r>
+      <w:r>
+        <w:rPr>
+          <w:rFonts w:ascii="Times New Roman" w:hAnsi="Times New Roman" w:eastAsia="Times New Roman" w:cs="Times New Roman"/>
+          <w:color w:val="000000"/>
+          <w:sz w:val="24"/>
+        </w:rPr>
+        <w:t xml:space="preserve"> </w:t>
+      </w:r>
+      <w:r>
+        <w:rPr>
+          <w:bCs/>
+          <w:rFonts w:ascii="Times New Roman" w:hAnsi="Times New Roman" w:eastAsia="Times New Roman" w:cs="Times New Roman"/>
+          <w:b/>
+          <w:color w:val="000000"/>
+          <w:sz w:val="24"/>
+        </w:rPr>
+        <w:t xml:space="preserve">/</w:t>
+      </w:r>
+      <w:r>
+        <w:rPr>
+          <w:rFonts w:ascii="Times New Roman" w:hAnsi="Times New Roman" w:eastAsia="Times New Roman" w:cs="Times New Roman"/>
+          <w:color w:val="000000"/>
+          <w:sz w:val="24"/>
+        </w:rPr>
+        <w:t xml:space="preserve"> </w:t>
+      </w:r>
+      <w:r>
+        <w:rPr>
+          <w:rFonts w:ascii="Times New Roman" w:hAnsi="Times New Roman" w:eastAsia="Times New Roman" w:cs="Times New Roman"/>
+          <w:color w:val="000000"/>
+          <w:sz w:val="24"/>
+        </w:rPr>
+        <w:t xml:space="preserve">and he</w:t>
+      </w:r>
+      <w:r>
+        <w:rPr>
+          <w:rFonts w:ascii="Times New Roman" w:hAnsi="Times New Roman" w:eastAsia="Times New Roman" w:cs="Times New Roman"/>
+          <w:color w:val="000000"/>
+          <w:sz w:val="24"/>
+        </w:rPr>
+        <w:t xml:space="preserve"> </w:t>
+      </w:r>
+      <w:r>
+        <w:rPr>
+          <w:bCs/>
+          <w:rFonts w:ascii="Times New Roman" w:hAnsi="Times New Roman" w:eastAsia="Times New Roman" w:cs="Times New Roman"/>
+          <w:b/>
+          <w:color w:val="000000"/>
+          <w:sz w:val="24"/>
+        </w:rPr>
+        <w:t xml:space="preserve">never</w:t>
+      </w:r>
+      <w:r>
+        <w:rPr>
+          <w:rFonts w:ascii="Times New Roman" w:hAnsi="Times New Roman" w:eastAsia="Times New Roman" w:cs="Times New Roman"/>
+          <w:color w:val="000000"/>
+          <w:sz w:val="24"/>
+        </w:rPr>
+        <w:t xml:space="preserve"> </w:t>
+      </w:r>
+      <w:r>
+        <w:rPr>
+          <w:rFonts w:ascii="Times New Roman" w:hAnsi="Times New Roman" w:eastAsia="Times New Roman" w:cs="Times New Roman"/>
+          <w:color w:val="000000"/>
+          <w:sz w:val="24"/>
+        </w:rPr>
+        <w:t xml:space="preserve">asks for credit.</w:t>
+      </w:r>
+      <w:r>
+        <w:rPr>
+          <w:rFonts w:ascii="Times New Roman" w:hAnsi="Times New Roman" w:eastAsia="Times New Roman" w:cs="Times New Roman"/>
+          <w:color w:val="000000"/>
+          <w:sz w:val="24"/>
+        </w:rPr>
+        <w:t xml:space="preserve"> </w:t>
+      </w:r>
+      <w:r>
+        <w:rPr>
+          <w:bCs/>
+          <w:rFonts w:ascii="Times New Roman" w:hAnsi="Times New Roman" w:eastAsia="Times New Roman" w:cs="Times New Roman"/>
+          <w:b/>
+          <w:color w:val="000000"/>
+          <w:sz w:val="24"/>
+        </w:rPr>
+        <w:t xml:space="preserve">/</w:t>
+      </w:r>
+      <w:r>
+        <w:rPr>
+          <w:rFonts w:ascii="Times New Roman" w:hAnsi="Times New Roman" w:eastAsia="Times New Roman" w:cs="Times New Roman"/>
+          <w:color w:val="000000"/>
+          <w:sz w:val="24"/>
+        </w:rPr>
+        <w:t xml:space="preserve"> </w:t>
+      </w:r>
+      <w:r>
+        <w:rPr>
+          <w:rFonts w:ascii="Times New Roman" w:hAnsi="Times New Roman" w:eastAsia="Times New Roman" w:cs="Times New Roman"/>
+          <w:color w:val="000000"/>
+          <w:sz w:val="24"/>
+        </w:rPr>
+        <w:t xml:space="preserve">But behind his quiet smile,</w:t>
+      </w:r>
+      <w:r>
+        <w:rPr>
+          <w:rFonts w:ascii="Times New Roman" w:hAnsi="Times New Roman" w:eastAsia="Times New Roman" w:cs="Times New Roman"/>
+          <w:color w:val="000000"/>
+          <w:sz w:val="24"/>
+        </w:rPr>
+        <w:t xml:space="preserve"> </w:t>
+      </w:r>
+      <w:r>
+        <w:rPr>
+          <w:bCs/>
+          <w:rFonts w:ascii="Times New Roman" w:hAnsi="Times New Roman" w:eastAsia="Times New Roman" w:cs="Times New Roman"/>
+          <w:b/>
+          <w:color w:val="000000"/>
+          <w:sz w:val="24"/>
+        </w:rPr>
+        <w:t xml:space="preserve">/</w:t>
+      </w:r>
+      <w:r>
+        <w:rPr>
+          <w:rFonts w:ascii="Times New Roman" w:hAnsi="Times New Roman" w:eastAsia="Times New Roman" w:cs="Times New Roman"/>
+          <w:color w:val="000000"/>
+          <w:sz w:val="24"/>
+        </w:rPr>
+        <w:t xml:space="preserve"> </w:t>
+      </w:r>
+      <w:r>
+        <w:rPr>
+          <w:rFonts w:ascii="Times New Roman" w:hAnsi="Times New Roman" w:eastAsia="Times New Roman" w:cs="Times New Roman"/>
+          <w:color w:val="000000"/>
+          <w:sz w:val="24"/>
+        </w:rPr>
+        <w:t xml:space="preserve">there is a story that most people will</w:t>
+      </w:r>
+      <w:r>
+        <w:rPr>
+          <w:rFonts w:ascii="Times New Roman" w:hAnsi="Times New Roman" w:eastAsia="Times New Roman" w:cs="Times New Roman"/>
+          <w:color w:val="000000"/>
+          <w:sz w:val="24"/>
+        </w:rPr>
+        <w:t xml:space="preserve"> </w:t>
+      </w:r>
+      <w:r>
+        <w:rPr>
+          <w:bCs/>
+          <w:rFonts w:ascii="Times New Roman" w:hAnsi="Times New Roman" w:eastAsia="Times New Roman" w:cs="Times New Roman"/>
+          <w:b/>
+          <w:color w:val="000000"/>
+          <w:sz w:val="24"/>
+        </w:rPr>
+        <w:t xml:space="preserve">never</w:t>
+      </w:r>
+      <w:r>
+        <w:rPr>
+          <w:rFonts w:ascii="Times New Roman" w:hAnsi="Times New Roman" w:eastAsia="Times New Roman" w:cs="Times New Roman"/>
+          <w:color w:val="000000"/>
+          <w:sz w:val="24"/>
+        </w:rPr>
+        <w:t xml:space="preserve"> </w:t>
+      </w:r>
+      <w:r>
+        <w:rPr>
+          <w:rFonts w:ascii="Times New Roman" w:hAnsi="Times New Roman" w:eastAsia="Times New Roman" w:cs="Times New Roman"/>
+          <w:color w:val="000000"/>
+          <w:sz w:val="24"/>
+        </w:rPr>
+        <w:t xml:space="preserve">know.</w:t>
+      </w:r>
+      <w:r>
+        <w:rPr>
+          <w:rFonts w:ascii="Times New Roman" w:hAnsi="Times New Roman" w:eastAsia="Times New Roman" w:cs="Times New Roman"/>
+          <w:color w:val="000000"/>
+          <w:sz w:val="24"/>
+        </w:rPr>
+        <w:t xml:space="preserve"> </w:t>
+      </w:r>
+      <w:r>
+        <w:rPr>
+          <w:bCs/>
+          <w:rFonts w:ascii="Times New Roman" w:hAnsi="Times New Roman" w:eastAsia="Times New Roman" w:cs="Times New Roman"/>
+          <w:b/>
+          <w:color w:val="000000"/>
+          <w:sz w:val="24"/>
+        </w:rPr>
+        <w:t xml:space="preserve">//</w:t>
+      </w:r>
+    </w:p>
+    <w:p>
+      <w:pPr>
+        <w:pStyle w:val="BodyText"/>
+        <w:spacing w:line="276" w:lineRule="auto" w:before="0" w:after="120"/>
+      </w:pPr>
+      <w:r>
+        <w:rPr>
+          <w:iCs/>
+          <w:rFonts w:ascii="Times New Roman" w:hAnsi="Times New Roman" w:eastAsia="Times New Roman" w:cs="Times New Roman"/>
+          <w:i/>
+          <w:color w:val="000000"/>
+          <w:sz w:val="24"/>
+        </w:rPr>
+        <w:t xml:space="preserve">(Slow down, softer voice)</w:t>
+      </w:r>
+      <w:r>
+        <w:rPr>
+          <w:rFonts w:ascii="Times New Roman" w:hAnsi="Times New Roman" w:eastAsia="Times New Roman" w:cs="Times New Roman"/>
+          <w:color w:val="000000"/>
+          <w:sz w:val="24"/>
+        </w:rPr>
+        <w:t xml:space="preserve"> </w:t>
+      </w:r>
+      <w:r>
+        <w:rPr>
+          <w:rFonts w:ascii="Times New Roman" w:hAnsi="Times New Roman" w:eastAsia="Times New Roman" w:cs="Times New Roman"/>
+          <w:color w:val="000000"/>
+          <w:sz w:val="24"/>
+        </w:rPr>
+        <w:t xml:space="preserve">My father lost his dad when he was</w:t>
+      </w:r>
+      <w:r>
+        <w:rPr>
+          <w:rFonts w:ascii="Times New Roman" w:hAnsi="Times New Roman" w:eastAsia="Times New Roman" w:cs="Times New Roman"/>
+          <w:color w:val="000000"/>
+          <w:sz w:val="24"/>
+        </w:rPr>
+        <w:t xml:space="preserve"> </w:t>
+      </w:r>
+      <w:r>
+        <w:rPr>
+          <w:bCs/>
+          <w:rFonts w:ascii="Times New Roman" w:hAnsi="Times New Roman" w:eastAsia="Times New Roman" w:cs="Times New Roman"/>
+          <w:b/>
+          <w:color w:val="000000"/>
+          <w:sz w:val="24"/>
+        </w:rPr>
+        <w:t xml:space="preserve">very</w:t>
+      </w:r>
+      <w:r>
+        <w:rPr>
+          <w:rFonts w:ascii="Times New Roman" w:hAnsi="Times New Roman" w:eastAsia="Times New Roman" w:cs="Times New Roman"/>
+          <w:color w:val="000000"/>
+          <w:sz w:val="24"/>
+        </w:rPr>
+        <w:t xml:space="preserve"> </w:t>
+      </w:r>
+      <w:r>
+        <w:rPr>
+          <w:rFonts w:ascii="Times New Roman" w:hAnsi="Times New Roman" w:eastAsia="Times New Roman" w:cs="Times New Roman"/>
+          <w:color w:val="000000"/>
+          <w:sz w:val="24"/>
+        </w:rPr>
+        <w:t xml:space="preserve">young.</w:t>
+      </w:r>
+      <w:r>
+        <w:rPr>
+          <w:rFonts w:ascii="Times New Roman" w:hAnsi="Times New Roman" w:eastAsia="Times New Roman" w:cs="Times New Roman"/>
+          <w:color w:val="000000"/>
+          <w:sz w:val="24"/>
+        </w:rPr>
+        <w:t xml:space="preserve"> </w:t>
+      </w:r>
+      <w:r>
+        <w:rPr>
+          <w:bCs/>
+          <w:rFonts w:ascii="Times New Roman" w:hAnsi="Times New Roman" w:eastAsia="Times New Roman" w:cs="Times New Roman"/>
+          <w:b/>
+          <w:color w:val="000000"/>
+          <w:sz w:val="24"/>
+        </w:rPr>
+        <w:t xml:space="preserve">//</w:t>
+      </w:r>
+      <w:r>
+        <w:rPr>
+          <w:rFonts w:ascii="Times New Roman" w:hAnsi="Times New Roman" w:eastAsia="Times New Roman" w:cs="Times New Roman"/>
+          <w:color w:val="000000"/>
+          <w:sz w:val="24"/>
+        </w:rPr>
+        <w:t xml:space="preserve"> </w:t>
+      </w:r>
+      <w:r>
+        <w:rPr>
+          <w:rFonts w:ascii="Times New Roman" w:hAnsi="Times New Roman" w:eastAsia="Times New Roman" w:cs="Times New Roman"/>
+          <w:color w:val="000000"/>
+          <w:sz w:val="24"/>
+        </w:rPr>
+        <w:t xml:space="preserve">And his mother</w:t>
+      </w:r>
+      <w:r>
+        <w:rPr>
+          <w:rFonts w:ascii="Times New Roman" w:hAnsi="Times New Roman" w:eastAsia="Times New Roman" w:cs="Times New Roman"/>
+          <w:color w:val="000000"/>
+          <w:sz w:val="24"/>
+        </w:rPr>
+        <w:t xml:space="preserve"> </w:t>
+      </w:r>
+      <w:r>
+        <w:rPr>
+          <w:bCs/>
+          <w:rFonts w:ascii="Times New Roman" w:hAnsi="Times New Roman" w:eastAsia="Times New Roman" w:cs="Times New Roman"/>
+          <w:b/>
+          <w:color w:val="000000"/>
+          <w:sz w:val="24"/>
+        </w:rPr>
+        <w:t xml:space="preserve">/</w:t>
+      </w:r>
+      <w:r>
+        <w:rPr>
+          <w:rFonts w:ascii="Times New Roman" w:hAnsi="Times New Roman" w:eastAsia="Times New Roman" w:cs="Times New Roman"/>
+          <w:color w:val="000000"/>
+          <w:sz w:val="24"/>
+        </w:rPr>
+        <w:t xml:space="preserve"> </w:t>
+      </w:r>
+      <w:r>
+        <w:rPr>
+          <w:rFonts w:ascii="Times New Roman" w:hAnsi="Times New Roman" w:eastAsia="Times New Roman" w:cs="Times New Roman"/>
+          <w:color w:val="000000"/>
+          <w:sz w:val="24"/>
+        </w:rPr>
+        <w:t xml:space="preserve">was not there for him.</w:t>
+      </w:r>
+      <w:r>
+        <w:rPr>
+          <w:rFonts w:ascii="Times New Roman" w:hAnsi="Times New Roman" w:eastAsia="Times New Roman" w:cs="Times New Roman"/>
+          <w:color w:val="000000"/>
+          <w:sz w:val="24"/>
+        </w:rPr>
+        <w:t xml:space="preserve"> </w:t>
+      </w:r>
+      <w:r>
+        <w:rPr>
+          <w:bCs/>
+          <w:rFonts w:ascii="Times New Roman" w:hAnsi="Times New Roman" w:eastAsia="Times New Roman" w:cs="Times New Roman"/>
+          <w:b/>
+          <w:color w:val="000000"/>
+          <w:sz w:val="24"/>
+        </w:rPr>
+        <w:t xml:space="preserve">//</w:t>
+      </w:r>
+    </w:p>
+    <w:p>
+      <w:pPr>
+        <w:pStyle w:val="BodyText"/>
+        <w:spacing w:line="276" w:lineRule="auto" w:before="0" w:after="120"/>
+      </w:pPr>
+      <w:r>
+        <w:rPr>
+          <w:rFonts w:ascii="Times New Roman" w:hAnsi="Times New Roman" w:eastAsia="Times New Roman" w:cs="Times New Roman"/>
+          <w:color w:val="000000"/>
+          <w:sz w:val="24"/>
+        </w:rPr>
+        <w:t xml:space="preserve">So while other children were</w:t>
+      </w:r>
+      <w:r>
+        <w:rPr>
+          <w:rFonts w:ascii="Times New Roman" w:hAnsi="Times New Roman" w:eastAsia="Times New Roman" w:cs="Times New Roman"/>
+          <w:color w:val="000000"/>
+          <w:sz w:val="24"/>
+        </w:rPr>
+        <w:t xml:space="preserve"> </w:t>
+      </w:r>
+      <w:r>
+        <w:rPr>
+          <w:bCs/>
+          <w:rFonts w:ascii="Times New Roman" w:hAnsi="Times New Roman" w:eastAsia="Times New Roman" w:cs="Times New Roman"/>
+          <w:b/>
+          <w:color w:val="000000"/>
+          <w:sz w:val="24"/>
+        </w:rPr>
+        <w:t xml:space="preserve">playing</w:t>
+      </w:r>
+      <w:r>
+        <w:rPr>
+          <w:rFonts w:ascii="Times New Roman" w:hAnsi="Times New Roman" w:eastAsia="Times New Roman" w:cs="Times New Roman"/>
+          <w:color w:val="000000"/>
+          <w:sz w:val="24"/>
+        </w:rPr>
+        <w:t xml:space="preserve">,</w:t>
+      </w:r>
+      <w:r>
+        <w:rPr>
+          <w:rFonts w:ascii="Times New Roman" w:hAnsi="Times New Roman" w:eastAsia="Times New Roman" w:cs="Times New Roman"/>
+          <w:color w:val="000000"/>
+          <w:sz w:val="24"/>
+        </w:rPr>
+        <w:t xml:space="preserve"> </w:t>
+      </w:r>
+      <w:r>
+        <w:rPr>
+          <w:bCs/>
+          <w:rFonts w:ascii="Times New Roman" w:hAnsi="Times New Roman" w:eastAsia="Times New Roman" w:cs="Times New Roman"/>
+          <w:b/>
+          <w:color w:val="000000"/>
+          <w:sz w:val="24"/>
+        </w:rPr>
+        <w:t xml:space="preserve">/</w:t>
+      </w:r>
+      <w:r>
+        <w:rPr>
+          <w:rFonts w:ascii="Times New Roman" w:hAnsi="Times New Roman" w:eastAsia="Times New Roman" w:cs="Times New Roman"/>
+          <w:color w:val="000000"/>
+          <w:sz w:val="24"/>
+        </w:rPr>
+        <w:t xml:space="preserve"> </w:t>
+      </w:r>
+      <w:r>
+        <w:rPr>
+          <w:rFonts w:ascii="Times New Roman" w:hAnsi="Times New Roman" w:eastAsia="Times New Roman" w:cs="Times New Roman"/>
+          <w:color w:val="000000"/>
+          <w:sz w:val="24"/>
+        </w:rPr>
+        <w:t xml:space="preserve">going to</w:t>
+      </w:r>
+      <w:r>
+        <w:rPr>
+          <w:rFonts w:ascii="Times New Roman" w:hAnsi="Times New Roman" w:eastAsia="Times New Roman" w:cs="Times New Roman"/>
+          <w:color w:val="000000"/>
+          <w:sz w:val="24"/>
+        </w:rPr>
+        <w:t xml:space="preserve"> </w:t>
+      </w:r>
+      <w:r>
+        <w:rPr>
+          <w:bCs/>
+          <w:rFonts w:ascii="Times New Roman" w:hAnsi="Times New Roman" w:eastAsia="Times New Roman" w:cs="Times New Roman"/>
+          <w:b/>
+          <w:color w:val="000000"/>
+          <w:sz w:val="24"/>
+        </w:rPr>
+        <w:t xml:space="preserve">school</w:t>
+      </w:r>
+      <w:r>
+        <w:rPr>
+          <w:rFonts w:ascii="Times New Roman" w:hAnsi="Times New Roman" w:eastAsia="Times New Roman" w:cs="Times New Roman"/>
+          <w:color w:val="000000"/>
+          <w:sz w:val="24"/>
+        </w:rPr>
+        <w:t xml:space="preserve">,</w:t>
+      </w:r>
+      <w:r>
+        <w:rPr>
+          <w:rFonts w:ascii="Times New Roman" w:hAnsi="Times New Roman" w:eastAsia="Times New Roman" w:cs="Times New Roman"/>
+          <w:color w:val="000000"/>
+          <w:sz w:val="24"/>
+        </w:rPr>
+        <w:t xml:space="preserve"> </w:t>
+      </w:r>
+      <w:r>
+        <w:rPr>
+          <w:bCs/>
+          <w:rFonts w:ascii="Times New Roman" w:hAnsi="Times New Roman" w:eastAsia="Times New Roman" w:cs="Times New Roman"/>
+          <w:b/>
+          <w:color w:val="000000"/>
+          <w:sz w:val="24"/>
+        </w:rPr>
+        <w:t xml:space="preserve">/</w:t>
+      </w:r>
+      <w:r>
+        <w:rPr>
+          <w:rFonts w:ascii="Times New Roman" w:hAnsi="Times New Roman" w:eastAsia="Times New Roman" w:cs="Times New Roman"/>
+          <w:color w:val="000000"/>
+          <w:sz w:val="24"/>
+        </w:rPr>
+        <w:t xml:space="preserve"> </w:t>
+      </w:r>
+      <w:r>
+        <w:rPr>
+          <w:rFonts w:ascii="Times New Roman" w:hAnsi="Times New Roman" w:eastAsia="Times New Roman" w:cs="Times New Roman"/>
+          <w:color w:val="000000"/>
+          <w:sz w:val="24"/>
+        </w:rPr>
+        <w:t xml:space="preserve">and being</w:t>
+      </w:r>
+      <w:r>
+        <w:rPr>
+          <w:rFonts w:ascii="Times New Roman" w:hAnsi="Times New Roman" w:eastAsia="Times New Roman" w:cs="Times New Roman"/>
+          <w:color w:val="000000"/>
+          <w:sz w:val="24"/>
+        </w:rPr>
+        <w:t xml:space="preserve"> </w:t>
+      </w:r>
+      <w:r>
+        <w:rPr>
+          <w:bCs/>
+          <w:rFonts w:ascii="Times New Roman" w:hAnsi="Times New Roman" w:eastAsia="Times New Roman" w:cs="Times New Roman"/>
+          <w:b/>
+          <w:color w:val="000000"/>
+          <w:sz w:val="24"/>
+        </w:rPr>
+        <w:t xml:space="preserve">taken care of</w:t>
+      </w:r>
+      <w:r>
+        <w:rPr>
+          <w:rFonts w:ascii="Times New Roman" w:hAnsi="Times New Roman" w:eastAsia="Times New Roman" w:cs="Times New Roman"/>
+          <w:color w:val="000000"/>
+          <w:sz w:val="24"/>
+        </w:rPr>
+        <w:t xml:space="preserve">,</w:t>
+      </w:r>
+      <w:r>
+        <w:rPr>
+          <w:rFonts w:ascii="Times New Roman" w:hAnsi="Times New Roman" w:eastAsia="Times New Roman" w:cs="Times New Roman"/>
+          <w:color w:val="000000"/>
+          <w:sz w:val="24"/>
+        </w:rPr>
+        <w:t xml:space="preserve"> </w:t>
+      </w:r>
+      <w:r>
+        <w:rPr>
+          <w:iCs/>
+          <w:rFonts w:ascii="Times New Roman" w:hAnsi="Times New Roman" w:eastAsia="Times New Roman" w:cs="Times New Roman"/>
+          <w:i/>
+          <w:color w:val="000000"/>
+          <w:sz w:val="24"/>
+        </w:rPr>
+        <w:t xml:space="preserve">(count with your fingers: 1, 2, 3)</w:t>
+      </w:r>
+      <w:r>
+        <w:rPr>
+          <w:rFonts w:ascii="Times New Roman" w:hAnsi="Times New Roman" w:eastAsia="Times New Roman" w:cs="Times New Roman"/>
+          <w:color w:val="000000"/>
+          <w:sz w:val="24"/>
+        </w:rPr>
+        <w:t xml:space="preserve"> </w:t>
+      </w:r>
+      <w:r>
+        <w:rPr>
+          <w:bCs/>
+          <w:rFonts w:ascii="Times New Roman" w:hAnsi="Times New Roman" w:eastAsia="Times New Roman" w:cs="Times New Roman"/>
+          <w:b/>
+          <w:color w:val="000000"/>
+          <w:sz w:val="24"/>
+        </w:rPr>
+        <w:t xml:space="preserve">/</w:t>
+      </w:r>
+      <w:r>
+        <w:rPr>
+          <w:rFonts w:ascii="Times New Roman" w:hAnsi="Times New Roman" w:eastAsia="Times New Roman" w:cs="Times New Roman"/>
+          <w:color w:val="000000"/>
+          <w:sz w:val="24"/>
+        </w:rPr>
+        <w:t xml:space="preserve"> </w:t>
+      </w:r>
+      <w:r>
+        <w:rPr>
+          <w:rFonts w:ascii="Times New Roman" w:hAnsi="Times New Roman" w:eastAsia="Times New Roman" w:cs="Times New Roman"/>
+          <w:color w:val="000000"/>
+          <w:sz w:val="24"/>
+        </w:rPr>
+        <w:t xml:space="preserve">my dad was</w:t>
+      </w:r>
+      <w:r>
+        <w:rPr>
+          <w:rFonts w:ascii="Times New Roman" w:hAnsi="Times New Roman" w:eastAsia="Times New Roman" w:cs="Times New Roman"/>
+          <w:color w:val="000000"/>
+          <w:sz w:val="24"/>
+        </w:rPr>
+        <w:t xml:space="preserve"> </w:t>
+      </w:r>
+      <w:r>
+        <w:rPr>
+          <w:bCs/>
+          <w:rFonts w:ascii="Times New Roman" w:hAnsi="Times New Roman" w:eastAsia="Times New Roman" w:cs="Times New Roman"/>
+          <w:b/>
+          <w:color w:val="000000"/>
+          <w:sz w:val="24"/>
+        </w:rPr>
+        <w:t xml:space="preserve">working</w:t>
+      </w:r>
+      <w:r>
+        <w:rPr>
+          <w:rFonts w:ascii="Times New Roman" w:hAnsi="Times New Roman" w:eastAsia="Times New Roman" w:cs="Times New Roman"/>
+          <w:color w:val="000000"/>
+          <w:sz w:val="24"/>
+        </w:rPr>
+        <w:t xml:space="preserve">.</w:t>
+      </w:r>
+      <w:r>
+        <w:rPr>
+          <w:rFonts w:ascii="Times New Roman" w:hAnsi="Times New Roman" w:eastAsia="Times New Roman" w:cs="Times New Roman"/>
+          <w:color w:val="000000"/>
+          <w:sz w:val="24"/>
+        </w:rPr>
+        <w:t xml:space="preserve"> </w:t>
+      </w:r>
+      <w:r>
+        <w:rPr>
+          <w:bCs/>
+          <w:rFonts w:ascii="Times New Roman" w:hAnsi="Times New Roman" w:eastAsia="Times New Roman" w:cs="Times New Roman"/>
+          <w:b/>
+          <w:color w:val="000000"/>
+          <w:sz w:val="24"/>
+        </w:rPr>
+        <w:t xml:space="preserve">/</w:t>
+      </w:r>
+      <w:r>
+        <w:rPr>
+          <w:rFonts w:ascii="Times New Roman" w:hAnsi="Times New Roman" w:eastAsia="Times New Roman" w:cs="Times New Roman"/>
+          <w:color w:val="000000"/>
+          <w:sz w:val="24"/>
+        </w:rPr>
+        <w:t xml:space="preserve"> </w:t>
+      </w:r>
+      <w:r>
+        <w:rPr>
+          <w:rFonts w:ascii="Times New Roman" w:hAnsi="Times New Roman" w:eastAsia="Times New Roman" w:cs="Times New Roman"/>
+          <w:color w:val="000000"/>
+          <w:sz w:val="24"/>
+        </w:rPr>
+        <w:t xml:space="preserve">He started working when he was just a</w:t>
+      </w:r>
+      <w:r>
+        <w:rPr>
+          <w:rFonts w:ascii="Times New Roman" w:hAnsi="Times New Roman" w:eastAsia="Times New Roman" w:cs="Times New Roman"/>
+          <w:color w:val="000000"/>
+          <w:sz w:val="24"/>
+        </w:rPr>
+        <w:t xml:space="preserve"> </w:t>
+      </w:r>
+      <w:r>
+        <w:rPr>
+          <w:bCs/>
+          <w:rFonts w:ascii="Times New Roman" w:hAnsi="Times New Roman" w:eastAsia="Times New Roman" w:cs="Times New Roman"/>
+          <w:b/>
+          <w:color w:val="000000"/>
+          <w:sz w:val="24"/>
+        </w:rPr>
+        <w:t xml:space="preserve">child</w:t>
+      </w:r>
+      <w:r>
+        <w:rPr>
+          <w:rFonts w:ascii="Times New Roman" w:hAnsi="Times New Roman" w:eastAsia="Times New Roman" w:cs="Times New Roman"/>
+          <w:color w:val="000000"/>
+          <w:sz w:val="24"/>
+        </w:rPr>
+        <w:t xml:space="preserve">.</w:t>
+      </w:r>
+      <w:r>
+        <w:rPr>
+          <w:rFonts w:ascii="Times New Roman" w:hAnsi="Times New Roman" w:eastAsia="Times New Roman" w:cs="Times New Roman"/>
+          <w:color w:val="000000"/>
+          <w:sz w:val="24"/>
+        </w:rPr>
+        <w:t xml:space="preserve"> </w:t>
+      </w:r>
+      <w:r>
+        <w:rPr>
+          <w:bCs/>
+          <w:rFonts w:ascii="Times New Roman" w:hAnsi="Times New Roman" w:eastAsia="Times New Roman" w:cs="Times New Roman"/>
+          <w:b/>
+          <w:color w:val="000000"/>
+          <w:sz w:val="24"/>
+        </w:rPr>
+        <w:t xml:space="preserve">/</w:t>
+      </w:r>
+      <w:r>
+        <w:rPr>
+          <w:rFonts w:ascii="Times New Roman" w:hAnsi="Times New Roman" w:eastAsia="Times New Roman" w:cs="Times New Roman"/>
+          <w:color w:val="000000"/>
+          <w:sz w:val="24"/>
+        </w:rPr>
+        <w:t xml:space="preserve"> </w:t>
+      </w:r>
+      <w:r>
+        <w:rPr>
+          <w:rFonts w:ascii="Times New Roman" w:hAnsi="Times New Roman" w:eastAsia="Times New Roman" w:cs="Times New Roman"/>
+          <w:color w:val="000000"/>
+          <w:sz w:val="24"/>
+        </w:rPr>
+        <w:t xml:space="preserve">Not because he</w:t>
+      </w:r>
+      <w:r>
+        <w:rPr>
+          <w:rFonts w:ascii="Times New Roman" w:hAnsi="Times New Roman" w:eastAsia="Times New Roman" w:cs="Times New Roman"/>
+          <w:color w:val="000000"/>
+          <w:sz w:val="24"/>
+        </w:rPr>
+        <w:t xml:space="preserve"> </w:t>
+      </w:r>
+      <w:r>
+        <w:rPr>
+          <w:bCs/>
+          <w:rFonts w:ascii="Times New Roman" w:hAnsi="Times New Roman" w:eastAsia="Times New Roman" w:cs="Times New Roman"/>
+          <w:b/>
+          <w:color w:val="000000"/>
+          <w:sz w:val="24"/>
+        </w:rPr>
+        <w:t xml:space="preserve">wanted</w:t>
+      </w:r>
+      <w:r>
+        <w:rPr>
+          <w:rFonts w:ascii="Times New Roman" w:hAnsi="Times New Roman" w:eastAsia="Times New Roman" w:cs="Times New Roman"/>
+          <w:color w:val="000000"/>
+          <w:sz w:val="24"/>
+        </w:rPr>
+        <w:t xml:space="preserve"> </w:t>
+      </w:r>
+      <w:r>
+        <w:rPr>
+          <w:rFonts w:ascii="Times New Roman" w:hAnsi="Times New Roman" w:eastAsia="Times New Roman" w:cs="Times New Roman"/>
+          <w:color w:val="000000"/>
+          <w:sz w:val="24"/>
+        </w:rPr>
+        <w:t xml:space="preserve">to,</w:t>
+      </w:r>
+      <w:r>
+        <w:rPr>
+          <w:rFonts w:ascii="Times New Roman" w:hAnsi="Times New Roman" w:eastAsia="Times New Roman" w:cs="Times New Roman"/>
+          <w:color w:val="000000"/>
+          <w:sz w:val="24"/>
+        </w:rPr>
+        <w:t xml:space="preserve"> </w:t>
+      </w:r>
+      <w:r>
+        <w:rPr>
+          <w:bCs/>
+          <w:rFonts w:ascii="Times New Roman" w:hAnsi="Times New Roman" w:eastAsia="Times New Roman" w:cs="Times New Roman"/>
+          <w:b/>
+          <w:color w:val="000000"/>
+          <w:sz w:val="24"/>
+        </w:rPr>
+        <w:t xml:space="preserve">/</w:t>
+      </w:r>
+      <w:r>
+        <w:rPr>
+          <w:rFonts w:ascii="Times New Roman" w:hAnsi="Times New Roman" w:eastAsia="Times New Roman" w:cs="Times New Roman"/>
+          <w:color w:val="000000"/>
+          <w:sz w:val="24"/>
+        </w:rPr>
+        <w:t xml:space="preserve"> </w:t>
+      </w:r>
+      <w:r>
+        <w:rPr>
+          <w:rFonts w:ascii="Times New Roman" w:hAnsi="Times New Roman" w:eastAsia="Times New Roman" w:cs="Times New Roman"/>
+          <w:color w:val="000000"/>
+          <w:sz w:val="24"/>
+        </w:rPr>
+        <w:t xml:space="preserve">but because he</w:t>
+      </w:r>
+      <w:r>
+        <w:rPr>
+          <w:rFonts w:ascii="Times New Roman" w:hAnsi="Times New Roman" w:eastAsia="Times New Roman" w:cs="Times New Roman"/>
+          <w:color w:val="000000"/>
+          <w:sz w:val="24"/>
+        </w:rPr>
+        <w:t xml:space="preserve"> </w:t>
+      </w:r>
+      <w:r>
+        <w:rPr>
+          <w:bCs/>
+          <w:rFonts w:ascii="Times New Roman" w:hAnsi="Times New Roman" w:eastAsia="Times New Roman" w:cs="Times New Roman"/>
+          <w:b/>
+          <w:color w:val="000000"/>
+          <w:sz w:val="24"/>
+        </w:rPr>
+        <w:t xml:space="preserve">had</w:t>
+      </w:r>
+      <w:r>
+        <w:rPr>
+          <w:rFonts w:ascii="Times New Roman" w:hAnsi="Times New Roman" w:eastAsia="Times New Roman" w:cs="Times New Roman"/>
+          <w:color w:val="000000"/>
+          <w:sz w:val="24"/>
+        </w:rPr>
+        <w:t xml:space="preserve"> </w:t>
+      </w:r>
+      <w:r>
+        <w:rPr>
+          <w:rFonts w:ascii="Times New Roman" w:hAnsi="Times New Roman" w:eastAsia="Times New Roman" w:cs="Times New Roman"/>
+          <w:color w:val="000000"/>
+          <w:sz w:val="24"/>
+        </w:rPr>
+        <w:t xml:space="preserve">to.</w:t>
+      </w:r>
+      <w:r>
+        <w:rPr>
+          <w:rFonts w:ascii="Times New Roman" w:hAnsi="Times New Roman" w:eastAsia="Times New Roman" w:cs="Times New Roman"/>
+          <w:color w:val="000000"/>
+          <w:sz w:val="24"/>
+        </w:rPr>
+        <w:t xml:space="preserve"> </w:t>
+      </w:r>
+      <w:r>
+        <w:rPr>
+          <w:bCs/>
+          <w:rFonts w:ascii="Times New Roman" w:hAnsi="Times New Roman" w:eastAsia="Times New Roman" w:cs="Times New Roman"/>
+          <w:b/>
+          <w:color w:val="000000"/>
+          <w:sz w:val="24"/>
+        </w:rPr>
+        <w:t xml:space="preserve">//</w:t>
+      </w:r>
+    </w:p>
+    <w:p>
+      <w:pPr>
+        <w:pStyle w:val="BodyText"/>
+        <w:spacing w:line="276" w:lineRule="auto" w:before="0" w:after="120"/>
+      </w:pPr>
+      <w:r>
+        <w:rPr>
+          <w:iCs/>
+          <w:rFonts w:ascii="Times New Roman" w:hAnsi="Times New Roman" w:eastAsia="Times New Roman" w:cs="Times New Roman"/>
+          <w:i/>
+          <w:color w:val="000000"/>
+          <w:sz w:val="24"/>
+        </w:rPr>
+        <w:t xml:space="preserve">(Look straight into the camera, serious)</w:t>
+      </w:r>
+      <w:r>
+        <w:rPr>
+          <w:rFonts w:ascii="Times New Roman" w:hAnsi="Times New Roman" w:eastAsia="Times New Roman" w:cs="Times New Roman"/>
+          <w:color w:val="000000"/>
+          <w:sz w:val="24"/>
+        </w:rPr>
+        <w:t xml:space="preserve"> </w:t>
+      </w:r>
+      <w:r>
+        <w:rPr>
+          <w:rFonts w:ascii="Times New Roman" w:hAnsi="Times New Roman" w:eastAsia="Times New Roman" w:cs="Times New Roman"/>
+          <w:color w:val="000000"/>
+          <w:sz w:val="24"/>
+        </w:rPr>
+        <w:t xml:space="preserve">Think about that for a second.</w:t>
+      </w:r>
+      <w:r>
+        <w:rPr>
+          <w:rFonts w:ascii="Times New Roman" w:hAnsi="Times New Roman" w:eastAsia="Times New Roman" w:cs="Times New Roman"/>
+          <w:color w:val="000000"/>
+          <w:sz w:val="24"/>
+        </w:rPr>
+        <w:t xml:space="preserve"> </w:t>
+      </w:r>
+      <w:r>
+        <w:rPr>
+          <w:bCs/>
+          <w:rFonts w:ascii="Times New Roman" w:hAnsi="Times New Roman" w:eastAsia="Times New Roman" w:cs="Times New Roman"/>
+          <w:b/>
+          <w:color w:val="000000"/>
+          <w:sz w:val="24"/>
+        </w:rPr>
+        <w:t xml:space="preserve">//</w:t>
+      </w:r>
+      <w:r>
+        <w:rPr>
+          <w:rFonts w:ascii="Times New Roman" w:hAnsi="Times New Roman" w:eastAsia="Times New Roman" w:cs="Times New Roman"/>
+          <w:color w:val="000000"/>
+          <w:sz w:val="24"/>
+        </w:rPr>
+        <w:t xml:space="preserve"> </w:t>
+      </w:r>
+      <w:r>
+        <w:rPr>
+          <w:rFonts w:ascii="Times New Roman" w:hAnsi="Times New Roman" w:eastAsia="Times New Roman" w:cs="Times New Roman"/>
+          <w:color w:val="000000"/>
+          <w:sz w:val="24"/>
+        </w:rPr>
+        <w:t xml:space="preserve">A boy with</w:t>
+      </w:r>
+      <w:r>
+        <w:rPr>
+          <w:rFonts w:ascii="Times New Roman" w:hAnsi="Times New Roman" w:eastAsia="Times New Roman" w:cs="Times New Roman"/>
+          <w:color w:val="000000"/>
+          <w:sz w:val="24"/>
+        </w:rPr>
+        <w:t xml:space="preserve"> </w:t>
+      </w:r>
+      <w:r>
+        <w:rPr>
+          <w:bCs/>
+          <w:rFonts w:ascii="Times New Roman" w:hAnsi="Times New Roman" w:eastAsia="Times New Roman" w:cs="Times New Roman"/>
+          <w:b/>
+          <w:color w:val="000000"/>
+          <w:sz w:val="24"/>
+        </w:rPr>
+        <w:t xml:space="preserve">no</w:t>
+      </w:r>
+      <w:r>
+        <w:rPr>
+          <w:rFonts w:ascii="Times New Roman" w:hAnsi="Times New Roman" w:eastAsia="Times New Roman" w:cs="Times New Roman"/>
+          <w:color w:val="000000"/>
+          <w:sz w:val="24"/>
+        </w:rPr>
+        <w:t xml:space="preserve"> </w:t>
+      </w:r>
+      <w:r>
+        <w:rPr>
+          <w:rFonts w:ascii="Times New Roman" w:hAnsi="Times New Roman" w:eastAsia="Times New Roman" w:cs="Times New Roman"/>
+          <w:color w:val="000000"/>
+          <w:sz w:val="24"/>
+        </w:rPr>
+        <w:t xml:space="preserve">father to guide him</w:t>
+      </w:r>
+      <w:r>
+        <w:rPr>
+          <w:rFonts w:ascii="Times New Roman" w:hAnsi="Times New Roman" w:eastAsia="Times New Roman" w:cs="Times New Roman"/>
+          <w:color w:val="000000"/>
+          <w:sz w:val="24"/>
+        </w:rPr>
+        <w:t xml:space="preserve"> </w:t>
+      </w:r>
+      <w:r>
+        <w:rPr>
+          <w:bCs/>
+          <w:rFonts w:ascii="Times New Roman" w:hAnsi="Times New Roman" w:eastAsia="Times New Roman" w:cs="Times New Roman"/>
+          <w:b/>
+          <w:color w:val="000000"/>
+          <w:sz w:val="24"/>
+        </w:rPr>
+        <w:t xml:space="preserve">/</w:t>
+      </w:r>
+      <w:r>
+        <w:rPr>
+          <w:rFonts w:ascii="Times New Roman" w:hAnsi="Times New Roman" w:eastAsia="Times New Roman" w:cs="Times New Roman"/>
+          <w:color w:val="000000"/>
+          <w:sz w:val="24"/>
+        </w:rPr>
+        <w:t xml:space="preserve"> </w:t>
+      </w:r>
+      <w:r>
+        <w:rPr>
+          <w:rFonts w:ascii="Times New Roman" w:hAnsi="Times New Roman" w:eastAsia="Times New Roman" w:cs="Times New Roman"/>
+          <w:color w:val="000000"/>
+          <w:sz w:val="24"/>
+        </w:rPr>
+        <w:t xml:space="preserve">and</w:t>
+      </w:r>
+      <w:r>
+        <w:rPr>
+          <w:rFonts w:ascii="Times New Roman" w:hAnsi="Times New Roman" w:eastAsia="Times New Roman" w:cs="Times New Roman"/>
+          <w:color w:val="000000"/>
+          <w:sz w:val="24"/>
+        </w:rPr>
+        <w:t xml:space="preserve"> </w:t>
+      </w:r>
+      <w:r>
+        <w:rPr>
+          <w:bCs/>
+          <w:rFonts w:ascii="Times New Roman" w:hAnsi="Times New Roman" w:eastAsia="Times New Roman" w:cs="Times New Roman"/>
+          <w:b/>
+          <w:color w:val="000000"/>
+          <w:sz w:val="24"/>
+        </w:rPr>
+        <w:t xml:space="preserve">no</w:t>
+      </w:r>
+      <w:r>
+        <w:rPr>
+          <w:rFonts w:ascii="Times New Roman" w:hAnsi="Times New Roman" w:eastAsia="Times New Roman" w:cs="Times New Roman"/>
+          <w:color w:val="000000"/>
+          <w:sz w:val="24"/>
+        </w:rPr>
+        <w:t xml:space="preserve"> </w:t>
+      </w:r>
+      <w:r>
+        <w:rPr>
+          <w:rFonts w:ascii="Times New Roman" w:hAnsi="Times New Roman" w:eastAsia="Times New Roman" w:cs="Times New Roman"/>
+          <w:color w:val="000000"/>
+          <w:sz w:val="24"/>
+        </w:rPr>
+        <w:t xml:space="preserve">mother to hold him,</w:t>
+      </w:r>
+      <w:r>
+        <w:rPr>
+          <w:rFonts w:ascii="Times New Roman" w:hAnsi="Times New Roman" w:eastAsia="Times New Roman" w:cs="Times New Roman"/>
+          <w:color w:val="000000"/>
+          <w:sz w:val="24"/>
+        </w:rPr>
+        <w:t xml:space="preserve"> </w:t>
+      </w:r>
+      <w:r>
+        <w:rPr>
+          <w:bCs/>
+          <w:rFonts w:ascii="Times New Roman" w:hAnsi="Times New Roman" w:eastAsia="Times New Roman" w:cs="Times New Roman"/>
+          <w:b/>
+          <w:color w:val="000000"/>
+          <w:sz w:val="24"/>
+        </w:rPr>
+        <w:t xml:space="preserve">/</w:t>
+      </w:r>
+      <w:r>
+        <w:rPr>
+          <w:rFonts w:ascii="Times New Roman" w:hAnsi="Times New Roman" w:eastAsia="Times New Roman" w:cs="Times New Roman"/>
+          <w:color w:val="000000"/>
+          <w:sz w:val="24"/>
+        </w:rPr>
+        <w:t xml:space="preserve"> </w:t>
+      </w:r>
+      <w:r>
+        <w:rPr>
+          <w:rFonts w:ascii="Times New Roman" w:hAnsi="Times New Roman" w:eastAsia="Times New Roman" w:cs="Times New Roman"/>
+          <w:color w:val="000000"/>
+          <w:sz w:val="24"/>
+        </w:rPr>
+        <w:t xml:space="preserve">learning how to survive</w:t>
+      </w:r>
+      <w:r>
+        <w:rPr>
+          <w:rFonts w:ascii="Times New Roman" w:hAnsi="Times New Roman" w:eastAsia="Times New Roman" w:cs="Times New Roman"/>
+          <w:color w:val="000000"/>
+          <w:sz w:val="24"/>
+        </w:rPr>
+        <w:t xml:space="preserve"> </w:t>
+      </w:r>
+      <w:r>
+        <w:rPr>
+          <w:bCs/>
+          <w:rFonts w:ascii="Times New Roman" w:hAnsi="Times New Roman" w:eastAsia="Times New Roman" w:cs="Times New Roman"/>
+          <w:b/>
+          <w:color w:val="000000"/>
+          <w:sz w:val="24"/>
+        </w:rPr>
+        <w:t xml:space="preserve">on his own</w:t>
+      </w:r>
+      <w:r>
+        <w:rPr>
+          <w:rFonts w:ascii="Times New Roman" w:hAnsi="Times New Roman" w:eastAsia="Times New Roman" w:cs="Times New Roman"/>
+          <w:color w:val="000000"/>
+          <w:sz w:val="24"/>
+        </w:rPr>
+        <w:t xml:space="preserve">.</w:t>
+      </w:r>
+      <w:r>
+        <w:rPr>
+          <w:rFonts w:ascii="Times New Roman" w:hAnsi="Times New Roman" w:eastAsia="Times New Roman" w:cs="Times New Roman"/>
+          <w:color w:val="000000"/>
+          <w:sz w:val="24"/>
+        </w:rPr>
+        <w:t xml:space="preserve"> </w:t>
+      </w:r>
+      <w:r>
+        <w:rPr>
+          <w:bCs/>
+          <w:rFonts w:ascii="Times New Roman" w:hAnsi="Times New Roman" w:eastAsia="Times New Roman" w:cs="Times New Roman"/>
+          <w:b/>
+          <w:color w:val="000000"/>
+          <w:sz w:val="24"/>
+        </w:rPr>
+        <w:t xml:space="preserve">//</w:t>
+      </w:r>
+    </w:p>
+    <w:p>
+      <w:pPr>
+        <w:pStyle w:val="BodyText"/>
+        <w:spacing w:line="276" w:lineRule="auto" w:before="0" w:after="120"/>
+      </w:pPr>
+      <w:r>
+        <w:rPr>
+          <w:iCs/>
+          <w:rFonts w:ascii="Times New Roman" w:hAnsi="Times New Roman" w:eastAsia="Times New Roman" w:cs="Times New Roman"/>
+          <w:i/>
+          <w:color w:val="000000"/>
+          <w:sz w:val="24"/>
+        </w:rPr>
+        <w:t xml:space="preserve">(Softer, emotional)</w:t>
+      </w:r>
+      <w:r>
+        <w:rPr>
+          <w:rFonts w:ascii="Times New Roman" w:hAnsi="Times New Roman" w:eastAsia="Times New Roman" w:cs="Times New Roman"/>
+          <w:color w:val="000000"/>
+          <w:sz w:val="24"/>
+        </w:rPr>
+        <w:t xml:space="preserve"> </w:t>
+      </w:r>
+      <w:r>
+        <w:rPr>
+          <w:rFonts w:ascii="Times New Roman" w:hAnsi="Times New Roman" w:eastAsia="Times New Roman" w:cs="Times New Roman"/>
+          <w:color w:val="000000"/>
+          <w:sz w:val="24"/>
+        </w:rPr>
+        <w:t xml:space="preserve">When I was little and he told me these stories,</w:t>
+      </w:r>
+      <w:r>
+        <w:rPr>
+          <w:rFonts w:ascii="Times New Roman" w:hAnsi="Times New Roman" w:eastAsia="Times New Roman" w:cs="Times New Roman"/>
+          <w:color w:val="000000"/>
+          <w:sz w:val="24"/>
+        </w:rPr>
+        <w:t xml:space="preserve"> </w:t>
+      </w:r>
+      <w:r>
+        <w:rPr>
+          <w:bCs/>
+          <w:rFonts w:ascii="Times New Roman" w:hAnsi="Times New Roman" w:eastAsia="Times New Roman" w:cs="Times New Roman"/>
+          <w:b/>
+          <w:color w:val="000000"/>
+          <w:sz w:val="24"/>
+        </w:rPr>
+        <w:t xml:space="preserve">/</w:t>
+      </w:r>
+      <w:r>
+        <w:rPr>
+          <w:rFonts w:ascii="Times New Roman" w:hAnsi="Times New Roman" w:eastAsia="Times New Roman" w:cs="Times New Roman"/>
+          <w:color w:val="000000"/>
+          <w:sz w:val="24"/>
+        </w:rPr>
+        <w:t xml:space="preserve"> </w:t>
+      </w:r>
+      <w:r>
+        <w:rPr>
+          <w:rFonts w:ascii="Times New Roman" w:hAnsi="Times New Roman" w:eastAsia="Times New Roman" w:cs="Times New Roman"/>
+          <w:color w:val="000000"/>
+          <w:sz w:val="24"/>
+        </w:rPr>
+        <w:t xml:space="preserve">I didn’t fully understand them.</w:t>
+      </w:r>
+      <w:r>
+        <w:rPr>
+          <w:rFonts w:ascii="Times New Roman" w:hAnsi="Times New Roman" w:eastAsia="Times New Roman" w:cs="Times New Roman"/>
+          <w:color w:val="000000"/>
+          <w:sz w:val="24"/>
+        </w:rPr>
+        <w:t xml:space="preserve"> </w:t>
+      </w:r>
+      <w:r>
+        <w:rPr>
+          <w:bCs/>
+          <w:rFonts w:ascii="Times New Roman" w:hAnsi="Times New Roman" w:eastAsia="Times New Roman" w:cs="Times New Roman"/>
+          <w:b/>
+          <w:color w:val="000000"/>
+          <w:sz w:val="24"/>
+        </w:rPr>
+        <w:t xml:space="preserve">/</w:t>
+      </w:r>
+      <w:r>
+        <w:rPr>
+          <w:rFonts w:ascii="Times New Roman" w:hAnsi="Times New Roman" w:eastAsia="Times New Roman" w:cs="Times New Roman"/>
+          <w:color w:val="000000"/>
+          <w:sz w:val="24"/>
+        </w:rPr>
+        <w:t xml:space="preserve"> </w:t>
+      </w:r>
+      <w:r>
+        <w:rPr>
+          <w:rFonts w:ascii="Times New Roman" w:hAnsi="Times New Roman" w:eastAsia="Times New Roman" w:cs="Times New Roman"/>
+          <w:color w:val="000000"/>
+          <w:sz w:val="24"/>
+        </w:rPr>
+        <w:t xml:space="preserve">I just knew they made me</w:t>
+      </w:r>
+      <w:r>
+        <w:rPr>
+          <w:rFonts w:ascii="Times New Roman" w:hAnsi="Times New Roman" w:eastAsia="Times New Roman" w:cs="Times New Roman"/>
+          <w:color w:val="000000"/>
+          <w:sz w:val="24"/>
+        </w:rPr>
+        <w:t xml:space="preserve"> </w:t>
+      </w:r>
+      <w:r>
+        <w:rPr>
+          <w:bCs/>
+          <w:rFonts w:ascii="Times New Roman" w:hAnsi="Times New Roman" w:eastAsia="Times New Roman" w:cs="Times New Roman"/>
+          <w:b/>
+          <w:color w:val="000000"/>
+          <w:sz w:val="24"/>
+        </w:rPr>
+        <w:t xml:space="preserve">sad</w:t>
+      </w:r>
+      <w:r>
+        <w:rPr>
+          <w:rFonts w:ascii="Times New Roman" w:hAnsi="Times New Roman" w:eastAsia="Times New Roman" w:cs="Times New Roman"/>
+          <w:color w:val="000000"/>
+          <w:sz w:val="24"/>
+        </w:rPr>
+        <w:t xml:space="preserve">.</w:t>
+      </w:r>
+      <w:r>
+        <w:rPr>
+          <w:rFonts w:ascii="Times New Roman" w:hAnsi="Times New Roman" w:eastAsia="Times New Roman" w:cs="Times New Roman"/>
+          <w:color w:val="000000"/>
+          <w:sz w:val="24"/>
+        </w:rPr>
+        <w:t xml:space="preserve"> </w:t>
+      </w:r>
+      <w:r>
+        <w:rPr>
+          <w:bCs/>
+          <w:rFonts w:ascii="Times New Roman" w:hAnsi="Times New Roman" w:eastAsia="Times New Roman" w:cs="Times New Roman"/>
+          <w:b/>
+          <w:color w:val="000000"/>
+          <w:sz w:val="24"/>
+        </w:rPr>
+        <w:t xml:space="preserve">/</w:t>
+      </w:r>
+      <w:r>
+        <w:rPr>
+          <w:rFonts w:ascii="Times New Roman" w:hAnsi="Times New Roman" w:eastAsia="Times New Roman" w:cs="Times New Roman"/>
+          <w:color w:val="000000"/>
+          <w:sz w:val="24"/>
+        </w:rPr>
+        <w:t xml:space="preserve"> </w:t>
+      </w:r>
+      <w:r>
+        <w:rPr>
+          <w:rFonts w:ascii="Times New Roman" w:hAnsi="Times New Roman" w:eastAsia="Times New Roman" w:cs="Times New Roman"/>
+          <w:color w:val="000000"/>
+          <w:sz w:val="24"/>
+        </w:rPr>
+        <w:t xml:space="preserve">I remember wishing I could go back in time</w:t>
+      </w:r>
+      <w:r>
+        <w:rPr>
+          <w:rFonts w:ascii="Times New Roman" w:hAnsi="Times New Roman" w:eastAsia="Times New Roman" w:cs="Times New Roman"/>
+          <w:color w:val="000000"/>
+          <w:sz w:val="24"/>
+        </w:rPr>
+        <w:t xml:space="preserve"> </w:t>
+      </w:r>
+      <w:r>
+        <w:rPr>
+          <w:bCs/>
+          <w:rFonts w:ascii="Times New Roman" w:hAnsi="Times New Roman" w:eastAsia="Times New Roman" w:cs="Times New Roman"/>
+          <w:b/>
+          <w:color w:val="000000"/>
+          <w:sz w:val="24"/>
+        </w:rPr>
+        <w:t xml:space="preserve">/</w:t>
+      </w:r>
+      <w:r>
+        <w:rPr>
+          <w:rFonts w:ascii="Times New Roman" w:hAnsi="Times New Roman" w:eastAsia="Times New Roman" w:cs="Times New Roman"/>
+          <w:color w:val="000000"/>
+          <w:sz w:val="24"/>
+        </w:rPr>
+        <w:t xml:space="preserve"> </w:t>
+      </w:r>
+      <w:r>
+        <w:rPr>
+          <w:rFonts w:ascii="Times New Roman" w:hAnsi="Times New Roman" w:eastAsia="Times New Roman" w:cs="Times New Roman"/>
+          <w:color w:val="000000"/>
+          <w:sz w:val="24"/>
+        </w:rPr>
+        <w:t xml:space="preserve">and give that little boy</w:t>
+      </w:r>
+      <w:r>
+        <w:rPr>
+          <w:rFonts w:ascii="Times New Roman" w:hAnsi="Times New Roman" w:eastAsia="Times New Roman" w:cs="Times New Roman"/>
+          <w:color w:val="000000"/>
+          <w:sz w:val="24"/>
+        </w:rPr>
+        <w:t xml:space="preserve"> </w:t>
+      </w:r>
+      <w:r>
+        <w:rPr>
+          <w:bCs/>
+          <w:rFonts w:ascii="Times New Roman" w:hAnsi="Times New Roman" w:eastAsia="Times New Roman" w:cs="Times New Roman"/>
+          <w:b/>
+          <w:color w:val="000000"/>
+          <w:sz w:val="24"/>
+        </w:rPr>
+        <w:t xml:space="preserve">a hug</w:t>
+      </w:r>
+      <w:r>
+        <w:rPr>
+          <w:rFonts w:ascii="Times New Roman" w:hAnsi="Times New Roman" w:eastAsia="Times New Roman" w:cs="Times New Roman"/>
+          <w:color w:val="000000"/>
+          <w:sz w:val="24"/>
+        </w:rPr>
+        <w:t xml:space="preserve">.</w:t>
+      </w:r>
+      <w:r>
+        <w:rPr>
+          <w:rFonts w:ascii="Times New Roman" w:hAnsi="Times New Roman" w:eastAsia="Times New Roman" w:cs="Times New Roman"/>
+          <w:color w:val="000000"/>
+          <w:sz w:val="24"/>
+        </w:rPr>
+        <w:t xml:space="preserve"> </w:t>
+      </w:r>
+      <w:r>
+        <w:rPr>
+          <w:bCs/>
+          <w:rFonts w:ascii="Times New Roman" w:hAnsi="Times New Roman" w:eastAsia="Times New Roman" w:cs="Times New Roman"/>
+          <w:b/>
+          <w:color w:val="000000"/>
+          <w:sz w:val="24"/>
+        </w:rPr>
+        <w:t xml:space="preserve">//</w:t>
+      </w:r>
+    </w:p>
+    <w:p>
+      <w:pPr>
+        <w:pStyle w:val="BodyText"/>
+        <w:spacing w:line="276" w:lineRule="auto" w:before="0" w:after="120"/>
+      </w:pPr>
+      <w:r>
+        <w:rPr>
+          <w:iCs/>
+          <w:rFonts w:ascii="Times New Roman" w:hAnsi="Times New Roman" w:eastAsia="Times New Roman" w:cs="Times New Roman"/>
+          <w:i/>
+          <w:color w:val="000000"/>
+          <w:sz w:val="24"/>
+        </w:rPr>
+        <w:t xml:space="preserve">(Lift your energy, stronger voice)</w:t>
+      </w:r>
+      <w:r>
+        <w:rPr>
+          <w:rFonts w:ascii="Times New Roman" w:hAnsi="Times New Roman" w:eastAsia="Times New Roman" w:cs="Times New Roman"/>
+          <w:color w:val="000000"/>
+          <w:sz w:val="24"/>
+        </w:rPr>
+        <w:t xml:space="preserve"> </w:t>
+      </w:r>
+      <w:r>
+        <w:rPr>
+          <w:rFonts w:ascii="Times New Roman" w:hAnsi="Times New Roman" w:eastAsia="Times New Roman" w:cs="Times New Roman"/>
+          <w:color w:val="000000"/>
+          <w:sz w:val="24"/>
+        </w:rPr>
+        <w:t xml:space="preserve">But here is what</w:t>
+      </w:r>
+      <w:r>
+        <w:rPr>
+          <w:rFonts w:ascii="Times New Roman" w:hAnsi="Times New Roman" w:eastAsia="Times New Roman" w:cs="Times New Roman"/>
+          <w:color w:val="000000"/>
+          <w:sz w:val="24"/>
+        </w:rPr>
+        <w:t xml:space="preserve"> </w:t>
+      </w:r>
+      <w:r>
+        <w:rPr>
+          <w:bCs/>
+          <w:rFonts w:ascii="Times New Roman" w:hAnsi="Times New Roman" w:eastAsia="Times New Roman" w:cs="Times New Roman"/>
+          <w:b/>
+          <w:color w:val="000000"/>
+          <w:sz w:val="24"/>
+        </w:rPr>
+        <w:t xml:space="preserve">amazes</w:t>
+      </w:r>
+      <w:r>
+        <w:rPr>
+          <w:rFonts w:ascii="Times New Roman" w:hAnsi="Times New Roman" w:eastAsia="Times New Roman" w:cs="Times New Roman"/>
+          <w:color w:val="000000"/>
+          <w:sz w:val="24"/>
+        </w:rPr>
+        <w:t xml:space="preserve"> </w:t>
+      </w:r>
+      <w:r>
+        <w:rPr>
+          <w:rFonts w:ascii="Times New Roman" w:hAnsi="Times New Roman" w:eastAsia="Times New Roman" w:cs="Times New Roman"/>
+          <w:color w:val="000000"/>
+          <w:sz w:val="24"/>
+        </w:rPr>
+        <w:t xml:space="preserve">me.</w:t>
+      </w:r>
+      <w:r>
+        <w:rPr>
+          <w:rFonts w:ascii="Times New Roman" w:hAnsi="Times New Roman" w:eastAsia="Times New Roman" w:cs="Times New Roman"/>
+          <w:color w:val="000000"/>
+          <w:sz w:val="24"/>
+        </w:rPr>
+        <w:t xml:space="preserve"> </w:t>
+      </w:r>
+      <w:r>
+        <w:rPr>
+          <w:bCs/>
+          <w:rFonts w:ascii="Times New Roman" w:hAnsi="Times New Roman" w:eastAsia="Times New Roman" w:cs="Times New Roman"/>
+          <w:b/>
+          <w:color w:val="000000"/>
+          <w:sz w:val="24"/>
+        </w:rPr>
+        <w:t xml:space="preserve">//</w:t>
+      </w:r>
+      <w:r>
+        <w:rPr>
+          <w:rFonts w:ascii="Times New Roman" w:hAnsi="Times New Roman" w:eastAsia="Times New Roman" w:cs="Times New Roman"/>
+          <w:color w:val="000000"/>
+          <w:sz w:val="24"/>
+        </w:rPr>
+        <w:t xml:space="preserve"> </w:t>
+      </w:r>
+      <w:r>
+        <w:rPr>
+          <w:rFonts w:ascii="Times New Roman" w:hAnsi="Times New Roman" w:eastAsia="Times New Roman" w:cs="Times New Roman"/>
+          <w:color w:val="000000"/>
+          <w:sz w:val="24"/>
+        </w:rPr>
+        <w:t xml:space="preserve">Life gave my father</w:t>
+      </w:r>
+      <w:r>
+        <w:rPr>
+          <w:rFonts w:ascii="Times New Roman" w:hAnsi="Times New Roman" w:eastAsia="Times New Roman" w:cs="Times New Roman"/>
+          <w:color w:val="000000"/>
+          <w:sz w:val="24"/>
+        </w:rPr>
+        <w:t xml:space="preserve"> </w:t>
+      </w:r>
+      <w:r>
+        <w:rPr>
+          <w:bCs/>
+          <w:rFonts w:ascii="Times New Roman" w:hAnsi="Times New Roman" w:eastAsia="Times New Roman" w:cs="Times New Roman"/>
+          <w:b/>
+          <w:color w:val="000000"/>
+          <w:sz w:val="24"/>
+        </w:rPr>
+        <w:t xml:space="preserve">every</w:t>
+      </w:r>
+      <w:r>
+        <w:rPr>
+          <w:rFonts w:ascii="Times New Roman" w:hAnsi="Times New Roman" w:eastAsia="Times New Roman" w:cs="Times New Roman"/>
+          <w:color w:val="000000"/>
+          <w:sz w:val="24"/>
+        </w:rPr>
+        <w:t xml:space="preserve"> </w:t>
+      </w:r>
+      <w:r>
+        <w:rPr>
+          <w:rFonts w:ascii="Times New Roman" w:hAnsi="Times New Roman" w:eastAsia="Times New Roman" w:cs="Times New Roman"/>
+          <w:color w:val="000000"/>
+          <w:sz w:val="24"/>
+        </w:rPr>
+        <w:t xml:space="preserve">reason to be bitter.</w:t>
+      </w:r>
+      <w:r>
+        <w:rPr>
+          <w:rFonts w:ascii="Times New Roman" w:hAnsi="Times New Roman" w:eastAsia="Times New Roman" w:cs="Times New Roman"/>
+          <w:color w:val="000000"/>
+          <w:sz w:val="24"/>
+        </w:rPr>
+        <w:t xml:space="preserve"> </w:t>
+      </w:r>
+      <w:r>
+        <w:rPr>
+          <w:bCs/>
+          <w:rFonts w:ascii="Times New Roman" w:hAnsi="Times New Roman" w:eastAsia="Times New Roman" w:cs="Times New Roman"/>
+          <w:b/>
+          <w:color w:val="000000"/>
+          <w:sz w:val="24"/>
+        </w:rPr>
+        <w:t xml:space="preserve">/</w:t>
+      </w:r>
+      <w:r>
+        <w:rPr>
+          <w:rFonts w:ascii="Times New Roman" w:hAnsi="Times New Roman" w:eastAsia="Times New Roman" w:cs="Times New Roman"/>
+          <w:color w:val="000000"/>
+          <w:sz w:val="24"/>
+        </w:rPr>
+        <w:t xml:space="preserve"> </w:t>
+      </w:r>
+      <w:r>
+        <w:rPr>
+          <w:rFonts w:ascii="Times New Roman" w:hAnsi="Times New Roman" w:eastAsia="Times New Roman" w:cs="Times New Roman"/>
+          <w:color w:val="000000"/>
+          <w:sz w:val="24"/>
+        </w:rPr>
+        <w:t xml:space="preserve">Instead,</w:t>
+      </w:r>
+      <w:r>
+        <w:rPr>
+          <w:rFonts w:ascii="Times New Roman" w:hAnsi="Times New Roman" w:eastAsia="Times New Roman" w:cs="Times New Roman"/>
+          <w:color w:val="000000"/>
+          <w:sz w:val="24"/>
+        </w:rPr>
+        <w:t xml:space="preserve"> </w:t>
+      </w:r>
+      <w:r>
+        <w:rPr>
+          <w:bCs/>
+          <w:rFonts w:ascii="Times New Roman" w:hAnsi="Times New Roman" w:eastAsia="Times New Roman" w:cs="Times New Roman"/>
+          <w:b/>
+          <w:color w:val="000000"/>
+          <w:sz w:val="24"/>
+        </w:rPr>
+        <w:t xml:space="preserve">/</w:t>
+      </w:r>
+      <w:r>
+        <w:rPr>
+          <w:rFonts w:ascii="Times New Roman" w:hAnsi="Times New Roman" w:eastAsia="Times New Roman" w:cs="Times New Roman"/>
+          <w:color w:val="000000"/>
+          <w:sz w:val="24"/>
+        </w:rPr>
+        <w:t xml:space="preserve"> </w:t>
+      </w:r>
+      <w:r>
+        <w:rPr>
+          <w:rFonts w:ascii="Times New Roman" w:hAnsi="Times New Roman" w:eastAsia="Times New Roman" w:cs="Times New Roman"/>
+          <w:color w:val="000000"/>
+          <w:sz w:val="24"/>
+        </w:rPr>
+        <w:t xml:space="preserve">he chose to be</w:t>
+      </w:r>
+      <w:r>
+        <w:rPr>
+          <w:rFonts w:ascii="Times New Roman" w:hAnsi="Times New Roman" w:eastAsia="Times New Roman" w:cs="Times New Roman"/>
+          <w:color w:val="000000"/>
+          <w:sz w:val="24"/>
+        </w:rPr>
+        <w:t xml:space="preserve"> </w:t>
+      </w:r>
+      <w:r>
+        <w:rPr>
+          <w:bCs/>
+          <w:rFonts w:ascii="Times New Roman" w:hAnsi="Times New Roman" w:eastAsia="Times New Roman" w:cs="Times New Roman"/>
+          <w:b/>
+          <w:color w:val="000000"/>
+          <w:sz w:val="24"/>
+        </w:rPr>
+        <w:t xml:space="preserve">kind</w:t>
+      </w:r>
+      <w:r>
+        <w:rPr>
+          <w:rFonts w:ascii="Times New Roman" w:hAnsi="Times New Roman" w:eastAsia="Times New Roman" w:cs="Times New Roman"/>
+          <w:color w:val="000000"/>
+          <w:sz w:val="24"/>
+        </w:rPr>
+        <w:t xml:space="preserve">.</w:t>
+      </w:r>
+      <w:r>
+        <w:rPr>
+          <w:rFonts w:ascii="Times New Roman" w:hAnsi="Times New Roman" w:eastAsia="Times New Roman" w:cs="Times New Roman"/>
+          <w:color w:val="000000"/>
+          <w:sz w:val="24"/>
+        </w:rPr>
+        <w:t xml:space="preserve"> </w:t>
+      </w:r>
+      <w:r>
+        <w:rPr>
+          <w:bCs/>
+          <w:rFonts w:ascii="Times New Roman" w:hAnsi="Times New Roman" w:eastAsia="Times New Roman" w:cs="Times New Roman"/>
+          <w:b/>
+          <w:color w:val="000000"/>
+          <w:sz w:val="24"/>
+        </w:rPr>
+        <w:t xml:space="preserve">/</w:t>
+      </w:r>
+      <w:r>
+        <w:rPr>
+          <w:rFonts w:ascii="Times New Roman" w:hAnsi="Times New Roman" w:eastAsia="Times New Roman" w:cs="Times New Roman"/>
+          <w:color w:val="000000"/>
+          <w:sz w:val="24"/>
+        </w:rPr>
+        <w:t xml:space="preserve"> </w:t>
+      </w:r>
+      <w:r>
+        <w:rPr>
+          <w:rFonts w:ascii="Times New Roman" w:hAnsi="Times New Roman" w:eastAsia="Times New Roman" w:cs="Times New Roman"/>
+          <w:color w:val="000000"/>
+          <w:sz w:val="24"/>
+        </w:rPr>
+        <w:t xml:space="preserve">Nobody ever showed him how to be a parent,</w:t>
+      </w:r>
+      <w:r>
+        <w:rPr>
+          <w:rFonts w:ascii="Times New Roman" w:hAnsi="Times New Roman" w:eastAsia="Times New Roman" w:cs="Times New Roman"/>
+          <w:color w:val="000000"/>
+          <w:sz w:val="24"/>
+        </w:rPr>
+        <w:t xml:space="preserve"> </w:t>
+      </w:r>
+      <w:r>
+        <w:rPr>
+          <w:bCs/>
+          <w:rFonts w:ascii="Times New Roman" w:hAnsi="Times New Roman" w:eastAsia="Times New Roman" w:cs="Times New Roman"/>
+          <w:b/>
+          <w:color w:val="000000"/>
+          <w:sz w:val="24"/>
+        </w:rPr>
+        <w:t xml:space="preserve">/</w:t>
+      </w:r>
+      <w:r>
+        <w:rPr>
+          <w:rFonts w:ascii="Times New Roman" w:hAnsi="Times New Roman" w:eastAsia="Times New Roman" w:cs="Times New Roman"/>
+          <w:color w:val="000000"/>
+          <w:sz w:val="24"/>
+        </w:rPr>
+        <w:t xml:space="preserve"> </w:t>
+      </w:r>
+      <w:r>
+        <w:rPr>
+          <w:rFonts w:ascii="Times New Roman" w:hAnsi="Times New Roman" w:eastAsia="Times New Roman" w:cs="Times New Roman"/>
+          <w:color w:val="000000"/>
+          <w:sz w:val="24"/>
+        </w:rPr>
+        <w:t xml:space="preserve">and</w:t>
+      </w:r>
+      <w:r>
+        <w:rPr>
+          <w:rFonts w:ascii="Times New Roman" w:hAnsi="Times New Roman" w:eastAsia="Times New Roman" w:cs="Times New Roman"/>
+          <w:color w:val="000000"/>
+          <w:sz w:val="24"/>
+        </w:rPr>
+        <w:t xml:space="preserve"> </w:t>
+      </w:r>
+      <w:r>
+        <w:rPr>
+          <w:bCs/>
+          <w:rFonts w:ascii="Times New Roman" w:hAnsi="Times New Roman" w:eastAsia="Times New Roman" w:cs="Times New Roman"/>
+          <w:b/>
+          <w:color w:val="000000"/>
+          <w:sz w:val="24"/>
+        </w:rPr>
+        <w:t xml:space="preserve">yet</w:t>
+      </w:r>
+      <w:r>
+        <w:rPr>
+          <w:rFonts w:ascii="Times New Roman" w:hAnsi="Times New Roman" w:eastAsia="Times New Roman" w:cs="Times New Roman"/>
+          <w:color w:val="000000"/>
+          <w:sz w:val="24"/>
+        </w:rPr>
+        <w:t xml:space="preserve"> </w:t>
+      </w:r>
+      <w:r>
+        <w:rPr>
+          <w:rFonts w:ascii="Times New Roman" w:hAnsi="Times New Roman" w:eastAsia="Times New Roman" w:cs="Times New Roman"/>
+          <w:color w:val="000000"/>
+          <w:sz w:val="24"/>
+        </w:rPr>
+        <w:t xml:space="preserve">he became the father I always</w:t>
+      </w:r>
+      <w:r>
+        <w:rPr>
+          <w:rFonts w:ascii="Times New Roman" w:hAnsi="Times New Roman" w:eastAsia="Times New Roman" w:cs="Times New Roman"/>
+          <w:color w:val="000000"/>
+          <w:sz w:val="24"/>
+        </w:rPr>
+        <w:t xml:space="preserve"> </w:t>
+      </w:r>
+      <w:r>
+        <w:rPr>
+          <w:bCs/>
+          <w:rFonts w:ascii="Times New Roman" w:hAnsi="Times New Roman" w:eastAsia="Times New Roman" w:cs="Times New Roman"/>
+          <w:b/>
+          <w:color w:val="000000"/>
+          <w:sz w:val="24"/>
+        </w:rPr>
+        <w:t xml:space="preserve">needed</w:t>
+      </w:r>
+      <w:r>
+        <w:rPr>
+          <w:rFonts w:ascii="Times New Roman" w:hAnsi="Times New Roman" w:eastAsia="Times New Roman" w:cs="Times New Roman"/>
+          <w:color w:val="000000"/>
+          <w:sz w:val="24"/>
+        </w:rPr>
+        <w:t xml:space="preserve">.</w:t>
+      </w:r>
+      <w:r>
+        <w:rPr>
+          <w:rFonts w:ascii="Times New Roman" w:hAnsi="Times New Roman" w:eastAsia="Times New Roman" w:cs="Times New Roman"/>
+          <w:color w:val="000000"/>
+          <w:sz w:val="24"/>
+        </w:rPr>
+        <w:t xml:space="preserve"> </w:t>
+      </w:r>
+      <w:r>
+        <w:rPr>
+          <w:bCs/>
+          <w:rFonts w:ascii="Times New Roman" w:hAnsi="Times New Roman" w:eastAsia="Times New Roman" w:cs="Times New Roman"/>
+          <w:b/>
+          <w:color w:val="000000"/>
+          <w:sz w:val="24"/>
+        </w:rPr>
+        <w:t xml:space="preserve">/</w:t>
+      </w:r>
+      <w:r>
+        <w:rPr>
+          <w:rFonts w:ascii="Times New Roman" w:hAnsi="Times New Roman" w:eastAsia="Times New Roman" w:cs="Times New Roman"/>
+          <w:color w:val="000000"/>
+          <w:sz w:val="24"/>
+        </w:rPr>
+        <w:t xml:space="preserve"> </w:t>
+      </w:r>
+      <w:r>
+        <w:rPr>
+          <w:rFonts w:ascii="Times New Roman" w:hAnsi="Times New Roman" w:eastAsia="Times New Roman" w:cs="Times New Roman"/>
+          <w:color w:val="000000"/>
+          <w:sz w:val="24"/>
+        </w:rPr>
+        <w:t xml:space="preserve">He showed</w:t>
+      </w:r>
+      <w:r>
+        <w:rPr>
+          <w:rFonts w:ascii="Times New Roman" w:hAnsi="Times New Roman" w:eastAsia="Times New Roman" w:cs="Times New Roman"/>
+          <w:color w:val="000000"/>
+          <w:sz w:val="24"/>
+        </w:rPr>
+        <w:t xml:space="preserve"> </w:t>
+      </w:r>
+      <w:r>
+        <w:rPr>
+          <w:bCs/>
+          <w:rFonts w:ascii="Times New Roman" w:hAnsi="Times New Roman" w:eastAsia="Times New Roman" w:cs="Times New Roman"/>
+          <w:b/>
+          <w:color w:val="000000"/>
+          <w:sz w:val="24"/>
+        </w:rPr>
+        <w:t xml:space="preserve">up</w:t>
+      </w:r>
+      <w:r>
+        <w:rPr>
+          <w:rFonts w:ascii="Times New Roman" w:hAnsi="Times New Roman" w:eastAsia="Times New Roman" w:cs="Times New Roman"/>
+          <w:color w:val="000000"/>
+          <w:sz w:val="24"/>
+        </w:rPr>
+        <w:t xml:space="preserve">.</w:t>
+      </w:r>
+      <w:r>
+        <w:rPr>
+          <w:rFonts w:ascii="Times New Roman" w:hAnsi="Times New Roman" w:eastAsia="Times New Roman" w:cs="Times New Roman"/>
+          <w:color w:val="000000"/>
+          <w:sz w:val="24"/>
+        </w:rPr>
+        <w:t xml:space="preserve"> </w:t>
+      </w:r>
+      <w:r>
+        <w:rPr>
+          <w:bCs/>
+          <w:rFonts w:ascii="Times New Roman" w:hAnsi="Times New Roman" w:eastAsia="Times New Roman" w:cs="Times New Roman"/>
+          <w:b/>
+          <w:color w:val="000000"/>
+          <w:sz w:val="24"/>
+        </w:rPr>
+        <w:t xml:space="preserve">/</w:t>
+      </w:r>
+      <w:r>
+        <w:rPr>
+          <w:rFonts w:ascii="Times New Roman" w:hAnsi="Times New Roman" w:eastAsia="Times New Roman" w:cs="Times New Roman"/>
+          <w:color w:val="000000"/>
+          <w:sz w:val="24"/>
+        </w:rPr>
+        <w:t xml:space="preserve"> </w:t>
+      </w:r>
+      <w:r>
+        <w:rPr>
+          <w:rFonts w:ascii="Times New Roman" w:hAnsi="Times New Roman" w:eastAsia="Times New Roman" w:cs="Times New Roman"/>
+          <w:color w:val="000000"/>
+          <w:sz w:val="24"/>
+        </w:rPr>
+        <w:t xml:space="preserve">He worked</w:t>
+      </w:r>
+      <w:r>
+        <w:rPr>
+          <w:rFonts w:ascii="Times New Roman" w:hAnsi="Times New Roman" w:eastAsia="Times New Roman" w:cs="Times New Roman"/>
+          <w:color w:val="000000"/>
+          <w:sz w:val="24"/>
+        </w:rPr>
+        <w:t xml:space="preserve"> </w:t>
+      </w:r>
+      <w:r>
+        <w:rPr>
+          <w:bCs/>
+          <w:rFonts w:ascii="Times New Roman" w:hAnsi="Times New Roman" w:eastAsia="Times New Roman" w:cs="Times New Roman"/>
+          <w:b/>
+          <w:color w:val="000000"/>
+          <w:sz w:val="24"/>
+        </w:rPr>
+        <w:t xml:space="preserve">hard</w:t>
+      </w:r>
+      <w:r>
+        <w:rPr>
+          <w:rFonts w:ascii="Times New Roman" w:hAnsi="Times New Roman" w:eastAsia="Times New Roman" w:cs="Times New Roman"/>
+          <w:color w:val="000000"/>
+          <w:sz w:val="24"/>
+        </w:rPr>
+        <w:t xml:space="preserve">.</w:t>
+      </w:r>
+      <w:r>
+        <w:rPr>
+          <w:rFonts w:ascii="Times New Roman" w:hAnsi="Times New Roman" w:eastAsia="Times New Roman" w:cs="Times New Roman"/>
+          <w:color w:val="000000"/>
+          <w:sz w:val="24"/>
+        </w:rPr>
+        <w:t xml:space="preserve"> </w:t>
+      </w:r>
+      <w:r>
+        <w:rPr>
+          <w:bCs/>
+          <w:rFonts w:ascii="Times New Roman" w:hAnsi="Times New Roman" w:eastAsia="Times New Roman" w:cs="Times New Roman"/>
+          <w:b/>
+          <w:color w:val="000000"/>
+          <w:sz w:val="24"/>
+        </w:rPr>
+        <w:t xml:space="preserve">/</w:t>
+      </w:r>
+      <w:r>
+        <w:rPr>
+          <w:rFonts w:ascii="Times New Roman" w:hAnsi="Times New Roman" w:eastAsia="Times New Roman" w:cs="Times New Roman"/>
+          <w:color w:val="000000"/>
+          <w:sz w:val="24"/>
+        </w:rPr>
+        <w:t xml:space="preserve"> </w:t>
+      </w:r>
+      <w:r>
+        <w:rPr>
+          <w:rFonts w:ascii="Times New Roman" w:hAnsi="Times New Roman" w:eastAsia="Times New Roman" w:cs="Times New Roman"/>
+          <w:color w:val="000000"/>
+          <w:sz w:val="24"/>
+        </w:rPr>
+        <w:t xml:space="preserve">And he made sure we</w:t>
+      </w:r>
+      <w:r>
+        <w:rPr>
+          <w:rFonts w:ascii="Times New Roman" w:hAnsi="Times New Roman" w:eastAsia="Times New Roman" w:cs="Times New Roman"/>
+          <w:color w:val="000000"/>
+          <w:sz w:val="24"/>
+        </w:rPr>
+        <w:t xml:space="preserve"> </w:t>
+      </w:r>
+      <w:r>
+        <w:rPr>
+          <w:bCs/>
+          <w:rFonts w:ascii="Times New Roman" w:hAnsi="Times New Roman" w:eastAsia="Times New Roman" w:cs="Times New Roman"/>
+          <w:b/>
+          <w:color w:val="000000"/>
+          <w:sz w:val="24"/>
+        </w:rPr>
+        <w:t xml:space="preserve">never</w:t>
+      </w:r>
+      <w:r>
+        <w:rPr>
+          <w:rFonts w:ascii="Times New Roman" w:hAnsi="Times New Roman" w:eastAsia="Times New Roman" w:cs="Times New Roman"/>
+          <w:color w:val="000000"/>
+          <w:sz w:val="24"/>
+        </w:rPr>
+        <w:t xml:space="preserve"> </w:t>
+      </w:r>
+      <w:r>
+        <w:rPr>
+          <w:rFonts w:ascii="Times New Roman" w:hAnsi="Times New Roman" w:eastAsia="Times New Roman" w:cs="Times New Roman"/>
+          <w:color w:val="000000"/>
+          <w:sz w:val="24"/>
+        </w:rPr>
+        <w:t xml:space="preserve">had to feel what he felt.</w:t>
+      </w:r>
+      <w:r>
+        <w:rPr>
+          <w:rFonts w:ascii="Times New Roman" w:hAnsi="Times New Roman" w:eastAsia="Times New Roman" w:cs="Times New Roman"/>
+          <w:color w:val="000000"/>
+          <w:sz w:val="24"/>
+        </w:rPr>
+        <w:t xml:space="preserve"> </w:t>
+      </w:r>
+      <w:r>
+        <w:rPr>
+          <w:bCs/>
+          <w:rFonts w:ascii="Times New Roman" w:hAnsi="Times New Roman" w:eastAsia="Times New Roman" w:cs="Times New Roman"/>
+          <w:b/>
+          <w:color w:val="000000"/>
+          <w:sz w:val="24"/>
+        </w:rPr>
+        <w:t xml:space="preserve">//</w:t>
+      </w:r>
+    </w:p>
+    <w:p>
+      <w:pPr>
+        <w:pStyle w:val="BodyText"/>
+        <w:spacing w:line="276" w:lineRule="auto" w:before="0" w:after="120"/>
+      </w:pPr>
+      <w:r>
+        <w:rPr>
+          <w:iCs/>
+          <w:rFonts w:ascii="Times New Roman" w:hAnsi="Times New Roman" w:eastAsia="Times New Roman" w:cs="Times New Roman"/>
+          <w:i/>
+          <w:color w:val="000000"/>
+          <w:sz w:val="24"/>
+        </w:rPr>
+        <w:t xml:space="preserve">(Proud tone, open hand toward the camera)</w:t>
+      </w:r>
+      <w:r>
+        <w:rPr>
+          <w:rFonts w:ascii="Times New Roman" w:hAnsi="Times New Roman" w:eastAsia="Times New Roman" w:cs="Times New Roman"/>
+          <w:color w:val="000000"/>
+          <w:sz w:val="24"/>
+        </w:rPr>
+        <w:t xml:space="preserve"> </w:t>
+      </w:r>
+      <w:r>
+        <w:rPr>
+          <w:rFonts w:ascii="Times New Roman" w:hAnsi="Times New Roman" w:eastAsia="Times New Roman" w:cs="Times New Roman"/>
+          <w:color w:val="000000"/>
+          <w:sz w:val="24"/>
+        </w:rPr>
+        <w:t xml:space="preserve">Everything I am today,</w:t>
+      </w:r>
+      <w:r>
+        <w:rPr>
+          <w:rFonts w:ascii="Times New Roman" w:hAnsi="Times New Roman" w:eastAsia="Times New Roman" w:cs="Times New Roman"/>
+          <w:color w:val="000000"/>
+          <w:sz w:val="24"/>
+        </w:rPr>
+        <w:t xml:space="preserve"> </w:t>
+      </w:r>
+      <w:r>
+        <w:rPr>
+          <w:bCs/>
+          <w:rFonts w:ascii="Times New Roman" w:hAnsi="Times New Roman" w:eastAsia="Times New Roman" w:cs="Times New Roman"/>
+          <w:b/>
+          <w:color w:val="000000"/>
+          <w:sz w:val="24"/>
+        </w:rPr>
+        <w:t xml:space="preserve">/</w:t>
+      </w:r>
+      <w:r>
+        <w:rPr>
+          <w:rFonts w:ascii="Times New Roman" w:hAnsi="Times New Roman" w:eastAsia="Times New Roman" w:cs="Times New Roman"/>
+          <w:color w:val="000000"/>
+          <w:sz w:val="24"/>
+        </w:rPr>
+        <w:t xml:space="preserve"> </w:t>
+      </w:r>
+      <w:r>
+        <w:rPr>
+          <w:rFonts w:ascii="Times New Roman" w:hAnsi="Times New Roman" w:eastAsia="Times New Roman" w:cs="Times New Roman"/>
+          <w:color w:val="000000"/>
+          <w:sz w:val="24"/>
+        </w:rPr>
+        <w:t xml:space="preserve">I learned from watching</w:t>
+      </w:r>
+      <w:r>
+        <w:rPr>
+          <w:rFonts w:ascii="Times New Roman" w:hAnsi="Times New Roman" w:eastAsia="Times New Roman" w:cs="Times New Roman"/>
+          <w:color w:val="000000"/>
+          <w:sz w:val="24"/>
+        </w:rPr>
+        <w:t xml:space="preserve"> </w:t>
+      </w:r>
+      <w:r>
+        <w:rPr>
+          <w:bCs/>
+          <w:rFonts w:ascii="Times New Roman" w:hAnsi="Times New Roman" w:eastAsia="Times New Roman" w:cs="Times New Roman"/>
+          <w:b/>
+          <w:color w:val="000000"/>
+          <w:sz w:val="24"/>
+        </w:rPr>
+        <w:t xml:space="preserve">him</w:t>
+      </w:r>
+      <w:r>
+        <w:rPr>
+          <w:rFonts w:ascii="Times New Roman" w:hAnsi="Times New Roman" w:eastAsia="Times New Roman" w:cs="Times New Roman"/>
+          <w:color w:val="000000"/>
+          <w:sz w:val="24"/>
+        </w:rPr>
+        <w:t xml:space="preserve">.</w:t>
+      </w:r>
+      <w:r>
+        <w:rPr>
+          <w:rFonts w:ascii="Times New Roman" w:hAnsi="Times New Roman" w:eastAsia="Times New Roman" w:cs="Times New Roman"/>
+          <w:color w:val="000000"/>
+          <w:sz w:val="24"/>
+        </w:rPr>
+        <w:t xml:space="preserve"> </w:t>
+      </w:r>
+      <w:r>
+        <w:rPr>
+          <w:bCs/>
+          <w:rFonts w:ascii="Times New Roman" w:hAnsi="Times New Roman" w:eastAsia="Times New Roman" w:cs="Times New Roman"/>
+          <w:b/>
+          <w:color w:val="000000"/>
+          <w:sz w:val="24"/>
+        </w:rPr>
+        <w:t xml:space="preserve">/</w:t>
+      </w:r>
+      <w:r>
+        <w:rPr>
+          <w:rFonts w:ascii="Times New Roman" w:hAnsi="Times New Roman" w:eastAsia="Times New Roman" w:cs="Times New Roman"/>
+          <w:color w:val="000000"/>
+          <w:sz w:val="24"/>
+        </w:rPr>
+        <w:t xml:space="preserve"> </w:t>
+      </w:r>
+      <w:r>
+        <w:rPr>
+          <w:rFonts w:ascii="Times New Roman" w:hAnsi="Times New Roman" w:eastAsia="Times New Roman" w:cs="Times New Roman"/>
+          <w:color w:val="000000"/>
+          <w:sz w:val="24"/>
+        </w:rPr>
+        <w:t xml:space="preserve">He taught me that hard work is</w:t>
+      </w:r>
+      <w:r>
+        <w:rPr>
+          <w:rFonts w:ascii="Times New Roman" w:hAnsi="Times New Roman" w:eastAsia="Times New Roman" w:cs="Times New Roman"/>
+          <w:color w:val="000000"/>
+          <w:sz w:val="24"/>
+        </w:rPr>
+        <w:t xml:space="preserve"> </w:t>
+      </w:r>
+      <w:r>
+        <w:rPr>
+          <w:bCs/>
+          <w:rFonts w:ascii="Times New Roman" w:hAnsi="Times New Roman" w:eastAsia="Times New Roman" w:cs="Times New Roman"/>
+          <w:b/>
+          <w:color w:val="000000"/>
+          <w:sz w:val="24"/>
+        </w:rPr>
+        <w:t xml:space="preserve">not</w:t>
+      </w:r>
+      <w:r>
+        <w:rPr>
+          <w:rFonts w:ascii="Times New Roman" w:hAnsi="Times New Roman" w:eastAsia="Times New Roman" w:cs="Times New Roman"/>
+          <w:color w:val="000000"/>
+          <w:sz w:val="24"/>
+        </w:rPr>
+        <w:t xml:space="preserve"> </w:t>
+      </w:r>
+      <w:r>
+        <w:rPr>
+          <w:rFonts w:ascii="Times New Roman" w:hAnsi="Times New Roman" w:eastAsia="Times New Roman" w:cs="Times New Roman"/>
+          <w:color w:val="000000"/>
+          <w:sz w:val="24"/>
+        </w:rPr>
+        <w:t xml:space="preserve">something to complain about.</w:t>
+      </w:r>
+      <w:r>
+        <w:rPr>
+          <w:rFonts w:ascii="Times New Roman" w:hAnsi="Times New Roman" w:eastAsia="Times New Roman" w:cs="Times New Roman"/>
+          <w:color w:val="000000"/>
+          <w:sz w:val="24"/>
+        </w:rPr>
+        <w:t xml:space="preserve"> </w:t>
+      </w:r>
+      <w:r>
+        <w:rPr>
+          <w:bCs/>
+          <w:rFonts w:ascii="Times New Roman" w:hAnsi="Times New Roman" w:eastAsia="Times New Roman" w:cs="Times New Roman"/>
+          <w:b/>
+          <w:color w:val="000000"/>
+          <w:sz w:val="24"/>
+        </w:rPr>
+        <w:t xml:space="preserve">/</w:t>
+      </w:r>
+      <w:r>
+        <w:rPr>
+          <w:rFonts w:ascii="Times New Roman" w:hAnsi="Times New Roman" w:eastAsia="Times New Roman" w:cs="Times New Roman"/>
+          <w:color w:val="000000"/>
+          <w:sz w:val="24"/>
+        </w:rPr>
+        <w:t xml:space="preserve"> </w:t>
+      </w:r>
+      <w:r>
+        <w:rPr>
+          <w:rFonts w:ascii="Times New Roman" w:hAnsi="Times New Roman" w:eastAsia="Times New Roman" w:cs="Times New Roman"/>
+          <w:color w:val="000000"/>
+          <w:sz w:val="24"/>
+        </w:rPr>
+        <w:t xml:space="preserve">It is a way of</w:t>
+      </w:r>
+      <w:r>
+        <w:rPr>
+          <w:rFonts w:ascii="Times New Roman" w:hAnsi="Times New Roman" w:eastAsia="Times New Roman" w:cs="Times New Roman"/>
+          <w:color w:val="000000"/>
+          <w:sz w:val="24"/>
+        </w:rPr>
+        <w:t xml:space="preserve"> </w:t>
+      </w:r>
+      <w:r>
+        <w:rPr>
+          <w:bCs/>
+          <w:rFonts w:ascii="Times New Roman" w:hAnsi="Times New Roman" w:eastAsia="Times New Roman" w:cs="Times New Roman"/>
+          <w:b/>
+          <w:color w:val="000000"/>
+          <w:sz w:val="24"/>
+        </w:rPr>
+        <w:t xml:space="preserve">taking care</w:t>
+      </w:r>
+      <w:r>
+        <w:rPr>
+          <w:rFonts w:ascii="Times New Roman" w:hAnsi="Times New Roman" w:eastAsia="Times New Roman" w:cs="Times New Roman"/>
+          <w:color w:val="000000"/>
+          <w:sz w:val="24"/>
+        </w:rPr>
+        <w:t xml:space="preserve"> </w:t>
+      </w:r>
+      <w:r>
+        <w:rPr>
+          <w:rFonts w:ascii="Times New Roman" w:hAnsi="Times New Roman" w:eastAsia="Times New Roman" w:cs="Times New Roman"/>
+          <w:color w:val="000000"/>
+          <w:sz w:val="24"/>
+        </w:rPr>
+        <w:t xml:space="preserve">of the people you love.</w:t>
+      </w:r>
+      <w:r>
+        <w:rPr>
+          <w:rFonts w:ascii="Times New Roman" w:hAnsi="Times New Roman" w:eastAsia="Times New Roman" w:cs="Times New Roman"/>
+          <w:color w:val="000000"/>
+          <w:sz w:val="24"/>
+        </w:rPr>
+        <w:t xml:space="preserve"> </w:t>
+      </w:r>
+      <w:r>
+        <w:rPr>
+          <w:bCs/>
+          <w:rFonts w:ascii="Times New Roman" w:hAnsi="Times New Roman" w:eastAsia="Times New Roman" w:cs="Times New Roman"/>
+          <w:b/>
+          <w:color w:val="000000"/>
+          <w:sz w:val="24"/>
+        </w:rPr>
+        <w:t xml:space="preserve">/</w:t>
+      </w:r>
+      <w:r>
+        <w:rPr>
+          <w:rFonts w:ascii="Times New Roman" w:hAnsi="Times New Roman" w:eastAsia="Times New Roman" w:cs="Times New Roman"/>
+          <w:color w:val="000000"/>
+          <w:sz w:val="24"/>
+        </w:rPr>
+        <w:t xml:space="preserve"> </w:t>
+      </w:r>
+      <w:r>
+        <w:rPr>
+          <w:rFonts w:ascii="Times New Roman" w:hAnsi="Times New Roman" w:eastAsia="Times New Roman" w:cs="Times New Roman"/>
+          <w:color w:val="000000"/>
+          <w:sz w:val="24"/>
+        </w:rPr>
+        <w:t xml:space="preserve">He taught me to respect</w:t>
+      </w:r>
+      <w:r>
+        <w:rPr>
+          <w:rFonts w:ascii="Times New Roman" w:hAnsi="Times New Roman" w:eastAsia="Times New Roman" w:cs="Times New Roman"/>
+          <w:color w:val="000000"/>
+          <w:sz w:val="24"/>
+        </w:rPr>
+        <w:t xml:space="preserve"> </w:t>
+      </w:r>
+      <w:r>
+        <w:rPr>
+          <w:bCs/>
+          <w:rFonts w:ascii="Times New Roman" w:hAnsi="Times New Roman" w:eastAsia="Times New Roman" w:cs="Times New Roman"/>
+          <w:b/>
+          <w:color w:val="000000"/>
+          <w:sz w:val="24"/>
+        </w:rPr>
+        <w:t xml:space="preserve">every</w:t>
+      </w:r>
+      <w:r>
+        <w:rPr>
+          <w:rFonts w:ascii="Times New Roman" w:hAnsi="Times New Roman" w:eastAsia="Times New Roman" w:cs="Times New Roman"/>
+          <w:color w:val="000000"/>
+          <w:sz w:val="24"/>
+        </w:rPr>
+        <w:t xml:space="preserve"> </w:t>
+      </w:r>
+      <w:r>
+        <w:rPr>
+          <w:rFonts w:ascii="Times New Roman" w:hAnsi="Times New Roman" w:eastAsia="Times New Roman" w:cs="Times New Roman"/>
+          <w:color w:val="000000"/>
+          <w:sz w:val="24"/>
+        </w:rPr>
+        <w:t xml:space="preserve">dollar,</w:t>
+      </w:r>
+      <w:r>
+        <w:rPr>
+          <w:rFonts w:ascii="Times New Roman" w:hAnsi="Times New Roman" w:eastAsia="Times New Roman" w:cs="Times New Roman"/>
+          <w:color w:val="000000"/>
+          <w:sz w:val="24"/>
+        </w:rPr>
+        <w:t xml:space="preserve"> </w:t>
+      </w:r>
+      <w:r>
+        <w:rPr>
+          <w:bCs/>
+          <w:rFonts w:ascii="Times New Roman" w:hAnsi="Times New Roman" w:eastAsia="Times New Roman" w:cs="Times New Roman"/>
+          <w:b/>
+          <w:color w:val="000000"/>
+          <w:sz w:val="24"/>
+        </w:rPr>
+        <w:t xml:space="preserve">/</w:t>
+      </w:r>
+      <w:r>
+        <w:rPr>
+          <w:rFonts w:ascii="Times New Roman" w:hAnsi="Times New Roman" w:eastAsia="Times New Roman" w:cs="Times New Roman"/>
+          <w:color w:val="000000"/>
+          <w:sz w:val="24"/>
+        </w:rPr>
+        <w:t xml:space="preserve"> </w:t>
+      </w:r>
+      <w:r>
+        <w:rPr>
+          <w:rFonts w:ascii="Times New Roman" w:hAnsi="Times New Roman" w:eastAsia="Times New Roman" w:cs="Times New Roman"/>
+          <w:color w:val="000000"/>
+          <w:sz w:val="24"/>
+        </w:rPr>
+        <w:t xml:space="preserve">because he knows how</w:t>
+      </w:r>
+      <w:r>
+        <w:rPr>
+          <w:rFonts w:ascii="Times New Roman" w:hAnsi="Times New Roman" w:eastAsia="Times New Roman" w:cs="Times New Roman"/>
+          <w:color w:val="000000"/>
+          <w:sz w:val="24"/>
+        </w:rPr>
+        <w:t xml:space="preserve"> </w:t>
+      </w:r>
+      <w:r>
+        <w:rPr>
+          <w:bCs/>
+          <w:rFonts w:ascii="Times New Roman" w:hAnsi="Times New Roman" w:eastAsia="Times New Roman" w:cs="Times New Roman"/>
+          <w:b/>
+          <w:color w:val="000000"/>
+          <w:sz w:val="24"/>
+        </w:rPr>
+        <w:t xml:space="preserve">hard</w:t>
+      </w:r>
+      <w:r>
+        <w:rPr>
+          <w:rFonts w:ascii="Times New Roman" w:hAnsi="Times New Roman" w:eastAsia="Times New Roman" w:cs="Times New Roman"/>
+          <w:color w:val="000000"/>
+          <w:sz w:val="24"/>
+        </w:rPr>
+        <w:t xml:space="preserve"> </w:t>
+      </w:r>
+      <w:r>
+        <w:rPr>
+          <w:rFonts w:ascii="Times New Roman" w:hAnsi="Times New Roman" w:eastAsia="Times New Roman" w:cs="Times New Roman"/>
+          <w:color w:val="000000"/>
+          <w:sz w:val="24"/>
+        </w:rPr>
+        <w:t xml:space="preserve">each one is to earn.</w:t>
+      </w:r>
+      <w:r>
+        <w:rPr>
+          <w:rFonts w:ascii="Times New Roman" w:hAnsi="Times New Roman" w:eastAsia="Times New Roman" w:cs="Times New Roman"/>
+          <w:color w:val="000000"/>
+          <w:sz w:val="24"/>
+        </w:rPr>
+        <w:t xml:space="preserve"> </w:t>
+      </w:r>
+      <w:r>
+        <w:rPr>
+          <w:bCs/>
+          <w:rFonts w:ascii="Times New Roman" w:hAnsi="Times New Roman" w:eastAsia="Times New Roman" w:cs="Times New Roman"/>
+          <w:b/>
+          <w:color w:val="000000"/>
+          <w:sz w:val="24"/>
+        </w:rPr>
+        <w:t xml:space="preserve">/</w:t>
+      </w:r>
+      <w:r>
+        <w:rPr>
+          <w:rFonts w:ascii="Times New Roman" w:hAnsi="Times New Roman" w:eastAsia="Times New Roman" w:cs="Times New Roman"/>
+          <w:color w:val="000000"/>
+          <w:sz w:val="24"/>
+        </w:rPr>
+        <w:t xml:space="preserve"> </w:t>
+      </w:r>
+      <w:r>
+        <w:rPr>
+          <w:rFonts w:ascii="Times New Roman" w:hAnsi="Times New Roman" w:eastAsia="Times New Roman" w:cs="Times New Roman"/>
+          <w:color w:val="000000"/>
+          <w:sz w:val="24"/>
+        </w:rPr>
+        <w:t xml:space="preserve">And he taught me</w:t>
+      </w:r>
+      <w:r>
+        <w:rPr>
+          <w:rFonts w:ascii="Times New Roman" w:hAnsi="Times New Roman" w:eastAsia="Times New Roman" w:cs="Times New Roman"/>
+          <w:color w:val="000000"/>
+          <w:sz w:val="24"/>
+        </w:rPr>
+        <w:t xml:space="preserve"> </w:t>
+      </w:r>
+      <w:r>
+        <w:rPr>
+          <w:bCs/>
+          <w:rFonts w:ascii="Times New Roman" w:hAnsi="Times New Roman" w:eastAsia="Times New Roman" w:cs="Times New Roman"/>
+          <w:b/>
+          <w:color w:val="000000"/>
+          <w:sz w:val="24"/>
+        </w:rPr>
+        <w:t xml:space="preserve">/</w:t>
+      </w:r>
+      <w:r>
+        <w:rPr>
+          <w:rFonts w:ascii="Times New Roman" w:hAnsi="Times New Roman" w:eastAsia="Times New Roman" w:cs="Times New Roman"/>
+          <w:color w:val="000000"/>
+          <w:sz w:val="24"/>
+        </w:rPr>
+        <w:t xml:space="preserve"> </w:t>
+      </w:r>
+      <w:r>
+        <w:rPr>
+          <w:rFonts w:ascii="Times New Roman" w:hAnsi="Times New Roman" w:eastAsia="Times New Roman" w:cs="Times New Roman"/>
+          <w:color w:val="000000"/>
+          <w:sz w:val="24"/>
+        </w:rPr>
+        <w:t xml:space="preserve">that where you</w:t>
+      </w:r>
+      <w:r>
+        <w:rPr>
+          <w:rFonts w:ascii="Times New Roman" w:hAnsi="Times New Roman" w:eastAsia="Times New Roman" w:cs="Times New Roman"/>
+          <w:color w:val="000000"/>
+          <w:sz w:val="24"/>
+        </w:rPr>
+        <w:t xml:space="preserve"> </w:t>
+      </w:r>
+      <w:r>
+        <w:rPr>
+          <w:bCs/>
+          <w:rFonts w:ascii="Times New Roman" w:hAnsi="Times New Roman" w:eastAsia="Times New Roman" w:cs="Times New Roman"/>
+          <w:b/>
+          <w:color w:val="000000"/>
+          <w:sz w:val="24"/>
+        </w:rPr>
+        <w:t xml:space="preserve">start</w:t>
+      </w:r>
+      <w:r>
+        <w:rPr>
+          <w:rFonts w:ascii="Times New Roman" w:hAnsi="Times New Roman" w:eastAsia="Times New Roman" w:cs="Times New Roman"/>
+          <w:color w:val="000000"/>
+          <w:sz w:val="24"/>
+        </w:rPr>
+        <w:t xml:space="preserve"> </w:t>
+      </w:r>
+      <w:r>
+        <w:rPr>
+          <w:bCs/>
+          <w:rFonts w:ascii="Times New Roman" w:hAnsi="Times New Roman" w:eastAsia="Times New Roman" w:cs="Times New Roman"/>
+          <w:b/>
+          <w:color w:val="000000"/>
+          <w:sz w:val="24"/>
+        </w:rPr>
+        <w:t xml:space="preserve">/</w:t>
+      </w:r>
+      <w:r>
+        <w:rPr>
+          <w:rFonts w:ascii="Times New Roman" w:hAnsi="Times New Roman" w:eastAsia="Times New Roman" w:cs="Times New Roman"/>
+          <w:color w:val="000000"/>
+          <w:sz w:val="24"/>
+        </w:rPr>
+        <w:t xml:space="preserve"> </w:t>
+      </w:r>
+      <w:r>
+        <w:rPr>
+          <w:rFonts w:ascii="Times New Roman" w:hAnsi="Times New Roman" w:eastAsia="Times New Roman" w:cs="Times New Roman"/>
+          <w:color w:val="000000"/>
+          <w:sz w:val="24"/>
+        </w:rPr>
+        <w:t xml:space="preserve">does not decide where you</w:t>
+      </w:r>
+      <w:r>
+        <w:rPr>
+          <w:rFonts w:ascii="Times New Roman" w:hAnsi="Times New Roman" w:eastAsia="Times New Roman" w:cs="Times New Roman"/>
+          <w:color w:val="000000"/>
+          <w:sz w:val="24"/>
+        </w:rPr>
+        <w:t xml:space="preserve"> </w:t>
+      </w:r>
+      <w:r>
+        <w:rPr>
+          <w:bCs/>
+          <w:rFonts w:ascii="Times New Roman" w:hAnsi="Times New Roman" w:eastAsia="Times New Roman" w:cs="Times New Roman"/>
+          <w:b/>
+          <w:color w:val="000000"/>
+          <w:sz w:val="24"/>
+        </w:rPr>
+        <w:t xml:space="preserve">finish</w:t>
+      </w:r>
+      <w:r>
+        <w:rPr>
+          <w:rFonts w:ascii="Times New Roman" w:hAnsi="Times New Roman" w:eastAsia="Times New Roman" w:cs="Times New Roman"/>
+          <w:color w:val="000000"/>
+          <w:sz w:val="24"/>
+        </w:rPr>
+        <w:t xml:space="preserve">.</w:t>
+      </w:r>
+      <w:r>
+        <w:rPr>
+          <w:rFonts w:ascii="Times New Roman" w:hAnsi="Times New Roman" w:eastAsia="Times New Roman" w:cs="Times New Roman"/>
+          <w:color w:val="000000"/>
+          <w:sz w:val="24"/>
+        </w:rPr>
+        <w:t xml:space="preserve"> </w:t>
+      </w:r>
+      <w:r>
+        <w:rPr>
+          <w:bCs/>
+          <w:rFonts w:ascii="Times New Roman" w:hAnsi="Times New Roman" w:eastAsia="Times New Roman" w:cs="Times New Roman"/>
+          <w:b/>
+          <w:color w:val="000000"/>
+          <w:sz w:val="24"/>
+        </w:rPr>
+        <w:t xml:space="preserve">//</w:t>
+      </w:r>
+    </w:p>
+    <w:p>
+      <w:pPr>
+        <w:pStyle w:val="BodyText"/>
+        <w:spacing w:line="276" w:lineRule="auto" w:before="0" w:after="120"/>
+      </w:pPr>
+      <w:r>
+        <w:rPr>
+          <w:iCs/>
+          <w:rFonts w:ascii="Times New Roman" w:hAnsi="Times New Roman" w:eastAsia="Times New Roman" w:cs="Times New Roman"/>
+          <w:i/>
+          <w:color w:val="000000"/>
+          <w:sz w:val="24"/>
+        </w:rPr>
+        <w:t xml:space="preserve">(Slow, soft, as if talking to him)</w:t>
+      </w:r>
+      <w:r>
+        <w:rPr>
+          <w:rFonts w:ascii="Times New Roman" w:hAnsi="Times New Roman" w:eastAsia="Times New Roman" w:cs="Times New Roman"/>
+          <w:color w:val="000000"/>
+          <w:sz w:val="24"/>
+        </w:rPr>
+        <w:t xml:space="preserve"> </w:t>
+      </w:r>
+      <w:r>
+        <w:rPr>
+          <w:rFonts w:ascii="Times New Roman" w:hAnsi="Times New Roman" w:eastAsia="Times New Roman" w:cs="Times New Roman"/>
+          <w:color w:val="000000"/>
+          <w:sz w:val="24"/>
+        </w:rPr>
+        <w:t xml:space="preserve">So, Dad,</w:t>
+      </w:r>
+      <w:r>
+        <w:rPr>
+          <w:rFonts w:ascii="Times New Roman" w:hAnsi="Times New Roman" w:eastAsia="Times New Roman" w:cs="Times New Roman"/>
+          <w:color w:val="000000"/>
+          <w:sz w:val="24"/>
+        </w:rPr>
+        <w:t xml:space="preserve"> </w:t>
+      </w:r>
+      <w:r>
+        <w:rPr>
+          <w:bCs/>
+          <w:rFonts w:ascii="Times New Roman" w:hAnsi="Times New Roman" w:eastAsia="Times New Roman" w:cs="Times New Roman"/>
+          <w:b/>
+          <w:color w:val="000000"/>
+          <w:sz w:val="24"/>
+        </w:rPr>
+        <w:t xml:space="preserve">/</w:t>
+      </w:r>
+      <w:r>
+        <w:rPr>
+          <w:rFonts w:ascii="Times New Roman" w:hAnsi="Times New Roman" w:eastAsia="Times New Roman" w:cs="Times New Roman"/>
+          <w:color w:val="000000"/>
+          <w:sz w:val="24"/>
+        </w:rPr>
+        <w:t xml:space="preserve"> </w:t>
+      </w:r>
+      <w:r>
+        <w:rPr>
+          <w:rFonts w:ascii="Times New Roman" w:hAnsi="Times New Roman" w:eastAsia="Times New Roman" w:cs="Times New Roman"/>
+          <w:color w:val="000000"/>
+          <w:sz w:val="24"/>
+        </w:rPr>
+        <w:t xml:space="preserve">thank you.</w:t>
+      </w:r>
+      <w:r>
+        <w:rPr>
+          <w:rFonts w:ascii="Times New Roman" w:hAnsi="Times New Roman" w:eastAsia="Times New Roman" w:cs="Times New Roman"/>
+          <w:color w:val="000000"/>
+          <w:sz w:val="24"/>
+        </w:rPr>
+        <w:t xml:space="preserve"> </w:t>
+      </w:r>
+      <w:r>
+        <w:rPr>
+          <w:bCs/>
+          <w:rFonts w:ascii="Times New Roman" w:hAnsi="Times New Roman" w:eastAsia="Times New Roman" w:cs="Times New Roman"/>
+          <w:b/>
+          <w:color w:val="000000"/>
+          <w:sz w:val="24"/>
+        </w:rPr>
+        <w:t xml:space="preserve">/</w:t>
+      </w:r>
+      <w:r>
+        <w:rPr>
+          <w:rFonts w:ascii="Times New Roman" w:hAnsi="Times New Roman" w:eastAsia="Times New Roman" w:cs="Times New Roman"/>
+          <w:color w:val="000000"/>
+          <w:sz w:val="24"/>
+        </w:rPr>
+        <w:t xml:space="preserve"> </w:t>
+      </w:r>
+      <w:r>
+        <w:rPr>
+          <w:rFonts w:ascii="Times New Roman" w:hAnsi="Times New Roman" w:eastAsia="Times New Roman" w:cs="Times New Roman"/>
+          <w:color w:val="000000"/>
+          <w:sz w:val="24"/>
+        </w:rPr>
+        <w:t xml:space="preserve">Thank you for</w:t>
+      </w:r>
+      <w:r>
+        <w:rPr>
+          <w:rFonts w:ascii="Times New Roman" w:hAnsi="Times New Roman" w:eastAsia="Times New Roman" w:cs="Times New Roman"/>
+          <w:color w:val="000000"/>
+          <w:sz w:val="24"/>
+        </w:rPr>
+        <w:t xml:space="preserve"> </w:t>
+      </w:r>
+      <w:r>
+        <w:rPr>
+          <w:bCs/>
+          <w:rFonts w:ascii="Times New Roman" w:hAnsi="Times New Roman" w:eastAsia="Times New Roman" w:cs="Times New Roman"/>
+          <w:b/>
+          <w:color w:val="000000"/>
+          <w:sz w:val="24"/>
+        </w:rPr>
+        <w:t xml:space="preserve">breaking</w:t>
+      </w:r>
+      <w:r>
+        <w:rPr>
+          <w:rFonts w:ascii="Times New Roman" w:hAnsi="Times New Roman" w:eastAsia="Times New Roman" w:cs="Times New Roman"/>
+          <w:color w:val="000000"/>
+          <w:sz w:val="24"/>
+        </w:rPr>
+        <w:t xml:space="preserve"> </w:t>
+      </w:r>
+      <w:r>
+        <w:rPr>
+          <w:rFonts w:ascii="Times New Roman" w:hAnsi="Times New Roman" w:eastAsia="Times New Roman" w:cs="Times New Roman"/>
+          <w:color w:val="000000"/>
+          <w:sz w:val="24"/>
+        </w:rPr>
+        <w:t xml:space="preserve">the cycle.</w:t>
+      </w:r>
+      <w:r>
+        <w:rPr>
+          <w:rFonts w:ascii="Times New Roman" w:hAnsi="Times New Roman" w:eastAsia="Times New Roman" w:cs="Times New Roman"/>
+          <w:color w:val="000000"/>
+          <w:sz w:val="24"/>
+        </w:rPr>
+        <w:t xml:space="preserve"> </w:t>
+      </w:r>
+      <w:r>
+        <w:rPr>
+          <w:bCs/>
+          <w:rFonts w:ascii="Times New Roman" w:hAnsi="Times New Roman" w:eastAsia="Times New Roman" w:cs="Times New Roman"/>
+          <w:b/>
+          <w:color w:val="000000"/>
+          <w:sz w:val="24"/>
+        </w:rPr>
+        <w:t xml:space="preserve">/</w:t>
+      </w:r>
+      <w:r>
+        <w:rPr>
+          <w:rFonts w:ascii="Times New Roman" w:hAnsi="Times New Roman" w:eastAsia="Times New Roman" w:cs="Times New Roman"/>
+          <w:color w:val="000000"/>
+          <w:sz w:val="24"/>
+        </w:rPr>
+        <w:t xml:space="preserve"> </w:t>
+      </w:r>
+      <w:r>
+        <w:rPr>
+          <w:rFonts w:ascii="Times New Roman" w:hAnsi="Times New Roman" w:eastAsia="Times New Roman" w:cs="Times New Roman"/>
+          <w:color w:val="000000"/>
+          <w:sz w:val="24"/>
+        </w:rPr>
+        <w:t xml:space="preserve">Thank you for giving me the childhood</w:t>
+      </w:r>
+      <w:r>
+        <w:rPr>
+          <w:rFonts w:ascii="Times New Roman" w:hAnsi="Times New Roman" w:eastAsia="Times New Roman" w:cs="Times New Roman"/>
+          <w:color w:val="000000"/>
+          <w:sz w:val="24"/>
+        </w:rPr>
+        <w:t xml:space="preserve"> </w:t>
+      </w:r>
+      <w:r>
+        <w:rPr>
+          <w:bCs/>
+          <w:rFonts w:ascii="Times New Roman" w:hAnsi="Times New Roman" w:eastAsia="Times New Roman" w:cs="Times New Roman"/>
+          <w:b/>
+          <w:color w:val="000000"/>
+          <w:sz w:val="24"/>
+        </w:rPr>
+        <w:t xml:space="preserve">you</w:t>
+      </w:r>
+      <w:r>
+        <w:rPr>
+          <w:rFonts w:ascii="Times New Roman" w:hAnsi="Times New Roman" w:eastAsia="Times New Roman" w:cs="Times New Roman"/>
+          <w:color w:val="000000"/>
+          <w:sz w:val="24"/>
+        </w:rPr>
+        <w:t xml:space="preserve"> </w:t>
+      </w:r>
+      <w:r>
+        <w:rPr>
+          <w:rFonts w:ascii="Times New Roman" w:hAnsi="Times New Roman" w:eastAsia="Times New Roman" w:cs="Times New Roman"/>
+          <w:color w:val="000000"/>
+          <w:sz w:val="24"/>
+        </w:rPr>
+        <w:t xml:space="preserve">never had.</w:t>
+      </w:r>
+      <w:r>
+        <w:rPr>
+          <w:rFonts w:ascii="Times New Roman" w:hAnsi="Times New Roman" w:eastAsia="Times New Roman" w:cs="Times New Roman"/>
+          <w:color w:val="000000"/>
+          <w:sz w:val="24"/>
+        </w:rPr>
+        <w:t xml:space="preserve"> </w:t>
+      </w:r>
+      <w:r>
+        <w:rPr>
+          <w:bCs/>
+          <w:rFonts w:ascii="Times New Roman" w:hAnsi="Times New Roman" w:eastAsia="Times New Roman" w:cs="Times New Roman"/>
+          <w:b/>
+          <w:color w:val="000000"/>
+          <w:sz w:val="24"/>
+        </w:rPr>
+        <w:t xml:space="preserve">//</w:t>
+      </w:r>
+      <w:r>
+        <w:rPr>
+          <w:rFonts w:ascii="Times New Roman" w:hAnsi="Times New Roman" w:eastAsia="Times New Roman" w:cs="Times New Roman"/>
+          <w:color w:val="000000"/>
+          <w:sz w:val="24"/>
+        </w:rPr>
+        <w:t xml:space="preserve"> </w:t>
+      </w:r>
+      <w:r>
+        <w:rPr>
+          <w:rFonts w:ascii="Times New Roman" w:hAnsi="Times New Roman" w:eastAsia="Times New Roman" w:cs="Times New Roman"/>
+          <w:color w:val="000000"/>
+          <w:sz w:val="24"/>
+        </w:rPr>
+        <w:t xml:space="preserve">You may be a humble man,</w:t>
+      </w:r>
+      <w:r>
+        <w:rPr>
+          <w:rFonts w:ascii="Times New Roman" w:hAnsi="Times New Roman" w:eastAsia="Times New Roman" w:cs="Times New Roman"/>
+          <w:color w:val="000000"/>
+          <w:sz w:val="24"/>
+        </w:rPr>
+        <w:t xml:space="preserve"> </w:t>
+      </w:r>
+      <w:r>
+        <w:rPr>
+          <w:bCs/>
+          <w:rFonts w:ascii="Times New Roman" w:hAnsi="Times New Roman" w:eastAsia="Times New Roman" w:cs="Times New Roman"/>
+          <w:b/>
+          <w:color w:val="000000"/>
+          <w:sz w:val="24"/>
+        </w:rPr>
+        <w:t xml:space="preserve">/</w:t>
+      </w:r>
+      <w:r>
+        <w:rPr>
+          <w:rFonts w:ascii="Times New Roman" w:hAnsi="Times New Roman" w:eastAsia="Times New Roman" w:cs="Times New Roman"/>
+          <w:color w:val="000000"/>
+          <w:sz w:val="24"/>
+        </w:rPr>
+        <w:t xml:space="preserve"> </w:t>
+      </w:r>
+      <w:r>
+        <w:rPr>
+          <w:rFonts w:ascii="Times New Roman" w:hAnsi="Times New Roman" w:eastAsia="Times New Roman" w:cs="Times New Roman"/>
+          <w:color w:val="000000"/>
+          <w:sz w:val="24"/>
+        </w:rPr>
+        <w:t xml:space="preserve">but to me,</w:t>
+      </w:r>
+      <w:r>
+        <w:rPr>
+          <w:rFonts w:ascii="Times New Roman" w:hAnsi="Times New Roman" w:eastAsia="Times New Roman" w:cs="Times New Roman"/>
+          <w:color w:val="000000"/>
+          <w:sz w:val="24"/>
+        </w:rPr>
+        <w:t xml:space="preserve"> </w:t>
+      </w:r>
+      <w:r>
+        <w:rPr>
+          <w:bCs/>
+          <w:rFonts w:ascii="Times New Roman" w:hAnsi="Times New Roman" w:eastAsia="Times New Roman" w:cs="Times New Roman"/>
+          <w:b/>
+          <w:color w:val="000000"/>
+          <w:sz w:val="24"/>
+        </w:rPr>
+        <w:t xml:space="preserve">/</w:t>
+      </w:r>
+      <w:r>
+        <w:rPr>
+          <w:rFonts w:ascii="Times New Roman" w:hAnsi="Times New Roman" w:eastAsia="Times New Roman" w:cs="Times New Roman"/>
+          <w:color w:val="000000"/>
+          <w:sz w:val="24"/>
+        </w:rPr>
+        <w:t xml:space="preserve"> </w:t>
+      </w:r>
+      <w:r>
+        <w:rPr>
+          <w:rFonts w:ascii="Times New Roman" w:hAnsi="Times New Roman" w:eastAsia="Times New Roman" w:cs="Times New Roman"/>
+          <w:color w:val="000000"/>
+          <w:sz w:val="24"/>
+        </w:rPr>
+        <w:t xml:space="preserve">you are the</w:t>
+      </w:r>
+      <w:r>
+        <w:rPr>
+          <w:rFonts w:ascii="Times New Roman" w:hAnsi="Times New Roman" w:eastAsia="Times New Roman" w:cs="Times New Roman"/>
+          <w:color w:val="000000"/>
+          <w:sz w:val="24"/>
+        </w:rPr>
+        <w:t xml:space="preserve"> </w:t>
+      </w:r>
+      <w:r>
+        <w:rPr>
+          <w:bCs/>
+          <w:rFonts w:ascii="Times New Roman" w:hAnsi="Times New Roman" w:eastAsia="Times New Roman" w:cs="Times New Roman"/>
+          <w:b/>
+          <w:color w:val="000000"/>
+          <w:sz w:val="24"/>
+        </w:rPr>
+        <w:t xml:space="preserve">strongest</w:t>
+      </w:r>
+      <w:r>
+        <w:rPr>
+          <w:rFonts w:ascii="Times New Roman" w:hAnsi="Times New Roman" w:eastAsia="Times New Roman" w:cs="Times New Roman"/>
+          <w:color w:val="000000"/>
+          <w:sz w:val="24"/>
+        </w:rPr>
+        <w:t xml:space="preserve"> </w:t>
+      </w:r>
+      <w:r>
+        <w:rPr>
+          <w:rFonts w:ascii="Times New Roman" w:hAnsi="Times New Roman" w:eastAsia="Times New Roman" w:cs="Times New Roman"/>
+          <w:color w:val="000000"/>
+          <w:sz w:val="24"/>
+        </w:rPr>
+        <w:t xml:space="preserve">person I know.</w:t>
+      </w:r>
+      <w:r>
+        <w:rPr>
+          <w:rFonts w:ascii="Times New Roman" w:hAnsi="Times New Roman" w:eastAsia="Times New Roman" w:cs="Times New Roman"/>
+          <w:color w:val="000000"/>
+          <w:sz w:val="24"/>
+        </w:rPr>
+        <w:t xml:space="preserve"> </w:t>
+      </w:r>
+      <w:r>
+        <w:rPr>
+          <w:bCs/>
+          <w:rFonts w:ascii="Times New Roman" w:hAnsi="Times New Roman" w:eastAsia="Times New Roman" w:cs="Times New Roman"/>
+          <w:b/>
+          <w:color w:val="000000"/>
+          <w:sz w:val="24"/>
+        </w:rPr>
+        <w:t xml:space="preserve">//</w:t>
+      </w:r>
+    </w:p>
+    <w:p>
+      <w:pPr>
+        <w:pStyle w:val="BodyText"/>
+        <w:spacing w:line="276" w:lineRule="auto" w:before="0" w:after="120"/>
+      </w:pPr>
+      <w:r>
+        <w:rPr>
+          <w:iCs/>
+          <w:rFonts w:ascii="Times New Roman" w:hAnsi="Times New Roman" w:eastAsia="Times New Roman" w:cs="Times New Roman"/>
+          <w:i/>
+          <w:color w:val="000000"/>
+          <w:sz w:val="24"/>
+        </w:rPr>
+        <w:t xml:space="preserve">(Smile, hold eye contact 2 seconds)</w:t>
+      </w:r>
+      <w:r>
+        <w:rPr>
+          <w:rFonts w:ascii="Times New Roman" w:hAnsi="Times New Roman" w:eastAsia="Times New Roman" w:cs="Times New Roman"/>
+          <w:color w:val="000000"/>
+          <w:sz w:val="24"/>
+        </w:rPr>
+        <w:t xml:space="preserve"> </w:t>
+      </w:r>
+      <w:r>
+        <w:rPr>
+          <w:rFonts w:ascii="Times New Roman" w:hAnsi="Times New Roman" w:eastAsia="Times New Roman" w:cs="Times New Roman"/>
+          <w:color w:val="000000"/>
+          <w:sz w:val="24"/>
+        </w:rPr>
+        <w:t xml:space="preserve">Thank you.</w:t>
+      </w:r>
+    </w:p>
+    <w:p>
+      <w:pPr>
+        <w:spacing w:line="276" w:lineRule="auto" w:before="0" w:after="120"/>
+      </w:pPr>
+      <w:r>
+        <w:rPr>
+          <w:rFonts w:ascii="Times New Roman" w:hAnsi="Times New Roman" w:eastAsia="Times New Roman" w:cs="Times New Roman"/>
+          <w:color w:val="000000"/>
+          <w:sz w:val="24"/>
+        </w:rPr>
+        <w:pict>
+          <v:rect style="width:0;height:1.5pt" o:hralign="center" o:hrstd="t" o:hr="t"/>
+        </w:pict>
+      </w:r>
+    </w:p>
+    <w:bookmarkEnd w:id="21"/>
+    <w:bookmarkEnd w:id="22"/>
+    <w:bookmarkStart w:id="23" w:name="guía-rápida-en-español"/>
     <w:p>
       <w:pPr>
         <w:pStyle w:val="Heading1"/>
@@ -187,471 +3528,7 @@
           <w:color w:val="000000"/>
           <w:sz w:val="24"/>
         </w:rPr>
-        <w:t xml:space="preserve">Delivery Guide (in Spanish, for you)</w:t>
-      </w:r>
-    </w:p>
-    <w:bookmarkStart w:id="21" w:name="marcas-para-practicar"/>
-    <w:p>
-      <w:pPr>
-        <w:pStyle w:val="Heading2"/>
-        <w:spacing w:line="276" w:lineRule="auto" w:before="0" w:after="120"/>
-      </w:pPr>
-      <w:r>
-        <w:rPr>
-          <w:rFonts w:ascii="Times New Roman" w:hAnsi="Times New Roman" w:eastAsia="Times New Roman" w:cs="Times New Roman"/>
-          <w:b/>
-          <w:color w:val="000000"/>
-          <w:sz w:val="24"/>
-        </w:rPr>
-        <w:t xml:space="preserve">Marcas para practicar</w:t>
-      </w:r>
-    </w:p>
-    <w:tbl>
-      <w:tblPr>
-        <w:tblStyle w:val="Table"/>
-        <w:tblW w:type="pct" w:w="5000"/>
-        <w:tblLook w:firstRow="1" w:lastRow="0" w:firstColumn="0" w:lastColumn="0" w:noHBand="0" w:noVBand="0" w:val="0020"/>
-        <w:jc w:val="start"/>
-      </w:tblPr>
-      <w:tblGrid>
-        <w:gridCol w:w="3960"/>
-        <w:gridCol w:w="3960"/>
-      </w:tblGrid>
-      <w:tr>
-        <w:trPr>
-          <w:tblHeader w:val="true"/>
-        </w:trPr>
-        <w:tc>
-          <w:tcPr/>
-          <w:p>
-            <w:pPr>
-              <w:pStyle w:val="Compact"/>
-              <w:jc w:val="left"/>
-            </w:pPr>
-            <w:r>
-              <w:t xml:space="preserve">Momento</w:t>
-            </w:r>
-          </w:p>
-        </w:tc>
-        <w:tc>
-          <w:tcPr/>
-          <w:p>
-            <w:pPr>
-              <w:pStyle w:val="Compact"/>
-              <w:jc w:val="left"/>
-            </w:pPr>
-            <w:r>
-              <w:t xml:space="preserve">Qué hacer</w:t>
-            </w:r>
-          </w:p>
-        </w:tc>
-      </w:tr>
-      <w:tr>
-        <w:tc>
-          <w:tcPr/>
-          <w:p>
-            <w:pPr>
-              <w:pStyle w:val="Compact"/>
-              <w:jc w:val="left"/>
-            </w:pPr>
-            <w:r>
-              <w:t xml:space="preserve">“</w:t>
-            </w:r>
-            <w:r>
-              <w:t xml:space="preserve">Good morning, everyone.</w:t>
-            </w:r>
-            <w:r>
-              <w:t xml:space="preserve">”</w:t>
-            </w:r>
-          </w:p>
-        </w:tc>
-        <w:tc>
-          <w:tcPr/>
-          <w:p>
-            <w:pPr>
-              <w:pStyle w:val="Compact"/>
-              <w:jc w:val="left"/>
-            </w:pPr>
-            <w:r>
-              <w:t xml:space="preserve">Sonríe y mira directo a la cámara. Haz una pausa de 1 segundo antes de seguir.</w:t>
-            </w:r>
-          </w:p>
-        </w:tc>
-      </w:tr>
-      <w:tr>
-        <w:tc>
-          <w:tcPr/>
-          <w:p>
-            <w:pPr>
-              <w:pStyle w:val="Compact"/>
-              <w:jc w:val="left"/>
-            </w:pPr>
-            <w:r>
-              <w:t xml:space="preserve">“</w:t>
-            </w:r>
-            <w:r>
-              <w:t xml:space="preserve">…with a painted smile and a bag full of surprises.</w:t>
-            </w:r>
-            <w:r>
-              <w:t xml:space="preserve">”</w:t>
-            </w:r>
-          </w:p>
-        </w:tc>
-        <w:tc>
-          <w:tcPr/>
-          <w:p>
-            <w:pPr>
-              <w:pStyle w:val="Compact"/>
-              <w:jc w:val="left"/>
-            </w:pPr>
-            <w:r>
-              <w:t xml:space="preserve">Di esta frase con tono juguetón. Es el gancho del inicio.</w:t>
-            </w:r>
-          </w:p>
-        </w:tc>
-      </w:tr>
-      <w:tr>
-        <w:tc>
-          <w:tcPr/>
-          <w:p>
-            <w:pPr>
-              <w:pStyle w:val="Compact"/>
-              <w:jc w:val="left"/>
-            </w:pPr>
-            <w:r>
-              <w:t xml:space="preserve">“</w:t>
-            </w:r>
-            <w:r>
-              <w:t xml:space="preserve">my father, [his name].</w:t>
-            </w:r>
-            <w:r>
-              <w:t xml:space="preserve">”</w:t>
-            </w:r>
-          </w:p>
-        </w:tc>
-        <w:tc>
-          <w:tcPr/>
-          <w:p>
-            <w:pPr>
-              <w:pStyle w:val="Compact"/>
-              <w:jc w:val="left"/>
-            </w:pPr>
-            <w:r>
-              <w:rPr>
-                <w:bCs/>
-                <w:b/>
-              </w:rPr>
-              <w:t xml:space="preserve">Pausa de 2 segundos.</w:t>
-            </w:r>
-            <w:r>
-              <w:t xml:space="preserve"> </w:t>
-            </w:r>
-            <w:r>
-              <w:t xml:space="preserve">Baja un poco la voz: es el momento emotivo.</w:t>
-            </w:r>
-          </w:p>
-        </w:tc>
-      </w:tr>
-      <w:tr>
-        <w:tc>
-          <w:tcPr/>
-          <w:p>
-            <w:pPr>
-              <w:pStyle w:val="Compact"/>
-              <w:jc w:val="left"/>
-            </w:pPr>
-            <w:r>
-              <w:t xml:space="preserve">“</w:t>
-            </w:r>
-            <w:r>
-              <w:t xml:space="preserve">a clown, a businessman, and my first teacher.</w:t>
-            </w:r>
-            <w:r>
-              <w:t xml:space="preserve">”</w:t>
-            </w:r>
-          </w:p>
-        </w:tc>
-        <w:tc>
-          <w:tcPr/>
-          <w:p>
-            <w:pPr>
-              <w:pStyle w:val="Compact"/>
-              <w:jc w:val="left"/>
-            </w:pPr>
-            <w:r>
-              <w:t xml:space="preserve">Cuenta con los dedos: 1, 2, 3.</w:t>
-            </w:r>
-          </w:p>
-        </w:tc>
-      </w:tr>
-      <w:tr>
-        <w:tc>
-          <w:tcPr/>
-          <w:p>
-            <w:pPr>
-              <w:pStyle w:val="Compact"/>
-              <w:jc w:val="left"/>
-            </w:pPr>
-            <w:r>
-              <w:t xml:space="preserve">“</w:t>
-            </w:r>
-            <w:r>
-              <w:t xml:space="preserve">Some crowds laugh at everything. Others just stare at you.</w:t>
-            </w:r>
-            <w:r>
-              <w:t xml:space="preserve">”</w:t>
-            </w:r>
-          </w:p>
-        </w:tc>
-        <w:tc>
-          <w:tcPr/>
-          <w:p>
-            <w:pPr>
-              <w:pStyle w:val="Compact"/>
-              <w:jc w:val="left"/>
-            </w:pPr>
-            <w:r>
-              <w:t xml:space="preserve">Tono divertido. Puedes poner cara seria en</w:t>
-            </w:r>
-            <w:r>
-              <w:t xml:space="preserve"> </w:t>
-            </w:r>
-            <w:r>
-              <w:t xml:space="preserve">“</w:t>
-            </w:r>
-            <w:r>
-              <w:t xml:space="preserve">stare</w:t>
-            </w:r>
-            <w:r>
-              <w:t xml:space="preserve">”</w:t>
-            </w:r>
-            <w:r>
-              <w:t xml:space="preserve">.</w:t>
-            </w:r>
-          </w:p>
-        </w:tc>
-      </w:tr>
-      <w:tr>
-        <w:tc>
-          <w:tcPr/>
-          <w:p>
-            <w:pPr>
-              <w:pStyle w:val="Compact"/>
-              <w:jc w:val="left"/>
-            </w:pPr>
-            <w:r>
-              <w:t xml:space="preserve">“</w:t>
-            </w:r>
-            <w:r>
-              <w:t xml:space="preserve">changes the joke, changes the music, changes the energy</w:t>
-            </w:r>
-            <w:r>
-              <w:t xml:space="preserve">”</w:t>
-            </w:r>
-          </w:p>
-        </w:tc>
-        <w:tc>
-          <w:tcPr/>
-          <w:p>
-            <w:pPr>
-              <w:pStyle w:val="Compact"/>
-              <w:jc w:val="left"/>
-            </w:pPr>
-            <w:r>
-              <w:t xml:space="preserve">Sube un poco la energía en cada repetición y mueve la mano hacia adelante.</w:t>
-            </w:r>
-          </w:p>
-        </w:tc>
-      </w:tr>
-      <w:tr>
-        <w:tc>
-          <w:tcPr/>
-          <w:p>
-            <w:pPr>
-              <w:pStyle w:val="Compact"/>
-              <w:jc w:val="left"/>
-            </w:pPr>
-            <w:r>
-              <w:t xml:space="preserve">“</w:t>
-            </w:r>
-            <w:r>
-              <w:t xml:space="preserve">the biggest gift my dad gave me was his trust.</w:t>
-            </w:r>
-            <w:r>
-              <w:t xml:space="preserve">”</w:t>
-            </w:r>
-          </w:p>
-        </w:tc>
-        <w:tc>
-          <w:tcPr/>
-          <w:p>
-            <w:pPr>
-              <w:pStyle w:val="Compact"/>
-              <w:jc w:val="left"/>
-            </w:pPr>
-            <w:r>
-              <w:rPr>
-                <w:bCs/>
-                <w:b/>
-              </w:rPr>
-              <w:t xml:space="preserve">Pausa antes de</w:t>
-            </w:r>
-            <w:r>
-              <w:rPr>
-                <w:bCs/>
-                <w:b/>
-              </w:rPr>
-              <w:t xml:space="preserve"> </w:t>
-            </w:r>
-            <w:r>
-              <w:rPr>
-                <w:bCs/>
-                <w:b/>
-              </w:rPr>
-              <w:t xml:space="preserve">“</w:t>
-            </w:r>
-            <w:r>
-              <w:rPr>
-                <w:bCs/>
-                <w:b/>
-              </w:rPr>
-              <w:t xml:space="preserve">his trust</w:t>
-            </w:r>
-            <w:r>
-              <w:rPr>
-                <w:bCs/>
-                <w:b/>
-              </w:rPr>
-              <w:t xml:space="preserve">”</w:t>
-            </w:r>
-            <w:r>
-              <w:rPr>
-                <w:bCs/>
-                <w:b/>
-              </w:rPr>
-              <w:t xml:space="preserve">.</w:t>
-            </w:r>
-            <w:r>
-              <w:t xml:space="preserve"> </w:t>
-            </w:r>
-            <w:r>
-              <w:t xml:space="preserve">Habla más lento.</w:t>
-            </w:r>
-          </w:p>
-        </w:tc>
-      </w:tr>
-      <w:tr>
-        <w:tc>
-          <w:tcPr/>
-          <w:p>
-            <w:pPr>
-              <w:pStyle w:val="Compact"/>
-              <w:jc w:val="left"/>
-            </w:pPr>
-            <w:r>
-              <w:t xml:space="preserve">“</w:t>
-            </w:r>
-            <w:r>
-              <w:t xml:space="preserve">and him too.</w:t>
-            </w:r>
-            <w:r>
-              <w:t xml:space="preserve">”</w:t>
-            </w:r>
-          </w:p>
-        </w:tc>
-        <w:tc>
-          <w:tcPr/>
-          <w:p>
-            <w:pPr>
-              <w:pStyle w:val="Compact"/>
-              <w:jc w:val="left"/>
-            </w:pPr>
-            <w:r>
-              <w:t xml:space="preserve">Sonríe. Es un momento ligero.</w:t>
-            </w:r>
-          </w:p>
-        </w:tc>
-      </w:tr>
-      <w:tr>
-        <w:tc>
-          <w:tcPr/>
-          <w:p>
-            <w:pPr>
-              <w:pStyle w:val="Compact"/>
-              <w:jc w:val="left"/>
-            </w:pPr>
-            <w:r>
-              <w:t xml:space="preserve">“</w:t>
-            </w:r>
-            <w:r>
-              <w:t xml:space="preserve">So, to my dad:</w:t>
-            </w:r>
-            <w:r>
-              <w:t xml:space="preserve">”</w:t>
-            </w:r>
-          </w:p>
-        </w:tc>
-        <w:tc>
-          <w:tcPr/>
-          <w:p>
-            <w:pPr>
-              <w:pStyle w:val="Compact"/>
-              <w:jc w:val="left"/>
-            </w:pPr>
-            <w:r>
-              <w:t xml:space="preserve">Pausa y mira a la cámara como si le hablaras a él.</w:t>
-            </w:r>
-          </w:p>
-        </w:tc>
-      </w:tr>
-      <w:tr>
-        <w:tc>
-          <w:tcPr/>
-          <w:p>
-            <w:pPr>
-              <w:pStyle w:val="Compact"/>
-              <w:jc w:val="left"/>
-            </w:pPr>
-            <w:r>
-              <w:t xml:space="preserve">“</w:t>
-            </w:r>
-            <w:r>
-              <w:t xml:space="preserve">You are my hero…</w:t>
-            </w:r>
-            <w:r>
-              <w:t xml:space="preserve">”</w:t>
-            </w:r>
-          </w:p>
-        </w:tc>
-        <w:tc>
-          <w:tcPr/>
-          <w:p>
-            <w:pPr>
-              <w:pStyle w:val="Compact"/>
-              <w:jc w:val="left"/>
-            </w:pPr>
-            <w:r>
-              <w:t xml:space="preserve">Voz más suave y lenta. Termina con una sonrisa y quédate quieta 2 segundos antes de cortar.</w:t>
-            </w:r>
-          </w:p>
-        </w:tc>
-      </w:tr>
-    </w:tbl>
-    <w:bookmarkEnd w:id="21"/>
-    <w:bookmarkStart w:id="22" w:name="reglas-de-la-tarea-que-bajan-puntos"/>
-    <w:p>
-      <w:pPr>
-        <w:pStyle w:val="Heading2"/>
-        <w:spacing w:line="276" w:lineRule="auto" w:before="0" w:after="120"/>
-      </w:pPr>
-      <w:r>
-        <w:rPr>
-          <w:rFonts w:ascii="Times New Roman" w:hAnsi="Times New Roman" w:eastAsia="Times New Roman" w:cs="Times New Roman"/>
-          <w:b/>
-          <w:color w:val="000000"/>
-          <w:sz w:val="24"/>
-        </w:rPr>
-        <w:t xml:space="preserve">Reglas de la tarea que bajan puntos</w:t>
+        <w:t xml:space="preserve">Guía rápida (en español)</w:t>
       </w:r>
     </w:p>
     <w:p>
@@ -671,83 +3548,137 @@
           <w:color w:val="000000"/>
           <w:sz w:val="24"/>
         </w:rPr>
-        <w:t xml:space="preserve">No leas.</w:t>
-      </w:r>
-      <w:r>
-        <w:rPr>
-          <w:rFonts w:ascii="Times New Roman" w:hAnsi="Times New Roman" w:eastAsia="Times New Roman" w:cs="Times New Roman"/>
-          <w:color w:val="000000"/>
-          <w:sz w:val="24"/>
-        </w:rPr>
-        <w:t xml:space="preserve"> </w:t>
-      </w:r>
-      <w:r>
-        <w:rPr>
-          <w:rFonts w:ascii="Times New Roman" w:hAnsi="Times New Roman" w:eastAsia="Times New Roman" w:cs="Times New Roman"/>
-          <w:color w:val="000000"/>
-          <w:sz w:val="24"/>
-        </w:rPr>
-        <w:t xml:space="preserve">Te piden estilo manuscrito, pero dicen en mayúsculas que no leas palabra por palabra ni sostengas el papel. Practica</w:t>
-      </w:r>
-      <w:r>
-        <w:rPr>
-          <w:rFonts w:ascii="Times New Roman" w:hAnsi="Times New Roman" w:eastAsia="Times New Roman" w:cs="Times New Roman"/>
-          <w:color w:val="000000"/>
-          <w:sz w:val="24"/>
-        </w:rPr>
-        <w:t xml:space="preserve"> </w:t>
-      </w:r>
-      <w:r>
-        <w:rPr>
-          <w:bCs/>
-          <w:rFonts w:ascii="Times New Roman" w:hAnsi="Times New Roman" w:eastAsia="Times New Roman" w:cs="Times New Roman"/>
-          <w:b/>
-          <w:color w:val="000000"/>
-          <w:sz w:val="24"/>
-        </w:rPr>
-        <w:t xml:space="preserve">5 veces en voz alta</w:t>
-      </w:r>
-      <w:r>
-        <w:rPr>
-          <w:rFonts w:ascii="Times New Roman" w:hAnsi="Times New Roman" w:eastAsia="Times New Roman" w:cs="Times New Roman"/>
-          <w:color w:val="000000"/>
-          <w:sz w:val="24"/>
-        </w:rPr>
-        <w:t xml:space="preserve">. Si necesitas apoyo, pega una hoja con</w:t>
-      </w:r>
-      <w:r>
-        <w:rPr>
-          <w:rFonts w:ascii="Times New Roman" w:hAnsi="Times New Roman" w:eastAsia="Times New Roman" w:cs="Times New Roman"/>
-          <w:color w:val="000000"/>
-          <w:sz w:val="24"/>
-        </w:rPr>
-        <w:t xml:space="preserve"> </w:t>
-      </w:r>
-      <w:r>
-        <w:rPr>
-          <w:bCs/>
-          <w:rFonts w:ascii="Times New Roman" w:hAnsi="Times New Roman" w:eastAsia="Times New Roman" w:cs="Times New Roman"/>
-          <w:b/>
-          <w:color w:val="000000"/>
-          <w:sz w:val="24"/>
-        </w:rPr>
-        <w:t xml:space="preserve">palabras clave</w:t>
-      </w:r>
-      <w:r>
-        <w:rPr>
-          <w:rFonts w:ascii="Times New Roman" w:hAnsi="Times New Roman" w:eastAsia="Times New Roman" w:cs="Times New Roman"/>
-          <w:color w:val="000000"/>
-          <w:sz w:val="24"/>
-        </w:rPr>
-        <w:t xml:space="preserve"> </w:t>
-      </w:r>
-      <w:r>
-        <w:rPr>
-          <w:rFonts w:ascii="Times New Roman" w:hAnsi="Times New Roman" w:eastAsia="Times New Roman" w:cs="Times New Roman"/>
-          <w:color w:val="000000"/>
-          <w:sz w:val="24"/>
-        </w:rPr>
-        <w:t xml:space="preserve">justo debajo de la cámara, no el texto completo.</w:t>
+        <w:t xml:space="preserve">Duración:</w:t>
+      </w:r>
+      <w:r>
+        <w:rPr>
+          <w:rFonts w:ascii="Times New Roman" w:hAnsi="Times New Roman" w:eastAsia="Times New Roman" w:cs="Times New Roman"/>
+          <w:color w:val="000000"/>
+          <w:sz w:val="24"/>
+        </w:rPr>
+        <w:t xml:space="preserve"> </w:t>
+      </w:r>
+      <w:r>
+        <w:rPr>
+          <w:rFonts w:ascii="Times New Roman" w:hAnsi="Times New Roman" w:eastAsia="Times New Roman" w:cs="Times New Roman"/>
+          <w:color w:val="000000"/>
+          <w:sz w:val="24"/>
+        </w:rPr>
+        <w:t xml:space="preserve">unas 350 palabras, que con las pausas dan entre 2:40 y 3:00.</w:t>
+      </w:r>
+      <w:r>
+        <w:rPr>
+          <w:rFonts w:ascii="Times New Roman" w:hAnsi="Times New Roman" w:eastAsia="Times New Roman" w:cs="Times New Roman"/>
+          <w:color w:val="000000"/>
+          <w:sz w:val="24"/>
+        </w:rPr>
+        <w:t xml:space="preserve"> </w:t>
+      </w:r>
+      <w:r>
+        <w:rPr>
+          <w:bCs/>
+          <w:rFonts w:ascii="Times New Roman" w:hAnsi="Times New Roman" w:eastAsia="Times New Roman" w:cs="Times New Roman"/>
+          <w:b/>
+          <w:color w:val="000000"/>
+          <w:sz w:val="24"/>
+        </w:rPr>
+        <w:t xml:space="preserve">Cronométrate.</w:t>
+      </w:r>
+      <w:r>
+        <w:rPr>
+          <w:rFonts w:ascii="Times New Roman" w:hAnsi="Times New Roman" w:eastAsia="Times New Roman" w:cs="Times New Roman"/>
+          <w:color w:val="000000"/>
+          <w:sz w:val="24"/>
+        </w:rPr>
+        <w:t xml:space="preserve"> </w:t>
+      </w:r>
+      <w:r>
+        <w:rPr>
+          <w:rFonts w:ascii="Times New Roman" w:hAnsi="Times New Roman" w:eastAsia="Times New Roman" w:cs="Times New Roman"/>
+          <w:color w:val="000000"/>
+          <w:sz w:val="24"/>
+        </w:rPr>
+        <w:t xml:space="preserve">Si pasas de 3:00, quita primero</w:t>
+      </w:r>
+      <w:r>
+        <w:rPr>
+          <w:rFonts w:ascii="Times New Roman" w:hAnsi="Times New Roman" w:eastAsia="Times New Roman" w:cs="Times New Roman"/>
+          <w:color w:val="000000"/>
+          <w:sz w:val="24"/>
+        </w:rPr>
+        <w:t xml:space="preserve"> </w:t>
+      </w:r>
+      <w:r>
+        <w:rPr>
+          <w:rFonts w:ascii="Times New Roman" w:hAnsi="Times New Roman" w:eastAsia="Times New Roman" w:cs="Times New Roman"/>
+          <w:color w:val="000000"/>
+          <w:sz w:val="24"/>
+        </w:rPr>
+        <w:t xml:space="preserve">“</w:t>
+      </w:r>
+      <w:r>
+        <w:rPr>
+          <w:rFonts w:ascii="Times New Roman" w:hAnsi="Times New Roman" w:eastAsia="Times New Roman" w:cs="Times New Roman"/>
+          <w:color w:val="000000"/>
+          <w:sz w:val="24"/>
+        </w:rPr>
+        <w:t xml:space="preserve">Think about that for a second.</w:t>
+      </w:r>
+      <w:r>
+        <w:rPr>
+          <w:rFonts w:ascii="Times New Roman" w:hAnsi="Times New Roman" w:eastAsia="Times New Roman" w:cs="Times New Roman"/>
+          <w:color w:val="000000"/>
+          <w:sz w:val="24"/>
+        </w:rPr>
+        <w:t xml:space="preserve">”</w:t>
+      </w:r>
+      <w:r>
+        <w:rPr>
+          <w:rFonts w:ascii="Times New Roman" w:hAnsi="Times New Roman" w:eastAsia="Times New Roman" w:cs="Times New Roman"/>
+          <w:color w:val="000000"/>
+          <w:sz w:val="24"/>
+        </w:rPr>
+        <w:t xml:space="preserve"> </w:t>
+      </w:r>
+      <w:r>
+        <w:rPr>
+          <w:rFonts w:ascii="Times New Roman" w:hAnsi="Times New Roman" w:eastAsia="Times New Roman" w:cs="Times New Roman"/>
+          <w:color w:val="000000"/>
+          <w:sz w:val="24"/>
+        </w:rPr>
+        <w:t xml:space="preserve">y después</w:t>
+      </w:r>
+      <w:r>
+        <w:rPr>
+          <w:rFonts w:ascii="Times New Roman" w:hAnsi="Times New Roman" w:eastAsia="Times New Roman" w:cs="Times New Roman"/>
+          <w:color w:val="000000"/>
+          <w:sz w:val="24"/>
+        </w:rPr>
+        <w:t xml:space="preserve"> </w:t>
+      </w:r>
+      <w:r>
+        <w:rPr>
+          <w:rFonts w:ascii="Times New Roman" w:hAnsi="Times New Roman" w:eastAsia="Times New Roman" w:cs="Times New Roman"/>
+          <w:color w:val="000000"/>
+          <w:sz w:val="24"/>
+        </w:rPr>
+        <w:t xml:space="preserve">“</w:t>
+      </w:r>
+      <w:r>
+        <w:rPr>
+          <w:rFonts w:ascii="Times New Roman" w:hAnsi="Times New Roman" w:eastAsia="Times New Roman" w:cs="Times New Roman"/>
+          <w:color w:val="000000"/>
+          <w:sz w:val="24"/>
+        </w:rPr>
+        <w:t xml:space="preserve">He showed up. He worked hard.</w:t>
+      </w:r>
+      <w:r>
+        <w:rPr>
+          <w:rFonts w:ascii="Times New Roman" w:hAnsi="Times New Roman" w:eastAsia="Times New Roman" w:cs="Times New Roman"/>
+          <w:color w:val="000000"/>
+          <w:sz w:val="24"/>
+        </w:rPr>
+        <w:t xml:space="preserve">”</w:t>
       </w:r>
     </w:p>
     <w:p>
@@ -767,23 +3698,23 @@
           <w:color w:val="000000"/>
           <w:sz w:val="24"/>
         </w:rPr>
-        <w:t xml:space="preserve">Sin edición y sin avatares.</w:t>
-      </w:r>
-      <w:r>
-        <w:rPr>
-          <w:rFonts w:ascii="Times New Roman" w:hAnsi="Times New Roman" w:eastAsia="Times New Roman" w:cs="Times New Roman"/>
-          <w:color w:val="000000"/>
-          <w:sz w:val="24"/>
-        </w:rPr>
-        <w:t xml:space="preserve"> </w:t>
-      </w:r>
-      <w:r>
-        <w:rPr>
-          <w:rFonts w:ascii="Times New Roman" w:hAnsi="Times New Roman" w:eastAsia="Times New Roman" w:cs="Times New Roman"/>
-          <w:color w:val="000000"/>
-          <w:sz w:val="24"/>
-        </w:rPr>
-        <w:t xml:space="preserve">Graba de una sola vez. Si te equivocas, empieza de nuevo.</w:t>
+        <w:t xml:space="preserve">No lo leas palabra por palabra.</w:t>
+      </w:r>
+      <w:r>
+        <w:rPr>
+          <w:rFonts w:ascii="Times New Roman" w:hAnsi="Times New Roman" w:eastAsia="Times New Roman" w:cs="Times New Roman"/>
+          <w:color w:val="000000"/>
+          <w:sz w:val="24"/>
+        </w:rPr>
+        <w:t xml:space="preserve"> </w:t>
+      </w:r>
+      <w:r>
+        <w:rPr>
+          <w:rFonts w:ascii="Times New Roman" w:hAnsi="Times New Roman" w:eastAsia="Times New Roman" w:cs="Times New Roman"/>
+          <w:color w:val="000000"/>
+          <w:sz w:val="24"/>
+        </w:rPr>
+        <w:t xml:space="preserve">La tarea lo exige en mayúsculas. Practica la versión limpia 5 veces en voz alta, y la última vez usa solo la versión marcada para las pausas.</w:t>
       </w:r>
     </w:p>
     <w:p>
@@ -803,23 +3734,41 @@
           <w:color w:val="000000"/>
           <w:sz w:val="24"/>
         </w:rPr>
-        <w:t xml:space="preserve">Duración entre 2 y 3 minutos.</w:t>
-      </w:r>
-      <w:r>
-        <w:rPr>
-          <w:rFonts w:ascii="Times New Roman" w:hAnsi="Times New Roman" w:eastAsia="Times New Roman" w:cs="Times New Roman"/>
-          <w:color w:val="000000"/>
-          <w:sz w:val="24"/>
-        </w:rPr>
-        <w:t xml:space="preserve"> </w:t>
-      </w:r>
-      <w:r>
-        <w:rPr>
-          <w:rFonts w:ascii="Times New Roman" w:hAnsi="Times New Roman" w:eastAsia="Times New Roman" w:cs="Times New Roman"/>
-          <w:color w:val="000000"/>
-          <w:sz w:val="24"/>
-        </w:rPr>
-        <w:t xml:space="preserve">Cronométrate al practicar. Si te pasa de 3, quita el párrafo opcional.</w:t>
+        <w:t xml:space="preserve">Si necesitas apoyo</w:t>
+      </w:r>
+      <w:r>
+        <w:rPr>
+          <w:rFonts w:ascii="Times New Roman" w:hAnsi="Times New Roman" w:eastAsia="Times New Roman" w:cs="Times New Roman"/>
+          <w:color w:val="000000"/>
+          <w:sz w:val="24"/>
+        </w:rPr>
+        <w:t xml:space="preserve">, pega debajo de la cámara solo estas palabras clave:</w:t>
+      </w:r>
+      <w:r>
+        <w:rPr>
+          <w:rFonts w:ascii="Times New Roman" w:hAnsi="Times New Roman" w:eastAsia="Times New Roman" w:cs="Times New Roman"/>
+          <w:color w:val="000000"/>
+          <w:sz w:val="24"/>
+        </w:rPr>
+        <w:t xml:space="preserve"> </w:t>
+      </w:r>
+      <w:r>
+        <w:rPr>
+          <w:iCs/>
+          <w:rFonts w:ascii="Times New Roman" w:hAnsi="Times New Roman" w:eastAsia="Times New Roman" w:cs="Times New Roman"/>
+          <w:i/>
+          <w:color w:val="000000"/>
+          <w:sz w:val="24"/>
+        </w:rPr>
+        <w:t xml:space="preserve">heavy chest → humble → lost his dad / mother → working as a child → no father, no mother → little boy hug → chose to be kind → every dollar → start/finish → Dad, thank you</w:t>
+      </w:r>
+      <w:r>
+        <w:rPr>
+          <w:rFonts w:ascii="Times New Roman" w:hAnsi="Times New Roman" w:eastAsia="Times New Roman" w:cs="Times New Roman"/>
+          <w:color w:val="000000"/>
+          <w:sz w:val="24"/>
+        </w:rPr>
+        <w:t xml:space="preserve">.</w:t>
       </w:r>
     </w:p>
     <w:p>
@@ -839,302 +3788,89 @@
           <w:color w:val="000000"/>
           <w:sz w:val="24"/>
         </w:rPr>
-        <w:t xml:space="preserve">YouTube:</w:t>
-      </w:r>
-      <w:r>
-        <w:rPr>
-          <w:bCs/>
-          <w:rFonts w:ascii="Times New Roman" w:hAnsi="Times New Roman" w:eastAsia="Times New Roman" w:cs="Times New Roman"/>
-          <w:b/>
-          <w:color w:val="000000"/>
-          <w:sz w:val="24"/>
-        </w:rPr>
-        <w:t xml:space="preserve"> </w:t>
-      </w:r>
-      <w:r>
-        <w:rPr>
-          <w:bCs/>
-          <w:rFonts w:ascii="Times New Roman" w:hAnsi="Times New Roman" w:eastAsia="Times New Roman" w:cs="Times New Roman"/>
-          <w:b/>
-          <w:color w:val="000000"/>
-          <w:sz w:val="24"/>
-        </w:rPr>
-        <w:t xml:space="preserve">“</w:t>
-      </w:r>
-      <w:r>
-        <w:rPr>
-          <w:bCs/>
-          <w:rFonts w:ascii="Times New Roman" w:hAnsi="Times New Roman" w:eastAsia="Times New Roman" w:cs="Times New Roman"/>
-          <w:b/>
-          <w:color w:val="000000"/>
-          <w:sz w:val="24"/>
-        </w:rPr>
-        <w:t xml:space="preserve">Unlisted</w:t>
-      </w:r>
-      <w:r>
-        <w:rPr>
-          <w:bCs/>
-          <w:rFonts w:ascii="Times New Roman" w:hAnsi="Times New Roman" w:eastAsia="Times New Roman" w:cs="Times New Roman"/>
-          <w:b/>
-          <w:color w:val="000000"/>
-          <w:sz w:val="24"/>
-        </w:rPr>
-        <w:t xml:space="preserve">”</w:t>
-      </w:r>
-      <w:r>
-        <w:rPr>
-          <w:bCs/>
-          <w:rFonts w:ascii="Times New Roman" w:hAnsi="Times New Roman" w:eastAsia="Times New Roman" w:cs="Times New Roman"/>
-          <w:b/>
-          <w:color w:val="000000"/>
-          <w:sz w:val="24"/>
-        </w:rPr>
-        <w:t xml:space="preserve"> </w:t>
-      </w:r>
-      <w:r>
-        <w:rPr>
-          <w:bCs/>
-          <w:rFonts w:ascii="Times New Roman" w:hAnsi="Times New Roman" w:eastAsia="Times New Roman" w:cs="Times New Roman"/>
-          <w:b/>
-          <w:color w:val="000000"/>
-          <w:sz w:val="24"/>
-        </w:rPr>
-        <w:t xml:space="preserve">(No listado), NUNCA</w:t>
-      </w:r>
-      <w:r>
-        <w:rPr>
-          <w:bCs/>
-          <w:rFonts w:ascii="Times New Roman" w:hAnsi="Times New Roman" w:eastAsia="Times New Roman" w:cs="Times New Roman"/>
-          <w:b/>
-          <w:color w:val="000000"/>
-          <w:sz w:val="24"/>
-        </w:rPr>
-        <w:t xml:space="preserve"> </w:t>
-      </w:r>
-      <w:r>
-        <w:rPr>
-          <w:bCs/>
-          <w:rFonts w:ascii="Times New Roman" w:hAnsi="Times New Roman" w:eastAsia="Times New Roman" w:cs="Times New Roman"/>
-          <w:b/>
-          <w:color w:val="000000"/>
-          <w:sz w:val="24"/>
-        </w:rPr>
-        <w:t xml:space="preserve">“</w:t>
-      </w:r>
-      <w:r>
-        <w:rPr>
-          <w:bCs/>
-          <w:rFonts w:ascii="Times New Roman" w:hAnsi="Times New Roman" w:eastAsia="Times New Roman" w:cs="Times New Roman"/>
-          <w:b/>
-          <w:color w:val="000000"/>
-          <w:sz w:val="24"/>
-        </w:rPr>
-        <w:t xml:space="preserve">Private</w:t>
-      </w:r>
-      <w:r>
-        <w:rPr>
-          <w:bCs/>
-          <w:rFonts w:ascii="Times New Roman" w:hAnsi="Times New Roman" w:eastAsia="Times New Roman" w:cs="Times New Roman"/>
-          <w:b/>
-          <w:color w:val="000000"/>
-          <w:sz w:val="24"/>
-        </w:rPr>
-        <w:t xml:space="preserve">”</w:t>
-      </w:r>
-      <w:r>
-        <w:rPr>
-          <w:bCs/>
-          <w:rFonts w:ascii="Times New Roman" w:hAnsi="Times New Roman" w:eastAsia="Times New Roman" w:cs="Times New Roman"/>
-          <w:b/>
-          <w:color w:val="000000"/>
-          <w:sz w:val="24"/>
-        </w:rPr>
-        <w:t xml:space="preserve">.</w:t>
-      </w:r>
-      <w:r>
-        <w:rPr>
-          <w:rFonts w:ascii="Times New Roman" w:hAnsi="Times New Roman" w:eastAsia="Times New Roman" w:cs="Times New Roman"/>
-          <w:color w:val="000000"/>
-          <w:sz w:val="24"/>
-        </w:rPr>
-        <w:t xml:space="preserve"> </w:t>
-      </w:r>
-      <w:r>
-        <w:rPr>
-          <w:rFonts w:ascii="Times New Roman" w:hAnsi="Times New Roman" w:eastAsia="Times New Roman" w:cs="Times New Roman"/>
-          <w:color w:val="000000"/>
-          <w:sz w:val="24"/>
-        </w:rPr>
-        <w:t xml:space="preserve">Un video privado vale cero. También puedes subirlo directo con el botón de Canvas.</w:t>
-      </w:r>
-    </w:p>
-    <w:bookmarkEnd w:id="22"/>
-    <w:bookmarkStart w:id="23" w:name="cómo-grabar"/>
-    <w:p>
-      <w:pPr>
-        <w:pStyle w:val="Heading2"/>
-        <w:spacing w:line="276" w:lineRule="auto" w:before="0" w:after="120"/>
-      </w:pPr>
-      <w:r>
-        <w:rPr>
-          <w:rFonts w:ascii="Times New Roman" w:hAnsi="Times New Roman" w:eastAsia="Times New Roman" w:cs="Times New Roman"/>
-          <w:b/>
-          <w:color w:val="000000"/>
-          <w:sz w:val="24"/>
-        </w:rPr>
-        <w:t xml:space="preserve">Cómo grabar</w:t>
+        <w:t xml:space="preserve">Si te emocionas, está bien.</w:t>
+      </w:r>
+      <w:r>
+        <w:rPr>
+          <w:rFonts w:ascii="Times New Roman" w:hAnsi="Times New Roman" w:eastAsia="Times New Roman" w:cs="Times New Roman"/>
+          <w:color w:val="000000"/>
+          <w:sz w:val="24"/>
+        </w:rPr>
+        <w:t xml:space="preserve"> </w:t>
+      </w:r>
+      <w:r>
+        <w:rPr>
+          <w:rFonts w:ascii="Times New Roman" w:hAnsi="Times New Roman" w:eastAsia="Times New Roman" w:cs="Times New Roman"/>
+          <w:color w:val="000000"/>
+          <w:sz w:val="24"/>
+        </w:rPr>
+        <w:t xml:space="preserve">Respira, haz la pausa y sigue. En un discurso conmemorativo eso suma.</w:t>
       </w:r>
     </w:p>
     <w:p>
       <w:pPr>
         <w:numPr>
           <w:ilvl w:val="0"/>
-          <w:numId w:val="1002"/>
+          <w:numId w:val="1001"/>
         </w:numPr>
         <w:pStyle w:val="Compact"/>
         <w:spacing w:line="276" w:lineRule="auto" w:before="0" w:after="120"/>
       </w:pPr>
       <w:r>
         <w:rPr>
-          <w:rFonts w:ascii="Times New Roman" w:hAnsi="Times New Roman" w:eastAsia="Times New Roman" w:cs="Times New Roman"/>
-          <w:color w:val="000000"/>
-          <w:sz w:val="24"/>
-        </w:rPr>
-        <w:t xml:space="preserve">Celular</w:t>
-      </w:r>
-      <w:r>
-        <w:rPr>
-          <w:rFonts w:ascii="Times New Roman" w:hAnsi="Times New Roman" w:eastAsia="Times New Roman" w:cs="Times New Roman"/>
-          <w:color w:val="000000"/>
-          <w:sz w:val="24"/>
-        </w:rPr>
-        <w:t xml:space="preserve"> </w:t>
-      </w:r>
-      <w:r>
-        <w:rPr>
-          <w:bCs/>
-          <w:rFonts w:ascii="Times New Roman" w:hAnsi="Times New Roman" w:eastAsia="Times New Roman" w:cs="Times New Roman"/>
-          <w:b/>
-          <w:color w:val="000000"/>
-          <w:sz w:val="24"/>
-        </w:rPr>
-        <w:t xml:space="preserve">horizontal</w:t>
-      </w:r>
-      <w:r>
-        <w:rPr>
-          <w:rFonts w:ascii="Times New Roman" w:hAnsi="Times New Roman" w:eastAsia="Times New Roman" w:cs="Times New Roman"/>
-          <w:color w:val="000000"/>
-          <w:sz w:val="24"/>
-        </w:rPr>
-        <w:t xml:space="preserve">, a la</w:t>
-      </w:r>
-      <w:r>
-        <w:rPr>
-          <w:rFonts w:ascii="Times New Roman" w:hAnsi="Times New Roman" w:eastAsia="Times New Roman" w:cs="Times New Roman"/>
-          <w:color w:val="000000"/>
-          <w:sz w:val="24"/>
-        </w:rPr>
-        <w:t xml:space="preserve"> </w:t>
-      </w:r>
-      <w:r>
-        <w:rPr>
-          <w:bCs/>
-          <w:rFonts w:ascii="Times New Roman" w:hAnsi="Times New Roman" w:eastAsia="Times New Roman" w:cs="Times New Roman"/>
-          <w:b/>
-          <w:color w:val="000000"/>
-          <w:sz w:val="24"/>
-        </w:rPr>
-        <w:t xml:space="preserve">altura de tus ojos</w:t>
-      </w:r>
-      <w:r>
-        <w:rPr>
-          <w:rFonts w:ascii="Times New Roman" w:hAnsi="Times New Roman" w:eastAsia="Times New Roman" w:cs="Times New Roman"/>
-          <w:color w:val="000000"/>
-          <w:sz w:val="24"/>
-        </w:rPr>
-        <w:t xml:space="preserve">, a un brazo y medio de distancia, de modo que se te vea de la cintura para arriba (para que se vean los gestos).</w:t>
-      </w:r>
-    </w:p>
-    <w:p>
-      <w:pPr>
-        <w:numPr>
-          <w:ilvl w:val="0"/>
-          <w:numId w:val="1002"/>
-        </w:numPr>
-        <w:pStyle w:val="Compact"/>
-        <w:spacing w:line="276" w:lineRule="auto" w:before="0" w:after="120"/>
-      </w:pPr>
-      <w:r>
-        <w:rPr>
-          <w:rFonts w:ascii="Times New Roman" w:hAnsi="Times New Roman" w:eastAsia="Times New Roman" w:cs="Times New Roman"/>
-          <w:color w:val="000000"/>
-          <w:sz w:val="24"/>
-        </w:rPr>
-        <w:t xml:space="preserve">Luz de frente (una ventana delante de ti, no detrás).</w:t>
-      </w:r>
-    </w:p>
-    <w:p>
-      <w:pPr>
-        <w:numPr>
-          <w:ilvl w:val="0"/>
-          <w:numId w:val="1002"/>
-        </w:numPr>
-        <w:pStyle w:val="Compact"/>
-        <w:spacing w:line="276" w:lineRule="auto" w:before="0" w:after="120"/>
-      </w:pPr>
-      <w:r>
-        <w:rPr>
-          <w:rFonts w:ascii="Times New Roman" w:hAnsi="Times New Roman" w:eastAsia="Times New Roman" w:cs="Times New Roman"/>
-          <w:color w:val="000000"/>
-          <w:sz w:val="24"/>
-        </w:rPr>
-        <w:t xml:space="preserve">Mira al</w:t>
-      </w:r>
-      <w:r>
-        <w:rPr>
-          <w:rFonts w:ascii="Times New Roman" w:hAnsi="Times New Roman" w:eastAsia="Times New Roman" w:cs="Times New Roman"/>
-          <w:color w:val="000000"/>
-          <w:sz w:val="24"/>
-        </w:rPr>
-        <w:t xml:space="preserve"> </w:t>
-      </w:r>
-      <w:r>
-        <w:rPr>
-          <w:bCs/>
-          <w:rFonts w:ascii="Times New Roman" w:hAnsi="Times New Roman" w:eastAsia="Times New Roman" w:cs="Times New Roman"/>
-          <w:b/>
-          <w:color w:val="000000"/>
-          <w:sz w:val="24"/>
-        </w:rPr>
-        <w:t xml:space="preserve">lente</w:t>
-      </w:r>
-      <w:r>
-        <w:rPr>
-          <w:rFonts w:ascii="Times New Roman" w:hAnsi="Times New Roman" w:eastAsia="Times New Roman" w:cs="Times New Roman"/>
-          <w:color w:val="000000"/>
-          <w:sz w:val="24"/>
-        </w:rPr>
-        <w:t xml:space="preserve">, no a la pantalla.</w:t>
-      </w:r>
-    </w:p>
-    <w:p>
-      <w:pPr>
-        <w:spacing w:line="276" w:lineRule="auto" w:before="0" w:after="120"/>
-      </w:pPr>
-      <w:r>
-        <w:rPr>
-          <w:rFonts w:ascii="Times New Roman" w:hAnsi="Times New Roman" w:eastAsia="Times New Roman" w:cs="Times New Roman"/>
-          <w:color w:val="000000"/>
-          <w:sz w:val="24"/>
-        </w:rPr>
-        <w:pict>
-          <v:rect style="width:0;height:1.5pt" o:hralign="center" o:hrstd="t" o:hr="t"/>
-        </w:pict>
+          <w:bCs/>
+          <w:rFonts w:ascii="Times New Roman" w:hAnsi="Times New Roman" w:eastAsia="Times New Roman" w:cs="Times New Roman"/>
+          <w:b/>
+          <w:color w:val="000000"/>
+          <w:sz w:val="24"/>
+        </w:rPr>
+        <w:t xml:space="preserve">Grabación:</w:t>
+      </w:r>
+      <w:r>
+        <w:rPr>
+          <w:rFonts w:ascii="Times New Roman" w:hAnsi="Times New Roman" w:eastAsia="Times New Roman" w:cs="Times New Roman"/>
+          <w:color w:val="000000"/>
+          <w:sz w:val="24"/>
+        </w:rPr>
+        <w:t xml:space="preserve"> </w:t>
+      </w:r>
+      <w:r>
+        <w:rPr>
+          <w:rFonts w:ascii="Times New Roman" w:hAnsi="Times New Roman" w:eastAsia="Times New Roman" w:cs="Times New Roman"/>
+          <w:color w:val="000000"/>
+          <w:sz w:val="24"/>
+        </w:rPr>
+        <w:t xml:space="preserve">de una sola vez y sin editar. Celular horizontal, a la altura de los ojos. Mira el lente. En YouTube ponlo en</w:t>
+      </w:r>
+      <w:r>
+        <w:rPr>
+          <w:rFonts w:ascii="Times New Roman" w:hAnsi="Times New Roman" w:eastAsia="Times New Roman" w:cs="Times New Roman"/>
+          <w:color w:val="000000"/>
+          <w:sz w:val="24"/>
+        </w:rPr>
+        <w:t xml:space="preserve"> </w:t>
+      </w:r>
+      <w:r>
+        <w:rPr>
+          <w:bCs/>
+          <w:rFonts w:ascii="Times New Roman" w:hAnsi="Times New Roman" w:eastAsia="Times New Roman" w:cs="Times New Roman"/>
+          <w:b/>
+          <w:color w:val="000000"/>
+          <w:sz w:val="24"/>
+        </w:rPr>
+        <w:t xml:space="preserve">Unlisted</w:t>
+      </w:r>
+      <w:r>
+        <w:rPr>
+          <w:rFonts w:ascii="Times New Roman" w:hAnsi="Times New Roman" w:eastAsia="Times New Roman" w:cs="Times New Roman"/>
+          <w:color w:val="000000"/>
+          <w:sz w:val="24"/>
+        </w:rPr>
+        <w:t xml:space="preserve">, nunca en Private.</w:t>
       </w:r>
     </w:p>
     <w:bookmarkEnd w:id="23"/>
-    <w:bookmarkEnd w:id="24"/>
-    <w:bookmarkStart w:id="25" w:name="peer-review-template-3-classmates"/>
+    <w:bookmarkStart w:id="24" w:name="peer-review-template-3-classmates"/>
     <w:p>
       <w:pPr>
         <w:pStyle w:val="Heading1"/>
@@ -1148,20 +3884,6 @@
           <w:sz w:val="24"/>
         </w:rPr>
         <w:t xml:space="preserve">Peer Review Template (3 classmates)</w:t>
-      </w:r>
-    </w:p>
-    <w:p>
-      <w:pPr>
-        <w:pStyle w:val="FirstParagraph"/>
-        <w:spacing w:line="276" w:lineRule="auto" w:before="0" w:after="120"/>
-      </w:pPr>
-      <w:r>
-        <w:rPr>
-          <w:rFonts w:ascii="Times New Roman" w:hAnsi="Times New Roman" w:eastAsia="Times New Roman" w:cs="Times New Roman"/>
-          <w:color w:val="000000"/>
-          <w:sz w:val="24"/>
-        </w:rPr>
-        <w:t xml:space="preserve">Copy this and fill it in for each classmate:</w:t>
       </w:r>
     </w:p>
     <w:p>
@@ -1199,7 +3921,7 @@
           <w:color w:val="000000"/>
           <w:sz w:val="24"/>
         </w:rPr>
-        <w:t xml:space="preserve">your eye contact with the camera made it feel like you were talking directly to me</w:t>
+        <w:t xml:space="preserve">your pause before talking about your grandmother was powerful</w:t>
       </w:r>
       <w:r>
         <w:rPr>
@@ -1247,7 +3969,7 @@
           <w:color w:val="000000"/>
           <w:sz w:val="24"/>
         </w:rPr>
-        <w:t xml:space="preserve">your pause before talking about your grandmother was powerful</w:t>
+        <w:t xml:space="preserve">you kept great eye contact with the camera</w:t>
       </w:r>
       <w:r>
         <w:rPr>
@@ -1287,7 +4009,7 @@
           <w:color w:val="000000"/>
           <w:sz w:val="24"/>
         </w:rPr>
-        <w:t xml:space="preserve">slowing down a little in the middle so each example has time to land</w:t>
+        <w:t xml:space="preserve">slowing down a little so each example has time to land</w:t>
       </w:r>
       <w:r>
         <w:rPr>
@@ -1335,7 +4057,7 @@
           <w:color w:val="000000"/>
           <w:sz w:val="24"/>
         </w:rPr>
-        <w:t xml:space="preserve">using your hands more, since they stayed at your sides most of the time</w:t>
+        <w:t xml:space="preserve">using your hands more</w:t>
       </w:r>
       <w:r>
         <w:rPr>
@@ -1402,7 +4124,7 @@
         <w:t xml:space="preserve">]. Overall, your tribute to [person/place] really showed [what you felt].</w:t>
       </w:r>
     </w:p>
-    <w:bookmarkEnd w:id="25"/>
+    <w:bookmarkEnd w:id="24"/>
     <w:sectPr>
       <w:pgMar w:top="1440" w:bottom="1440" w:left="1440" w:right="1440"/>
     </w:sectPr>
@@ -1505,91 +4227,6 @@
     <w:lvl w:ilvl="8">
       <w:numFmt w:val="bullet"/>
       <w:lvlText w:val=" "/>
-      <w:lvlJc w:val="left"/>
-      <w:pPr>
-        <w:ind w:left="6480" w:hanging="480"/>
-      </w:pPr>
-    </w:lvl>
-  </w:abstractNum>
-  <w:abstractNum w:abstractNumId="99411">
-    <w:nsid w:val="A99411"/>
-    <w:multiLevelType w:val="multilevel"/>
-    <w:lvl w:ilvl="0">
-      <w:start w:val="1"/>
-      <w:numFmt w:val="decimal"/>
-      <w:lvlText w:val="%1."/>
-      <w:lvlJc w:val="left"/>
-      <w:pPr>
-        <w:ind w:left="720" w:hanging="480"/>
-      </w:pPr>
-    </w:lvl>
-    <w:lvl w:ilvl="1">
-      <w:start w:val="1"/>
-      <w:numFmt w:val="decimal"/>
-      <w:lvlText w:val="%2."/>
-      <w:lvlJc w:val="left"/>
-      <w:pPr>
-        <w:ind w:left="1440" w:hanging="480"/>
-      </w:pPr>
-    </w:lvl>
-    <w:lvl w:ilvl="2">
-      <w:start w:val="1"/>
-      <w:numFmt w:val="decimal"/>
-      <w:lvlText w:val="%3."/>
-      <w:lvlJc w:val="left"/>
-      <w:pPr>
-        <w:ind w:left="2160" w:hanging="480"/>
-      </w:pPr>
-    </w:lvl>
-    <w:lvl w:ilvl="3">
-      <w:start w:val="1"/>
-      <w:numFmt w:val="decimal"/>
-      <w:lvlText w:val="%4."/>
-      <w:lvlJc w:val="left"/>
-      <w:pPr>
-        <w:ind w:left="2880" w:hanging="480"/>
-      </w:pPr>
-    </w:lvl>
-    <w:lvl w:ilvl="4">
-      <w:start w:val="1"/>
-      <w:numFmt w:val="decimal"/>
-      <w:lvlText w:val="%5."/>
-      <w:lvlJc w:val="left"/>
-      <w:pPr>
-        <w:ind w:left="3600" w:hanging="480"/>
-      </w:pPr>
-    </w:lvl>
-    <w:lvl w:ilvl="5">
-      <w:start w:val="1"/>
-      <w:numFmt w:val="decimal"/>
-      <w:lvlText w:val="%6."/>
-      <w:lvlJc w:val="left"/>
-      <w:pPr>
-        <w:ind w:left="4320" w:hanging="480"/>
-      </w:pPr>
-    </w:lvl>
-    <w:lvl w:ilvl="6">
-      <w:start w:val="1"/>
-      <w:numFmt w:val="decimal"/>
-      <w:lvlText w:val="%7."/>
-      <w:lvlJc w:val="left"/>
-      <w:pPr>
-        <w:ind w:left="5040" w:hanging="480"/>
-      </w:pPr>
-    </w:lvl>
-    <w:lvl w:ilvl="7">
-      <w:start w:val="1"/>
-      <w:numFmt w:val="decimal"/>
-      <w:lvlText w:val="%8."/>
-      <w:lvlJc w:val="left"/>
-      <w:pPr>
-        <w:ind w:left="5760" w:hanging="480"/>
-      </w:pPr>
-    </w:lvl>
-    <w:lvl w:ilvl="8">
-      <w:start w:val="1"/>
-      <w:numFmt w:val="decimal"/>
-      <w:lvlText w:val="%9."/>
       <w:lvlJc w:val="left"/>
       <w:pPr>
         <w:ind w:left="6480" w:hanging="480"/>
@@ -1676,36 +4313,6 @@
     <w:abstractNumId w:val="990"/>
   </w:num>
   <w:num w:numId="1001">
-    <w:abstractNumId w:val="99411"/>
-    <w:lvlOverride w:ilvl="0">
-      <w:startOverride w:val="1"/>
-    </w:lvlOverride>
-    <w:lvlOverride w:ilvl="1">
-      <w:startOverride w:val="1"/>
-    </w:lvlOverride>
-    <w:lvlOverride w:ilvl="2">
-      <w:startOverride w:val="1"/>
-    </w:lvlOverride>
-    <w:lvlOverride w:ilvl="3">
-      <w:startOverride w:val="1"/>
-    </w:lvlOverride>
-    <w:lvlOverride w:ilvl="4">
-      <w:startOverride w:val="1"/>
-    </w:lvlOverride>
-    <w:lvlOverride w:ilvl="5">
-      <w:startOverride w:val="1"/>
-    </w:lvlOverride>
-    <w:lvlOverride w:ilvl="6">
-      <w:startOverride w:val="1"/>
-    </w:lvlOverride>
-    <w:lvlOverride w:ilvl="7">
-      <w:startOverride w:val="1"/>
-    </w:lvlOverride>
-    <w:lvlOverride w:ilvl="8">
-      <w:startOverride w:val="1"/>
-    </w:lvlOverride>
-  </w:num>
-  <w:num w:numId="1002">
     <w:abstractNumId w:val="991"/>
   </w:num>
 </w:numbering>
